--- a/public/documents/dryvea_livrable_projet_avec_captures.docx
+++ b/public/documents/dryvea_livrable_projet_avec_captures.docx
@@ -1,6 +1,6 @@
 
 <file path=word/document.xml><?xml version="1.0" encoding="utf-8"?>
-<w:document xmlns:o="urn:schemas-microsoft-com:office:office" xmlns:r="http://schemas.openxmlformats.org/officeDocument/2006/relationships" xmlns:v="urn:schemas-microsoft-com:vml" xmlns:w="http://schemas.openxmlformats.org/wordprocessingml/2006/main" xmlns:w10="urn:schemas-microsoft-com:office:word" xmlns:wp="http://schemas.openxmlformats.org/drawingml/2006/wordprocessingDrawing" xmlns:wps="http://schemas.microsoft.com/office/word/2010/wordprocessingShape" xmlns:wpg="http://schemas.microsoft.com/office/word/2010/wordprocessingGroup" xmlns:mc="http://schemas.openxmlformats.org/markup-compatibility/2006" xmlns:wp14="http://schemas.microsoft.com/office/word/2010/wordprocessingDrawing" xmlns:w14="http://schemas.microsoft.com/office/word/2010/wordml" xmlns:w15="http://schemas.microsoft.com/office/word/2012/wordml" mc:Ignorable="w14 wp14 w15">
+<w:document xmlns:o="urn:schemas-microsoft-com:office:office" xmlns:r="http://schemas.openxmlformats.org/officeDocument/2006/relationships" xmlns:v="urn:schemas-microsoft-com:vml" xmlns:w="http://schemas.openxmlformats.org/wordprocessingml/2006/main" xmlns:w10="urn:schemas-microsoft-com:office:word" xmlns:wp="http://schemas.openxmlformats.org/drawingml/2006/wordprocessingDrawing" xmlns:pic="http://schemas.openxmlformats.org/drawingml/2006/picture" xmlns:wps="http://schemas.microsoft.com/office/word/2010/wordprocessingShape" xmlns:wpg="http://schemas.microsoft.com/office/word/2010/wordprocessingGroup" xmlns:mc="http://schemas.openxmlformats.org/markup-compatibility/2006" xmlns:wp14="http://schemas.microsoft.com/office/word/2010/wordprocessingDrawing" xmlns:w14="http://schemas.microsoft.com/office/word/2010/wordml" xmlns:w15="http://schemas.microsoft.com/office/word/2012/wordml" mc:Ignorable="w14 wp14 w15">
   <w:body>
     <w:p>
       <w:pPr>
@@ -61,6 +61,7 @@
         <w:jc w:val="center"/>
         <w:rPr>
           <w:rFonts w:ascii="Arial" w:hAnsi="Arial" w:eastAsia="Arial" w:cs="Arial"/>
+          <w:i/>
           <w:i/>
           <w:color w:val="2E75B6"/>
           <w:sz w:val="28"/>
@@ -174,7 +175,7 @@
       </w:tblPr>
       <w:tblGrid>
         <w:gridCol w:w="2537"/>
-        <w:gridCol w:w="6528"/>
+        <w:gridCol w:w="6527"/>
       </w:tblGrid>
       <w:tr>
         <w:trPr/>
@@ -218,7 +219,7 @@
         </w:tc>
         <w:tc>
           <w:tcPr>
-            <w:tcW w:w="6528" w:type="dxa"/>
+            <w:tcW w:w="6527" w:type="dxa"/>
             <w:tcBorders>
               <w:top w:val="single" w:sz="2" w:space="0" w:color="CCCCCC"/>
               <w:start w:val="single" w:sz="2" w:space="0" w:color="CCCCCC"/>
@@ -294,7 +295,7 @@
         </w:tc>
         <w:tc>
           <w:tcPr>
-            <w:tcW w:w="6528" w:type="dxa"/>
+            <w:tcW w:w="6527" w:type="dxa"/>
             <w:tcBorders>
               <w:top w:val="single" w:sz="2" w:space="0" w:color="CCCCCC"/>
               <w:start w:val="single" w:sz="2" w:space="0" w:color="CCCCCC"/>
@@ -370,7 +371,7 @@
         </w:tc>
         <w:tc>
           <w:tcPr>
-            <w:tcW w:w="6528" w:type="dxa"/>
+            <w:tcW w:w="6527" w:type="dxa"/>
             <w:tcBorders>
               <w:top w:val="single" w:sz="2" w:space="0" w:color="CCCCCC"/>
               <w:start w:val="single" w:sz="2" w:space="0" w:color="CCCCCC"/>
@@ -446,7 +447,7 @@
         </w:tc>
         <w:tc>
           <w:tcPr>
-            <w:tcW w:w="6528" w:type="dxa"/>
+            <w:tcW w:w="6527" w:type="dxa"/>
             <w:tcBorders>
               <w:top w:val="single" w:sz="2" w:space="0" w:color="CCCCCC"/>
               <w:start w:val="single" w:sz="2" w:space="0" w:color="CCCCCC"/>
@@ -522,7 +523,7 @@
         </w:tc>
         <w:tc>
           <w:tcPr>
-            <w:tcW w:w="6528" w:type="dxa"/>
+            <w:tcW w:w="6527" w:type="dxa"/>
             <w:tcBorders>
               <w:top w:val="single" w:sz="2" w:space="0" w:color="CCCCCC"/>
               <w:start w:val="single" w:sz="2" w:space="0" w:color="CCCCCC"/>
@@ -598,7 +599,7 @@
         </w:tc>
         <w:tc>
           <w:tcPr>
-            <w:tcW w:w="6528" w:type="dxa"/>
+            <w:tcW w:w="6527" w:type="dxa"/>
             <w:tcBorders>
               <w:top w:val="single" w:sz="2" w:space="0" w:color="CCCCCC"/>
               <w:start w:val="single" w:sz="2" w:space="0" w:color="CCCCCC"/>
@@ -664,7 +665,7 @@
         <w:pStyle w:val="Heading1"/>
         <w:numPr>
           <w:ilvl w:val="1"/>
-          <w:numId w:val="4"/>
+          <w:numId w:val="21"/>
         </w:numPr>
         <w:bidi w:val="0"/>
         <w:spacing w:before="0" w:after="200"/>
@@ -832,7 +833,7 @@
       </w:tblPr>
       <w:tblGrid>
         <w:gridCol w:w="2537"/>
-        <w:gridCol w:w="6528"/>
+        <w:gridCol w:w="6527"/>
       </w:tblGrid>
       <w:tr>
         <w:trPr/>
@@ -876,7 +877,7 @@
         </w:tc>
         <w:tc>
           <w:tcPr>
-            <w:tcW w:w="6528" w:type="dxa"/>
+            <w:tcW w:w="6527" w:type="dxa"/>
             <w:tcBorders>
               <w:top w:val="single" w:sz="2" w:space="0" w:color="CCCCCC"/>
               <w:start w:val="single" w:sz="2" w:space="0" w:color="CCCCCC"/>
@@ -952,7 +953,7 @@
         </w:tc>
         <w:tc>
           <w:tcPr>
-            <w:tcW w:w="6528" w:type="dxa"/>
+            <w:tcW w:w="6527" w:type="dxa"/>
             <w:tcBorders>
               <w:top w:val="single" w:sz="2" w:space="0" w:color="CCCCCC"/>
               <w:start w:val="single" w:sz="2" w:space="0" w:color="CCCCCC"/>
@@ -1028,7 +1029,7 @@
         </w:tc>
         <w:tc>
           <w:tcPr>
-            <w:tcW w:w="6528" w:type="dxa"/>
+            <w:tcW w:w="6527" w:type="dxa"/>
             <w:tcBorders>
               <w:top w:val="single" w:sz="2" w:space="0" w:color="CCCCCC"/>
               <w:start w:val="single" w:sz="2" w:space="0" w:color="CCCCCC"/>
@@ -1104,7 +1105,7 @@
         </w:tc>
         <w:tc>
           <w:tcPr>
-            <w:tcW w:w="6528" w:type="dxa"/>
+            <w:tcW w:w="6527" w:type="dxa"/>
             <w:tcBorders>
               <w:top w:val="single" w:sz="2" w:space="0" w:color="CCCCCC"/>
               <w:start w:val="single" w:sz="2" w:space="0" w:color="CCCCCC"/>
@@ -1180,7 +1181,7 @@
         </w:tc>
         <w:tc>
           <w:tcPr>
-            <w:tcW w:w="6528" w:type="dxa"/>
+            <w:tcW w:w="6527" w:type="dxa"/>
             <w:tcBorders>
               <w:top w:val="single" w:sz="2" w:space="0" w:color="CCCCCC"/>
               <w:start w:val="single" w:sz="2" w:space="0" w:color="CCCCCC"/>
@@ -1382,7 +1383,7 @@
       </w:tblPr>
       <w:tblGrid>
         <w:gridCol w:w="2527"/>
-        <w:gridCol w:w="6521"/>
+        <w:gridCol w:w="6520"/>
       </w:tblGrid>
       <w:tr>
         <w:trPr/>
@@ -1426,7 +1427,7 @@
         </w:tc>
         <w:tc>
           <w:tcPr>
-            <w:tcW w:w="6521" w:type="dxa"/>
+            <w:tcW w:w="6520" w:type="dxa"/>
             <w:tcBorders>
               <w:top w:val="single" w:sz="2" w:space="0" w:color="CCCCCC"/>
               <w:start w:val="single" w:sz="2" w:space="0" w:color="CCCCCC"/>
@@ -1502,7 +1503,7 @@
         </w:tc>
         <w:tc>
           <w:tcPr>
-            <w:tcW w:w="6521" w:type="dxa"/>
+            <w:tcW w:w="6520" w:type="dxa"/>
             <w:tcBorders>
               <w:top w:val="single" w:sz="2" w:space="0" w:color="CCCCCC"/>
               <w:start w:val="single" w:sz="2" w:space="0" w:color="CCCCCC"/>
@@ -1578,7 +1579,7 @@
         </w:tc>
         <w:tc>
           <w:tcPr>
-            <w:tcW w:w="6521" w:type="dxa"/>
+            <w:tcW w:w="6520" w:type="dxa"/>
             <w:tcBorders>
               <w:top w:val="single" w:sz="2" w:space="0" w:color="CCCCCC"/>
               <w:start w:val="single" w:sz="2" w:space="0" w:color="CCCCCC"/>
@@ -1654,7 +1655,7 @@
         </w:tc>
         <w:tc>
           <w:tcPr>
-            <w:tcW w:w="6521" w:type="dxa"/>
+            <w:tcW w:w="6520" w:type="dxa"/>
             <w:tcBorders>
               <w:top w:val="single" w:sz="2" w:space="0" w:color="CCCCCC"/>
               <w:start w:val="single" w:sz="2" w:space="0" w:color="CCCCCC"/>
@@ -1730,7 +1731,7 @@
         </w:tc>
         <w:tc>
           <w:tcPr>
-            <w:tcW w:w="6521" w:type="dxa"/>
+            <w:tcW w:w="6520" w:type="dxa"/>
             <w:tcBorders>
               <w:top w:val="single" w:sz="2" w:space="0" w:color="CCCCCC"/>
               <w:start w:val="single" w:sz="2" w:space="0" w:color="CCCCCC"/>
@@ -1828,15 +1829,15 @@
         </w:tblCellMar>
       </w:tblPr>
       <w:tblGrid>
-        <w:gridCol w:w="2537"/>
-        <w:gridCol w:w="3537"/>
-        <w:gridCol w:w="3065"/>
+        <w:gridCol w:w="2536"/>
+        <w:gridCol w:w="3535"/>
+        <w:gridCol w:w="3068"/>
       </w:tblGrid>
       <w:tr>
         <w:trPr/>
         <w:tc>
           <w:tcPr>
-            <w:tcW w:w="2537" w:type="dxa"/>
+            <w:tcW w:w="2536" w:type="dxa"/>
             <w:tcBorders>
               <w:top w:val="single" w:sz="2" w:space="0" w:color="CCCCCC"/>
               <w:start w:val="single" w:sz="2" w:space="0" w:color="CCCCCC"/>
@@ -1874,7 +1875,7 @@
         </w:tc>
         <w:tc>
           <w:tcPr>
-            <w:tcW w:w="3537" w:type="dxa"/>
+            <w:tcW w:w="3535" w:type="dxa"/>
             <w:tcBorders>
               <w:top w:val="single" w:sz="2" w:space="0" w:color="CCCCCC"/>
               <w:start w:val="single" w:sz="2" w:space="0" w:color="CCCCCC"/>
@@ -1912,7 +1913,7 @@
         </w:tc>
         <w:tc>
           <w:tcPr>
-            <w:tcW w:w="3065" w:type="dxa"/>
+            <w:tcW w:w="3068" w:type="dxa"/>
             <w:tcBorders>
               <w:top w:val="single" w:sz="2" w:space="0" w:color="CCCCCC"/>
               <w:start w:val="single" w:sz="2" w:space="0" w:color="CCCCCC"/>
@@ -1953,7 +1954,7 @@
         <w:trPr/>
         <w:tc>
           <w:tcPr>
-            <w:tcW w:w="2537" w:type="dxa"/>
+            <w:tcW w:w="2536" w:type="dxa"/>
             <w:tcBorders>
               <w:top w:val="single" w:sz="2" w:space="0" w:color="CCCCCC"/>
               <w:start w:val="single" w:sz="2" w:space="0" w:color="CCCCCC"/>
@@ -1991,7 +1992,7 @@
         </w:tc>
         <w:tc>
           <w:tcPr>
-            <w:tcW w:w="3537" w:type="dxa"/>
+            <w:tcW w:w="3535" w:type="dxa"/>
             <w:tcBorders>
               <w:top w:val="single" w:sz="2" w:space="0" w:color="CCCCCC"/>
               <w:start w:val="single" w:sz="2" w:space="0" w:color="CCCCCC"/>
@@ -2027,7 +2028,7 @@
         </w:tc>
         <w:tc>
           <w:tcPr>
-            <w:tcW w:w="3065" w:type="dxa"/>
+            <w:tcW w:w="3068" w:type="dxa"/>
             <w:tcBorders>
               <w:top w:val="single" w:sz="2" w:space="0" w:color="CCCCCC"/>
               <w:start w:val="single" w:sz="2" w:space="0" w:color="CCCCCC"/>
@@ -2066,7 +2067,7 @@
         <w:trPr/>
         <w:tc>
           <w:tcPr>
-            <w:tcW w:w="2537" w:type="dxa"/>
+            <w:tcW w:w="2536" w:type="dxa"/>
             <w:tcBorders>
               <w:top w:val="single" w:sz="2" w:space="0" w:color="CCCCCC"/>
               <w:start w:val="single" w:sz="2" w:space="0" w:color="CCCCCC"/>
@@ -2104,7 +2105,7 @@
         </w:tc>
         <w:tc>
           <w:tcPr>
-            <w:tcW w:w="3537" w:type="dxa"/>
+            <w:tcW w:w="3535" w:type="dxa"/>
             <w:tcBorders>
               <w:top w:val="single" w:sz="2" w:space="0" w:color="CCCCCC"/>
               <w:start w:val="single" w:sz="2" w:space="0" w:color="CCCCCC"/>
@@ -2140,7 +2141,7 @@
         </w:tc>
         <w:tc>
           <w:tcPr>
-            <w:tcW w:w="3065" w:type="dxa"/>
+            <w:tcW w:w="3068" w:type="dxa"/>
             <w:tcBorders>
               <w:top w:val="single" w:sz="2" w:space="0" w:color="CCCCCC"/>
               <w:start w:val="single" w:sz="2" w:space="0" w:color="CCCCCC"/>
@@ -2179,7 +2180,7 @@
         <w:trPr/>
         <w:tc>
           <w:tcPr>
-            <w:tcW w:w="2537" w:type="dxa"/>
+            <w:tcW w:w="2536" w:type="dxa"/>
             <w:tcBorders>
               <w:top w:val="single" w:sz="2" w:space="0" w:color="CCCCCC"/>
               <w:start w:val="single" w:sz="2" w:space="0" w:color="CCCCCC"/>
@@ -2217,7 +2218,7 @@
         </w:tc>
         <w:tc>
           <w:tcPr>
-            <w:tcW w:w="3537" w:type="dxa"/>
+            <w:tcW w:w="3535" w:type="dxa"/>
             <w:tcBorders>
               <w:top w:val="single" w:sz="2" w:space="0" w:color="CCCCCC"/>
               <w:start w:val="single" w:sz="2" w:space="0" w:color="CCCCCC"/>
@@ -2253,7 +2254,7 @@
         </w:tc>
         <w:tc>
           <w:tcPr>
-            <w:tcW w:w="3065" w:type="dxa"/>
+            <w:tcW w:w="3068" w:type="dxa"/>
             <w:tcBorders>
               <w:top w:val="single" w:sz="2" w:space="0" w:color="CCCCCC"/>
               <w:start w:val="single" w:sz="2" w:space="0" w:color="CCCCCC"/>
@@ -2620,6 +2621,7 @@
               <w:rPr>
                 <w:rFonts w:ascii="Arial" w:hAnsi="Arial" w:eastAsia="Arial" w:cs="Arial"/>
                 <w:i/>
+                <w:i/>
                 <w:color w:val="000000"/>
                 <w:sz w:val="22"/>
                 <w:szCs w:val="22"/>
@@ -2795,6 +2797,7 @@
               <w:rPr>
                 <w:rFonts w:ascii="Arial" w:hAnsi="Arial" w:eastAsia="Arial" w:cs="Arial"/>
                 <w:i/>
+                <w:i/>
                 <w:color w:val="000000"/>
                 <w:sz w:val="22"/>
                 <w:szCs w:val="22"/>
@@ -2970,6 +2973,7 @@
               <w:rPr>
                 <w:rFonts w:ascii="Arial" w:hAnsi="Arial" w:eastAsia="Arial" w:cs="Arial"/>
                 <w:i/>
+                <w:i/>
                 <w:color w:val="000000"/>
                 <w:sz w:val="22"/>
                 <w:szCs w:val="22"/>
@@ -3335,7 +3339,7 @@
         <w:pStyle w:val="ListParagraph"/>
         <w:numPr>
           <w:ilvl w:val="0"/>
-          <w:numId w:val="5"/>
+          <w:numId w:val="3"/>
         </w:numPr>
         <w:bidi w:val="0"/>
         <w:spacing w:before="60" w:after="60"/>
@@ -3355,6 +3359,245 @@
           <w:lang w:val="fr-FR" w:bidi="hi-IN"/>
         </w:rPr>
         <w:t>Homme</w:t>
+      </w:r>
+    </w:p>
+    <w:p>
+      <w:pPr>
+        <w:pStyle w:val="ListParagraph"/>
+        <w:numPr>
+          <w:ilvl w:val="0"/>
+          <w:numId w:val="3"/>
+        </w:numPr>
+        <w:bidi w:val="0"/>
+        <w:spacing w:before="60" w:after="60"/>
+        <w:jc w:val="start"/>
+        <w:rPr>
+          <w:rFonts w:ascii="Arial" w:hAnsi="Arial" w:eastAsia="Arial" w:cs="Arial"/>
+          <w:sz w:val="22"/>
+          <w:szCs w:val="22"/>
+        </w:rPr>
+      </w:pPr>
+      <w:r>
+        <w:rPr>
+          <w:rFonts w:eastAsia="Arial" w:cs="Arial"/>
+          <w:color w:val="000000"/>
+          <w:sz w:val="22"/>
+          <w:szCs w:val="22"/>
+          <w:lang w:val="fr-FR" w:bidi="hi-IN"/>
+        </w:rPr>
+        <w:t>Femme</w:t>
+      </w:r>
+    </w:p>
+    <w:p>
+      <w:pPr>
+        <w:pStyle w:val="ListParagraph"/>
+        <w:numPr>
+          <w:ilvl w:val="0"/>
+          <w:numId w:val="3"/>
+        </w:numPr>
+        <w:bidi w:val="0"/>
+        <w:spacing w:before="60" w:after="60"/>
+        <w:jc w:val="start"/>
+        <w:rPr>
+          <w:rFonts w:ascii="Arial" w:hAnsi="Arial" w:eastAsia="Arial" w:cs="Arial"/>
+          <w:sz w:val="22"/>
+          <w:szCs w:val="22"/>
+        </w:rPr>
+      </w:pPr>
+      <w:r>
+        <w:rPr>
+          <w:rFonts w:eastAsia="Arial" w:cs="Arial"/>
+          <w:color w:val="000000"/>
+          <w:sz w:val="22"/>
+          <w:szCs w:val="22"/>
+          <w:lang w:val="fr-FR" w:bidi="hi-IN"/>
+        </w:rPr>
+        <w:t>Indéterminé</w:t>
+      </w:r>
+    </w:p>
+    <w:p>
+      <w:pPr>
+        <w:pStyle w:val="Heading2"/>
+        <w:numPr>
+          <w:ilvl w:val="0"/>
+          <w:numId w:val="1"/>
+        </w:numPr>
+        <w:bidi w:val="0"/>
+        <w:spacing w:before="300" w:after="160"/>
+        <w:jc w:val="start"/>
+        <w:outlineLvl w:val="2"/>
+        <w:rPr/>
+      </w:pPr>
+      <w:r>
+        <w:rPr>
+          <w:rFonts w:eastAsia="Arial" w:cs="Arial"/>
+          <w:b/>
+          <w:color w:val="2E75B6"/>
+          <w:sz w:val="28"/>
+          <w:szCs w:val="28"/>
+          <w:lang w:val="fr-FR" w:bidi="hi-IN"/>
+        </w:rPr>
+        <w:t>Question 3 — Raison de votre besoin de VSP</w:t>
+      </w:r>
+    </w:p>
+    <w:p>
+      <w:pPr>
+        <w:pStyle w:val="ListParagraph"/>
+        <w:numPr>
+          <w:ilvl w:val="0"/>
+          <w:numId w:val="4"/>
+        </w:numPr>
+        <w:bidi w:val="0"/>
+        <w:spacing w:before="60" w:after="60"/>
+        <w:jc w:val="start"/>
+        <w:rPr>
+          <w:rFonts w:ascii="Arial" w:hAnsi="Arial" w:eastAsia="Arial" w:cs="Arial"/>
+          <w:sz w:val="22"/>
+          <w:szCs w:val="22"/>
+        </w:rPr>
+      </w:pPr>
+      <w:r>
+        <w:rPr>
+          <w:rFonts w:eastAsia="Arial" w:cs="Arial"/>
+          <w:color w:val="000000"/>
+          <w:sz w:val="22"/>
+          <w:szCs w:val="22"/>
+          <w:lang w:val="fr-FR" w:bidi="hi-IN"/>
+        </w:rPr>
+        <w:t>J'ai perdu mon permis</w:t>
+      </w:r>
+    </w:p>
+    <w:p>
+      <w:pPr>
+        <w:pStyle w:val="ListParagraph"/>
+        <w:numPr>
+          <w:ilvl w:val="0"/>
+          <w:numId w:val="4"/>
+        </w:numPr>
+        <w:bidi w:val="0"/>
+        <w:spacing w:before="60" w:after="60"/>
+        <w:jc w:val="start"/>
+        <w:rPr>
+          <w:rFonts w:ascii="Arial" w:hAnsi="Arial" w:eastAsia="Arial" w:cs="Arial"/>
+          <w:sz w:val="22"/>
+          <w:szCs w:val="22"/>
+        </w:rPr>
+      </w:pPr>
+      <w:r>
+        <w:rPr>
+          <w:rFonts w:eastAsia="Arial" w:cs="Arial"/>
+          <w:color w:val="000000"/>
+          <w:sz w:val="22"/>
+          <w:szCs w:val="22"/>
+          <w:lang w:val="fr-FR" w:bidi="hi-IN"/>
+        </w:rPr>
+        <w:t>J'ai besoin d'une voiture sans permis</w:t>
+      </w:r>
+    </w:p>
+    <w:p>
+      <w:pPr>
+        <w:pStyle w:val="ListParagraph"/>
+        <w:numPr>
+          <w:ilvl w:val="0"/>
+          <w:numId w:val="4"/>
+        </w:numPr>
+        <w:bidi w:val="0"/>
+        <w:spacing w:before="60" w:after="60"/>
+        <w:jc w:val="start"/>
+        <w:rPr>
+          <w:rFonts w:ascii="Arial" w:hAnsi="Arial" w:eastAsia="Arial" w:cs="Arial"/>
+          <w:sz w:val="22"/>
+          <w:szCs w:val="22"/>
+        </w:rPr>
+      </w:pPr>
+      <w:r>
+        <w:rPr>
+          <w:rFonts w:eastAsia="Arial" w:cs="Arial"/>
+          <w:color w:val="000000"/>
+          <w:sz w:val="22"/>
+          <w:szCs w:val="22"/>
+          <w:lang w:val="fr-FR" w:bidi="hi-IN"/>
+        </w:rPr>
+        <w:t>Je n'ai pas l'âge d'avoir le permis</w:t>
+      </w:r>
+    </w:p>
+    <w:p>
+      <w:pPr>
+        <w:pStyle w:val="ListParagraph"/>
+        <w:numPr>
+          <w:ilvl w:val="0"/>
+          <w:numId w:val="4"/>
+        </w:numPr>
+        <w:bidi w:val="0"/>
+        <w:spacing w:before="60" w:after="60"/>
+        <w:jc w:val="start"/>
+        <w:rPr>
+          <w:rFonts w:ascii="Arial" w:hAnsi="Arial" w:eastAsia="Arial" w:cs="Arial"/>
+          <w:sz w:val="22"/>
+          <w:szCs w:val="22"/>
+        </w:rPr>
+      </w:pPr>
+      <w:r>
+        <w:rPr>
+          <w:rFonts w:eastAsia="Arial" w:cs="Arial"/>
+          <w:color w:val="000000"/>
+          <w:sz w:val="22"/>
+          <w:szCs w:val="22"/>
+          <w:lang w:val="fr-FR" w:bidi="hi-IN"/>
+        </w:rPr>
+        <w:t>Je ne sais pas</w:t>
+      </w:r>
+    </w:p>
+    <w:p>
+      <w:pPr>
+        <w:pStyle w:val="ListParagraph"/>
+        <w:numPr>
+          <w:ilvl w:val="0"/>
+          <w:numId w:val="4"/>
+        </w:numPr>
+        <w:bidi w:val="0"/>
+        <w:spacing w:before="60" w:after="60"/>
+        <w:jc w:val="start"/>
+        <w:rPr>
+          <w:rFonts w:ascii="Arial" w:hAnsi="Arial" w:eastAsia="Arial" w:cs="Arial"/>
+          <w:sz w:val="22"/>
+          <w:szCs w:val="22"/>
+        </w:rPr>
+      </w:pPr>
+      <w:r>
+        <w:rPr>
+          <w:rFonts w:eastAsia="Arial" w:cs="Arial"/>
+          <w:color w:val="000000"/>
+          <w:sz w:val="22"/>
+          <w:szCs w:val="22"/>
+          <w:lang w:val="fr-FR" w:bidi="hi-IN"/>
+        </w:rPr>
+        <w:t>Autre (champ texte libre)</w:t>
+      </w:r>
+    </w:p>
+    <w:p>
+      <w:pPr>
+        <w:pStyle w:val="Heading2"/>
+        <w:numPr>
+          <w:ilvl w:val="0"/>
+          <w:numId w:val="1"/>
+        </w:numPr>
+        <w:bidi w:val="0"/>
+        <w:spacing w:before="300" w:after="160"/>
+        <w:jc w:val="start"/>
+        <w:outlineLvl w:val="2"/>
+        <w:rPr/>
+      </w:pPr>
+      <w:r>
+        <w:rPr>
+          <w:rFonts w:eastAsia="Arial" w:cs="Arial"/>
+          <w:b/>
+          <w:color w:val="2E75B6"/>
+          <w:sz w:val="28"/>
+          <w:szCs w:val="28"/>
+          <w:lang w:val="fr-FR" w:bidi="hi-IN"/>
+        </w:rPr>
+        <w:t>Question 4 — Budget mensuel (progress bar)</w:t>
       </w:r>
     </w:p>
     <w:p>
@@ -3381,7 +3624,7 @@
           <w:szCs w:val="22"/>
           <w:lang w:val="fr-FR" w:bidi="hi-IN"/>
         </w:rPr>
-        <w:t>Femme</w:t>
+        <w:t>100 € – 200 €</w:t>
       </w:r>
     </w:p>
     <w:p>
@@ -3408,7 +3651,115 @@
           <w:szCs w:val="22"/>
           <w:lang w:val="fr-FR" w:bidi="hi-IN"/>
         </w:rPr>
-        <w:t>Indéterminé</w:t>
+        <w:t>200 € – 500 €</w:t>
+      </w:r>
+    </w:p>
+    <w:p>
+      <w:pPr>
+        <w:pStyle w:val="ListParagraph"/>
+        <w:numPr>
+          <w:ilvl w:val="0"/>
+          <w:numId w:val="5"/>
+        </w:numPr>
+        <w:bidi w:val="0"/>
+        <w:spacing w:before="60" w:after="60"/>
+        <w:jc w:val="start"/>
+        <w:rPr>
+          <w:rFonts w:ascii="Arial" w:hAnsi="Arial" w:eastAsia="Arial" w:cs="Arial"/>
+          <w:sz w:val="22"/>
+          <w:szCs w:val="22"/>
+        </w:rPr>
+      </w:pPr>
+      <w:r>
+        <w:rPr>
+          <w:rFonts w:eastAsia="Arial" w:cs="Arial"/>
+          <w:color w:val="000000"/>
+          <w:sz w:val="22"/>
+          <w:szCs w:val="22"/>
+          <w:lang w:val="fr-FR" w:bidi="hi-IN"/>
+        </w:rPr>
+        <w:t>500 € – 850 €</w:t>
+      </w:r>
+    </w:p>
+    <w:p>
+      <w:pPr>
+        <w:pStyle w:val="ListParagraph"/>
+        <w:numPr>
+          <w:ilvl w:val="0"/>
+          <w:numId w:val="5"/>
+        </w:numPr>
+        <w:bidi w:val="0"/>
+        <w:spacing w:before="60" w:after="60"/>
+        <w:jc w:val="start"/>
+        <w:rPr>
+          <w:rFonts w:ascii="Arial" w:hAnsi="Arial" w:eastAsia="Arial" w:cs="Arial"/>
+          <w:sz w:val="22"/>
+          <w:szCs w:val="22"/>
+        </w:rPr>
+      </w:pPr>
+      <w:r>
+        <w:rPr>
+          <w:rFonts w:eastAsia="Arial" w:cs="Arial"/>
+          <w:color w:val="000000"/>
+          <w:sz w:val="22"/>
+          <w:szCs w:val="22"/>
+          <w:lang w:val="fr-FR" w:bidi="hi-IN"/>
+        </w:rPr>
+        <w:t>850 € – 1 500 €</w:t>
+      </w:r>
+    </w:p>
+    <w:p>
+      <w:pPr>
+        <w:pStyle w:val="ListParagraph"/>
+        <w:numPr>
+          <w:ilvl w:val="0"/>
+          <w:numId w:val="5"/>
+        </w:numPr>
+        <w:bidi w:val="0"/>
+        <w:spacing w:before="60" w:after="60"/>
+        <w:jc w:val="start"/>
+        <w:rPr>
+          <w:rFonts w:ascii="Arial" w:hAnsi="Arial" w:eastAsia="Arial" w:cs="Arial"/>
+          <w:sz w:val="22"/>
+          <w:szCs w:val="22"/>
+        </w:rPr>
+      </w:pPr>
+      <w:r>
+        <w:rPr>
+          <w:rFonts w:eastAsia="Arial" w:cs="Arial"/>
+          <w:color w:val="000000"/>
+          <w:sz w:val="22"/>
+          <w:szCs w:val="22"/>
+          <w:lang w:val="fr-FR" w:bidi="hi-IN"/>
+        </w:rPr>
+        <w:t>1 500 € – 2 000 €</w:t>
+      </w:r>
+    </w:p>
+    <w:p>
+      <w:pPr>
+        <w:pStyle w:val="ListParagraph"/>
+        <w:numPr>
+          <w:ilvl w:val="0"/>
+          <w:numId w:val="5"/>
+        </w:numPr>
+        <w:bidi w:val="0"/>
+        <w:spacing w:before="60" w:after="60"/>
+        <w:jc w:val="start"/>
+        <w:rPr>
+          <w:rFonts w:ascii="Arial" w:hAnsi="Arial" w:eastAsia="Arial" w:cs="Arial"/>
+          <w:sz w:val="22"/>
+          <w:szCs w:val="22"/>
+        </w:rPr>
+      </w:pPr>
+      <w:r>
+        <w:rPr>
+          <w:rFonts w:eastAsia="Arial" w:cs="Arial"/>
+          <w:color w:val="000000"/>
+          <w:sz w:val="22"/>
+          <w:szCs w:val="22"/>
+          <w:lang w:val="fr-FR" w:bidi="hi-IN"/>
+        </w:rPr>
+        <w:t>2 000 € ou plus</w:t>
       </w:r>
     </w:p>
     <w:p>
@@ -3433,7 +3784,7 @@
           <w:szCs w:val="28"/>
           <w:lang w:val="fr-FR" w:bidi="hi-IN"/>
         </w:rPr>
-        <w:t>Question 3 — Raison de votre besoin de VSP</w:t>
+        <w:t>Question 5 — Mode de paiement préféré</w:t>
       </w:r>
     </w:p>
     <w:p>
@@ -3460,7 +3811,7 @@
           <w:szCs w:val="22"/>
           <w:lang w:val="fr-FR" w:bidi="hi-IN"/>
         </w:rPr>
-        <w:t>J'ai perdu mon permis</w:t>
+        <w:t>Sur la distance parcourue (au kilomètre)</w:t>
       </w:r>
     </w:p>
     <w:p>
@@ -3487,88 +3838,7 @@
           <w:szCs w:val="22"/>
           <w:lang w:val="fr-FR" w:bidi="hi-IN"/>
         </w:rPr>
-        <w:t>J'ai besoin d'une voiture sans permis</w:t>
-      </w:r>
-    </w:p>
-    <w:p>
-      <w:pPr>
-        <w:pStyle w:val="ListParagraph"/>
-        <w:numPr>
-          <w:ilvl w:val="0"/>
-          <w:numId w:val="6"/>
-        </w:numPr>
-        <w:bidi w:val="0"/>
-        <w:spacing w:before="60" w:after="60"/>
-        <w:jc w:val="start"/>
-        <w:rPr>
-          <w:rFonts w:ascii="Arial" w:hAnsi="Arial" w:eastAsia="Arial" w:cs="Arial"/>
-          <w:sz w:val="22"/>
-          <w:szCs w:val="22"/>
-        </w:rPr>
-      </w:pPr>
-      <w:r>
-        <w:rPr>
-          <w:rFonts w:eastAsia="Arial" w:cs="Arial"/>
-          <w:color w:val="000000"/>
-          <w:sz w:val="22"/>
-          <w:szCs w:val="22"/>
-          <w:lang w:val="fr-FR" w:bidi="hi-IN"/>
-        </w:rPr>
-        <w:t>Je n'ai pas l'âge d'avoir le permis</w:t>
-      </w:r>
-    </w:p>
-    <w:p>
-      <w:pPr>
-        <w:pStyle w:val="ListParagraph"/>
-        <w:numPr>
-          <w:ilvl w:val="0"/>
-          <w:numId w:val="6"/>
-        </w:numPr>
-        <w:bidi w:val="0"/>
-        <w:spacing w:before="60" w:after="60"/>
-        <w:jc w:val="start"/>
-        <w:rPr>
-          <w:rFonts w:ascii="Arial" w:hAnsi="Arial" w:eastAsia="Arial" w:cs="Arial"/>
-          <w:sz w:val="22"/>
-          <w:szCs w:val="22"/>
-        </w:rPr>
-      </w:pPr>
-      <w:r>
-        <w:rPr>
-          <w:rFonts w:eastAsia="Arial" w:cs="Arial"/>
-          <w:color w:val="000000"/>
-          <w:sz w:val="22"/>
-          <w:szCs w:val="22"/>
-          <w:lang w:val="fr-FR" w:bidi="hi-IN"/>
-        </w:rPr>
-        <w:t>Je ne sais pas</w:t>
-      </w:r>
-    </w:p>
-    <w:p>
-      <w:pPr>
-        <w:pStyle w:val="ListParagraph"/>
-        <w:numPr>
-          <w:ilvl w:val="0"/>
-          <w:numId w:val="6"/>
-        </w:numPr>
-        <w:bidi w:val="0"/>
-        <w:spacing w:before="60" w:after="60"/>
-        <w:jc w:val="start"/>
-        <w:rPr>
-          <w:rFonts w:ascii="Arial" w:hAnsi="Arial" w:eastAsia="Arial" w:cs="Arial"/>
-          <w:sz w:val="22"/>
-          <w:szCs w:val="22"/>
-        </w:rPr>
-      </w:pPr>
-      <w:r>
-        <w:rPr>
-          <w:rFonts w:eastAsia="Arial" w:cs="Arial"/>
-          <w:color w:val="000000"/>
-          <w:sz w:val="22"/>
-          <w:szCs w:val="22"/>
-          <w:lang w:val="fr-FR" w:bidi="hi-IN"/>
-        </w:rPr>
-        <w:t>Autre (champ texte libre)</w:t>
+        <w:t>Un prix fixe par mois (abonnement)</w:t>
       </w:r>
     </w:p>
     <w:p>
@@ -3582,18 +3852,25 @@
         <w:spacing w:before="300" w:after="160"/>
         <w:jc w:val="start"/>
         <w:outlineLvl w:val="2"/>
-        <w:rPr/>
-      </w:pPr>
-      <w:r>
-        <w:rPr>
-          <w:rFonts w:eastAsia="Arial" w:cs="Arial"/>
+        <w:rPr>
+          <w:rFonts w:ascii="Arial" w:hAnsi="Arial" w:eastAsia="Arial" w:cs="Arial"/>
           <w:b/>
           <w:color w:val="2E75B6"/>
           <w:sz w:val="28"/>
           <w:szCs w:val="28"/>
           <w:lang w:val="fr-FR" w:bidi="hi-IN"/>
         </w:rPr>
-        <w:t>Question 4 — Budget mensuel (progress bar)</w:t>
+      </w:pPr>
+      <w:r>
+        <w:rPr>
+          <w:rFonts w:eastAsia="Arial" w:cs="Arial"/>
+          <w:b/>
+          <w:color w:val="2E75B6"/>
+          <w:sz w:val="28"/>
+          <w:szCs w:val="28"/>
+          <w:lang w:val="fr-FR" w:bidi="hi-IN"/>
+        </w:rPr>
+        <w:t>Question 6 — Accompagnement au choix</w:t>
       </w:r>
     </w:p>
     <w:p>
@@ -3620,7 +3897,7 @@
           <w:szCs w:val="22"/>
           <w:lang w:val="fr-FR" w:bidi="hi-IN"/>
         </w:rPr>
-        <w:t>100 € – 200 €</w:t>
+        <w:t>Oui, je souhaite être accompagné dans le choix d'un véhicule sans permis</w:t>
       </w:r>
     </w:p>
     <w:p>
@@ -3647,7 +3924,7 @@
           <w:szCs w:val="22"/>
           <w:lang w:val="fr-FR" w:bidi="hi-IN"/>
         </w:rPr>
-        <w:t>200 € – 500 €</w:t>
+        <w:t>Non</w:t>
       </w:r>
     </w:p>
     <w:p>
@@ -3674,88 +3951,87 @@
           <w:szCs w:val="22"/>
           <w:lang w:val="fr-FR" w:bidi="hi-IN"/>
         </w:rPr>
-        <w:t>500 € – 850 €</w:t>
-      </w:r>
-    </w:p>
-    <w:p>
-      <w:pPr>
-        <w:pStyle w:val="ListParagraph"/>
+        <w:t>Je ne sais pas</w:t>
+      </w:r>
+      <w:r>
+        <w:br w:type="page"/>
+      </w:r>
+    </w:p>
+    <w:p>
+      <w:pPr>
+        <w:pStyle w:val="Heading1"/>
         <w:numPr>
           <w:ilvl w:val="0"/>
-          <w:numId w:val="7"/>
+          <w:numId w:val="1"/>
         </w:numPr>
         <w:bidi w:val="0"/>
-        <w:spacing w:before="60" w:after="60"/>
+        <w:spacing w:before="0" w:after="200"/>
+        <w:jc w:val="start"/>
+        <w:outlineLvl w:val="1"/>
+        <w:rPr/>
+      </w:pPr>
+      <w:r>
+        <w:rPr>
+          <w:rFonts w:eastAsia="Arial" w:cs="Arial"/>
+          <w:b/>
+          <w:color w:val="1B3A6B"/>
+          <w:sz w:val="36"/>
+          <w:szCs w:val="36"/>
+          <w:lang w:val="fr-FR" w:bidi="hi-IN"/>
+        </w:rPr>
+        <w:t>5. Brainstorming &amp; Fonctionnalités</w:t>
+      </w:r>
+    </w:p>
+    <w:p>
+      <w:pPr>
+        <w:pStyle w:val="Normal"/>
+        <w:pBdr>
+          <w:bottom w:val="single" w:sz="6" w:space="0" w:color="2E75B6"/>
+        </w:pBdr>
+        <w:bidi w:val="0"/>
+        <w:spacing w:before="120" w:after="120"/>
         <w:jc w:val="start"/>
         <w:rPr>
           <w:rFonts w:ascii="Arial" w:hAnsi="Arial" w:eastAsia="Arial" w:cs="Arial"/>
-          <w:sz w:val="22"/>
-          <w:szCs w:val="22"/>
-        </w:rPr>
-      </w:pPr>
-      <w:r>
-        <w:rPr>
-          <w:rFonts w:eastAsia="Arial" w:cs="Arial"/>
-          <w:color w:val="000000"/>
-          <w:sz w:val="22"/>
-          <w:szCs w:val="22"/>
-          <w:lang w:val="fr-FR" w:bidi="hi-IN"/>
-        </w:rPr>
-        <w:t>850 € – 1 500 €</w:t>
-      </w:r>
-    </w:p>
-    <w:p>
-      <w:pPr>
-        <w:pStyle w:val="ListParagraph"/>
-        <w:numPr>
-          <w:ilvl w:val="0"/>
-          <w:numId w:val="7"/>
-        </w:numPr>
-        <w:bidi w:val="0"/>
-        <w:spacing w:before="60" w:after="60"/>
+          <w:color w:val="000000"/>
+          <w:sz w:val="22"/>
+          <w:szCs w:val="22"/>
+          <w:lang w:val="fr-FR" w:bidi="hi-IN"/>
+        </w:rPr>
+      </w:pPr>
+      <w:r>
+        <w:rPr>
+          <w:rFonts w:eastAsia="Arial" w:cs="Arial"/>
+          <w:color w:val="000000"/>
+          <w:sz w:val="22"/>
+          <w:szCs w:val="22"/>
+          <w:lang w:val="fr-FR" w:bidi="hi-IN"/>
+        </w:rPr>
+      </w:r>
+    </w:p>
+    <w:p>
+      <w:pPr>
+        <w:pStyle w:val="Normal"/>
+        <w:bidi w:val="0"/>
+        <w:spacing w:before="80" w:after="80"/>
         <w:jc w:val="start"/>
         <w:rPr>
           <w:rFonts w:ascii="Arial" w:hAnsi="Arial" w:eastAsia="Arial" w:cs="Arial"/>
-          <w:sz w:val="22"/>
-          <w:szCs w:val="22"/>
-        </w:rPr>
-      </w:pPr>
-      <w:r>
-        <w:rPr>
-          <w:rFonts w:eastAsia="Arial" w:cs="Arial"/>
-          <w:color w:val="000000"/>
-          <w:sz w:val="22"/>
-          <w:szCs w:val="22"/>
-          <w:lang w:val="fr-FR" w:bidi="hi-IN"/>
-        </w:rPr>
-        <w:t>1 500 € – 2 000 €</w:t>
-      </w:r>
-    </w:p>
-    <w:p>
-      <w:pPr>
-        <w:pStyle w:val="ListParagraph"/>
-        <w:numPr>
-          <w:ilvl w:val="0"/>
-          <w:numId w:val="7"/>
-        </w:numPr>
-        <w:bidi w:val="0"/>
-        <w:spacing w:before="60" w:after="60"/>
-        <w:jc w:val="start"/>
-        <w:rPr>
-          <w:rFonts w:ascii="Arial" w:hAnsi="Arial" w:eastAsia="Arial" w:cs="Arial"/>
-          <w:sz w:val="22"/>
-          <w:szCs w:val="22"/>
-        </w:rPr>
-      </w:pPr>
-      <w:r>
-        <w:rPr>
-          <w:rFonts w:eastAsia="Arial" w:cs="Arial"/>
-          <w:color w:val="000000"/>
-          <w:sz w:val="22"/>
-          <w:szCs w:val="22"/>
-          <w:lang w:val="fr-FR" w:bidi="hi-IN"/>
-        </w:rPr>
-        <w:t>2 000 € ou plus</w:t>
+          <w:color w:val="000000"/>
+          <w:sz w:val="22"/>
+          <w:szCs w:val="22"/>
+          <w:lang w:val="fr-FR" w:bidi="hi-IN"/>
+        </w:rPr>
+      </w:pPr>
+      <w:r>
+        <w:rPr>
+          <w:rFonts w:eastAsia="Arial" w:cs="Arial"/>
+          <w:color w:val="000000"/>
+          <w:sz w:val="22"/>
+          <w:szCs w:val="22"/>
+          <w:lang w:val="fr-FR" w:bidi="hi-IN"/>
+        </w:rPr>
+        <w:t>Synthèse des idées proposées par chaque membre de l'équipe lors des sessions de brainstorming. Ces fonctionnalités constituent le backlog produit de Dryvea.</w:t>
       </w:r>
     </w:p>
     <w:p>
@@ -3780,7 +4056,7 @@
           <w:szCs w:val="28"/>
           <w:lang w:val="fr-FR" w:bidi="hi-IN"/>
         </w:rPr>
-        <w:t>Question 5 — Mode de paiement préféré</w:t>
+        <w:t>Martin</w:t>
       </w:r>
     </w:p>
     <w:p>
@@ -3807,7 +4083,7 @@
           <w:szCs w:val="22"/>
           <w:lang w:val="fr-FR" w:bidi="hi-IN"/>
         </w:rPr>
-        <w:t>Sur la distance parcourue (au kilomètre)</w:t>
+        <w:t>IA intégrée au site pour assistance utilisateur</w:t>
       </w:r>
     </w:p>
     <w:p>
@@ -3834,7 +4110,250 @@
           <w:szCs w:val="22"/>
           <w:lang w:val="fr-FR" w:bidi="hi-IN"/>
         </w:rPr>
-        <w:t>Un prix fixe par mois (abonnement)</w:t>
+        <w:t>Création de login/password avec base de données</w:t>
+      </w:r>
+    </w:p>
+    <w:p>
+      <w:pPr>
+        <w:pStyle w:val="ListParagraph"/>
+        <w:numPr>
+          <w:ilvl w:val="0"/>
+          <w:numId w:val="8"/>
+        </w:numPr>
+        <w:bidi w:val="0"/>
+        <w:spacing w:before="60" w:after="60"/>
+        <w:jc w:val="start"/>
+        <w:rPr>
+          <w:rFonts w:ascii="Arial" w:hAnsi="Arial" w:eastAsia="Arial" w:cs="Arial"/>
+          <w:sz w:val="22"/>
+          <w:szCs w:val="22"/>
+        </w:rPr>
+      </w:pPr>
+      <w:r>
+        <w:rPr>
+          <w:rFonts w:eastAsia="Arial" w:cs="Arial"/>
+          <w:color w:val="000000"/>
+          <w:sz w:val="22"/>
+          <w:szCs w:val="22"/>
+          <w:lang w:val="fr-FR" w:bidi="hi-IN"/>
+        </w:rPr>
+        <w:t>Système de coins (points de fidélité) accumulables au fil des locations</w:t>
+      </w:r>
+    </w:p>
+    <w:p>
+      <w:pPr>
+        <w:pStyle w:val="ListParagraph"/>
+        <w:numPr>
+          <w:ilvl w:val="0"/>
+          <w:numId w:val="8"/>
+        </w:numPr>
+        <w:bidi w:val="0"/>
+        <w:spacing w:before="60" w:after="60"/>
+        <w:jc w:val="start"/>
+        <w:rPr>
+          <w:rFonts w:ascii="Arial" w:hAnsi="Arial" w:eastAsia="Arial" w:cs="Arial"/>
+          <w:sz w:val="22"/>
+          <w:szCs w:val="22"/>
+        </w:rPr>
+      </w:pPr>
+      <w:r>
+        <w:rPr>
+          <w:rFonts w:eastAsia="Arial" w:cs="Arial"/>
+          <w:color w:val="000000"/>
+          <w:sz w:val="22"/>
+          <w:szCs w:val="22"/>
+          <w:lang w:val="fr-FR" w:bidi="hi-IN"/>
+        </w:rPr>
+        <w:t>À chaque voiture louée, un arbre planté (engagement RSE)</w:t>
+      </w:r>
+    </w:p>
+    <w:p>
+      <w:pPr>
+        <w:pStyle w:val="ListParagraph"/>
+        <w:numPr>
+          <w:ilvl w:val="0"/>
+          <w:numId w:val="8"/>
+        </w:numPr>
+        <w:bidi w:val="0"/>
+        <w:spacing w:before="60" w:after="60"/>
+        <w:jc w:val="start"/>
+        <w:rPr>
+          <w:rFonts w:ascii="Arial" w:hAnsi="Arial" w:eastAsia="Arial" w:cs="Arial"/>
+          <w:sz w:val="22"/>
+          <w:szCs w:val="22"/>
+        </w:rPr>
+      </w:pPr>
+      <w:r>
+        <w:rPr>
+          <w:rFonts w:eastAsia="Arial" w:cs="Arial"/>
+          <w:color w:val="000000"/>
+          <w:sz w:val="22"/>
+          <w:szCs w:val="22"/>
+          <w:lang w:val="fr-FR" w:bidi="hi-IN"/>
+        </w:rPr>
+        <w:t>Vérification des comptes utilisateurs</w:t>
+      </w:r>
+    </w:p>
+    <w:p>
+      <w:pPr>
+        <w:pStyle w:val="ListParagraph"/>
+        <w:numPr>
+          <w:ilvl w:val="0"/>
+          <w:numId w:val="8"/>
+        </w:numPr>
+        <w:bidi w:val="0"/>
+        <w:spacing w:before="60" w:after="60"/>
+        <w:jc w:val="start"/>
+        <w:rPr>
+          <w:rFonts w:ascii="Arial" w:hAnsi="Arial" w:eastAsia="Arial" w:cs="Arial"/>
+          <w:sz w:val="22"/>
+          <w:szCs w:val="22"/>
+        </w:rPr>
+      </w:pPr>
+      <w:r>
+        <w:rPr>
+          <w:rFonts w:eastAsia="Arial" w:cs="Arial"/>
+          <w:color w:val="000000"/>
+          <w:sz w:val="22"/>
+          <w:szCs w:val="22"/>
+          <w:lang w:val="fr-FR" w:bidi="hi-IN"/>
+        </w:rPr>
+        <w:t>Vérification des annonces postées</w:t>
+      </w:r>
+    </w:p>
+    <w:p>
+      <w:pPr>
+        <w:pStyle w:val="ListParagraph"/>
+        <w:numPr>
+          <w:ilvl w:val="0"/>
+          <w:numId w:val="8"/>
+        </w:numPr>
+        <w:bidi w:val="0"/>
+        <w:spacing w:before="60" w:after="60"/>
+        <w:jc w:val="start"/>
+        <w:rPr>
+          <w:rFonts w:ascii="Arial" w:hAnsi="Arial" w:eastAsia="Arial" w:cs="Arial"/>
+          <w:sz w:val="22"/>
+          <w:szCs w:val="22"/>
+        </w:rPr>
+      </w:pPr>
+      <w:r>
+        <w:rPr>
+          <w:rFonts w:eastAsia="Arial" w:cs="Arial"/>
+          <w:color w:val="000000"/>
+          <w:sz w:val="22"/>
+          <w:szCs w:val="22"/>
+          <w:lang w:val="fr-FR" w:bidi="hi-IN"/>
+        </w:rPr>
+        <w:t>Paiement au kilomètre</w:t>
+      </w:r>
+    </w:p>
+    <w:p>
+      <w:pPr>
+        <w:pStyle w:val="ListParagraph"/>
+        <w:numPr>
+          <w:ilvl w:val="0"/>
+          <w:numId w:val="8"/>
+        </w:numPr>
+        <w:bidi w:val="0"/>
+        <w:spacing w:before="60" w:after="60"/>
+        <w:jc w:val="start"/>
+        <w:rPr>
+          <w:rFonts w:ascii="Arial" w:hAnsi="Arial" w:eastAsia="Arial" w:cs="Arial"/>
+          <w:sz w:val="22"/>
+          <w:szCs w:val="22"/>
+        </w:rPr>
+      </w:pPr>
+      <w:r>
+        <w:rPr>
+          <w:rFonts w:eastAsia="Arial" w:cs="Arial"/>
+          <w:color w:val="000000"/>
+          <w:sz w:val="22"/>
+          <w:szCs w:val="22"/>
+          <w:lang w:val="fr-FR" w:bidi="hi-IN"/>
+        </w:rPr>
+        <w:t>Système d'abonnement</w:t>
+      </w:r>
+    </w:p>
+    <w:p>
+      <w:pPr>
+        <w:pStyle w:val="ListParagraph"/>
+        <w:numPr>
+          <w:ilvl w:val="0"/>
+          <w:numId w:val="8"/>
+        </w:numPr>
+        <w:bidi w:val="0"/>
+        <w:spacing w:before="60" w:after="60"/>
+        <w:jc w:val="start"/>
+        <w:rPr>
+          <w:rFonts w:ascii="Arial" w:hAnsi="Arial" w:eastAsia="Arial" w:cs="Arial"/>
+          <w:sz w:val="22"/>
+          <w:szCs w:val="22"/>
+        </w:rPr>
+      </w:pPr>
+      <w:r>
+        <w:rPr>
+          <w:rFonts w:eastAsia="Arial" w:cs="Arial"/>
+          <w:color w:val="000000"/>
+          <w:sz w:val="22"/>
+          <w:szCs w:val="22"/>
+          <w:lang w:val="fr-FR" w:bidi="hi-IN"/>
+        </w:rPr>
+        <w:t>Intégration de l'API Stripe pour le paiement</w:t>
+      </w:r>
+    </w:p>
+    <w:p>
+      <w:pPr>
+        <w:pStyle w:val="ListParagraph"/>
+        <w:numPr>
+          <w:ilvl w:val="0"/>
+          <w:numId w:val="8"/>
+        </w:numPr>
+        <w:bidi w:val="0"/>
+        <w:spacing w:before="60" w:after="60"/>
+        <w:jc w:val="start"/>
+        <w:rPr>
+          <w:rFonts w:ascii="Arial" w:hAnsi="Arial" w:eastAsia="Arial" w:cs="Arial"/>
+          <w:sz w:val="22"/>
+          <w:szCs w:val="22"/>
+        </w:rPr>
+      </w:pPr>
+      <w:r>
+        <w:rPr>
+          <w:rFonts w:eastAsia="Arial" w:cs="Arial"/>
+          <w:color w:val="000000"/>
+          <w:sz w:val="22"/>
+          <w:szCs w:val="22"/>
+          <w:lang w:val="fr-FR" w:bidi="hi-IN"/>
+        </w:rPr>
+        <w:t>GPS intégré dans l'app (temps restant, navigation, etc.)</w:t>
+      </w:r>
+    </w:p>
+    <w:p>
+      <w:pPr>
+        <w:pStyle w:val="ListParagraph"/>
+        <w:numPr>
+          <w:ilvl w:val="0"/>
+          <w:numId w:val="8"/>
+        </w:numPr>
+        <w:bidi w:val="0"/>
+        <w:spacing w:before="60" w:after="60"/>
+        <w:jc w:val="start"/>
+        <w:rPr>
+          <w:rFonts w:ascii="Arial" w:hAnsi="Arial" w:eastAsia="Arial" w:cs="Arial"/>
+          <w:sz w:val="22"/>
+          <w:szCs w:val="22"/>
+        </w:rPr>
+      </w:pPr>
+      <w:r>
+        <w:rPr>
+          <w:rFonts w:eastAsia="Arial" w:cs="Arial"/>
+          <w:color w:val="000000"/>
+          <w:sz w:val="22"/>
+          <w:szCs w:val="22"/>
+          <w:lang w:val="fr-FR" w:bidi="hi-IN"/>
+        </w:rPr>
+        <w:t>Dashboard administrateur</w:t>
       </w:r>
     </w:p>
     <w:p>
@@ -3848,25 +4367,18 @@
         <w:spacing w:before="300" w:after="160"/>
         <w:jc w:val="start"/>
         <w:outlineLvl w:val="2"/>
-        <w:rPr>
-          <w:rFonts w:ascii="Arial" w:hAnsi="Arial" w:eastAsia="Arial" w:cs="Arial"/>
+        <w:rPr/>
+      </w:pPr>
+      <w:r>
+        <w:rPr>
+          <w:rFonts w:eastAsia="Arial" w:cs="Arial"/>
           <w:b/>
           <w:color w:val="2E75B6"/>
           <w:sz w:val="28"/>
           <w:szCs w:val="28"/>
           <w:lang w:val="fr-FR" w:bidi="hi-IN"/>
         </w:rPr>
-      </w:pPr>
-      <w:r>
-        <w:rPr>
-          <w:rFonts w:eastAsia="Arial" w:cs="Arial"/>
-          <w:b/>
-          <w:color w:val="2E75B6"/>
-          <w:sz w:val="28"/>
-          <w:szCs w:val="28"/>
-          <w:lang w:val="fr-FR" w:bidi="hi-IN"/>
-        </w:rPr>
-        <w:t>Question 6 — Accompagnement au choix</w:t>
+        <w:t>Mattéo</w:t>
       </w:r>
     </w:p>
     <w:p>
@@ -3893,7 +4405,7 @@
           <w:szCs w:val="22"/>
           <w:lang w:val="fr-FR" w:bidi="hi-IN"/>
         </w:rPr>
-        <w:t>Oui, je souhaite être accompagné dans le choix d'un véhicule sans permis</w:t>
+        <w:t>Page de recommandation de voitures sans permis</w:t>
       </w:r>
     </w:p>
     <w:p>
@@ -3920,7 +4432,7 @@
           <w:szCs w:val="22"/>
           <w:lang w:val="fr-FR" w:bidi="hi-IN"/>
         </w:rPr>
-        <w:t>Non</w:t>
+        <w:t>API Groq pour la recherche en ligne de VSP</w:t>
       </w:r>
     </w:p>
     <w:p>
@@ -3947,87 +4459,115 @@
           <w:szCs w:val="22"/>
           <w:lang w:val="fr-FR" w:bidi="hi-IN"/>
         </w:rPr>
-        <w:t>Je ne sais pas</w:t>
-      </w:r>
-      <w:r>
-        <w:br w:type="page"/>
-      </w:r>
-    </w:p>
-    <w:p>
-      <w:pPr>
-        <w:pStyle w:val="Heading1"/>
+        <w:t>Page d'accueil avec les meilleurs vendeurs (best sellers)</w:t>
+      </w:r>
+    </w:p>
+    <w:p>
+      <w:pPr>
+        <w:pStyle w:val="ListParagraph"/>
         <w:numPr>
           <w:ilvl w:val="0"/>
-          <w:numId w:val="1"/>
+          <w:numId w:val="9"/>
         </w:numPr>
         <w:bidi w:val="0"/>
-        <w:spacing w:before="0" w:after="200"/>
-        <w:jc w:val="start"/>
-        <w:outlineLvl w:val="1"/>
-        <w:rPr/>
-      </w:pPr>
-      <w:r>
-        <w:rPr>
-          <w:rFonts w:eastAsia="Arial" w:cs="Arial"/>
-          <w:b/>
-          <w:color w:val="1B3A6B"/>
-          <w:sz w:val="36"/>
-          <w:szCs w:val="36"/>
-          <w:lang w:val="fr-FR" w:bidi="hi-IN"/>
-        </w:rPr>
-        <w:t>5. Brainstorming &amp; Fonctionnalités</w:t>
-      </w:r>
-    </w:p>
-    <w:p>
-      <w:pPr>
-        <w:pStyle w:val="Normal"/>
-        <w:pBdr>
-          <w:bottom w:val="single" w:sz="6" w:space="0" w:color="2E75B6"/>
-        </w:pBdr>
-        <w:bidi w:val="0"/>
-        <w:spacing w:before="120" w:after="120"/>
+        <w:spacing w:before="60" w:after="60"/>
         <w:jc w:val="start"/>
         <w:rPr>
           <w:rFonts w:ascii="Arial" w:hAnsi="Arial" w:eastAsia="Arial" w:cs="Arial"/>
-          <w:color w:val="000000"/>
-          <w:sz w:val="22"/>
-          <w:szCs w:val="22"/>
-          <w:lang w:val="fr-FR" w:bidi="hi-IN"/>
-        </w:rPr>
-      </w:pPr>
-      <w:r>
-        <w:rPr>
-          <w:rFonts w:eastAsia="Arial" w:cs="Arial"/>
-          <w:color w:val="000000"/>
-          <w:sz w:val="22"/>
-          <w:szCs w:val="22"/>
-          <w:lang w:val="fr-FR" w:bidi="hi-IN"/>
-        </w:rPr>
-      </w:r>
-    </w:p>
-    <w:p>
-      <w:pPr>
-        <w:pStyle w:val="Normal"/>
-        <w:bidi w:val="0"/>
-        <w:spacing w:before="80" w:after="80"/>
+          <w:sz w:val="22"/>
+          <w:szCs w:val="22"/>
+        </w:rPr>
+      </w:pPr>
+      <w:r>
+        <w:rPr>
+          <w:rFonts w:eastAsia="Arial" w:cs="Arial"/>
+          <w:color w:val="000000"/>
+          <w:sz w:val="22"/>
+          <w:szCs w:val="22"/>
+          <w:lang w:val="fr-FR" w:bidi="hi-IN"/>
+        </w:rPr>
+        <w:t>Résultats triés du meilleur au moins bon par défaut</w:t>
+      </w:r>
+    </w:p>
+    <w:p>
+      <w:pPr>
+        <w:pStyle w:val="ListParagraph"/>
+        <w:numPr>
+          <w:ilvl w:val="0"/>
+          <w:numId w:val="9"/>
+        </w:numPr>
+        <w:bidi w:val="0"/>
+        <w:spacing w:before="60" w:after="60"/>
         <w:jc w:val="start"/>
         <w:rPr>
           <w:rFonts w:ascii="Arial" w:hAnsi="Arial" w:eastAsia="Arial" w:cs="Arial"/>
-          <w:color w:val="000000"/>
-          <w:sz w:val="22"/>
-          <w:szCs w:val="22"/>
-          <w:lang w:val="fr-FR" w:bidi="hi-IN"/>
-        </w:rPr>
-      </w:pPr>
-      <w:r>
-        <w:rPr>
-          <w:rFonts w:eastAsia="Arial" w:cs="Arial"/>
-          <w:color w:val="000000"/>
-          <w:sz w:val="22"/>
-          <w:szCs w:val="22"/>
-          <w:lang w:val="fr-FR" w:bidi="hi-IN"/>
-        </w:rPr>
-        <w:t>Synthèse des idées proposées par chaque membre de l'équipe lors des sessions de brainstorming. Ces fonctionnalités constituent le backlog produit de Dryvea.</w:t>
+          <w:sz w:val="22"/>
+          <w:szCs w:val="22"/>
+        </w:rPr>
+      </w:pPr>
+      <w:r>
+        <w:rPr>
+          <w:rFonts w:eastAsia="Arial" w:cs="Arial"/>
+          <w:color w:val="000000"/>
+          <w:sz w:val="22"/>
+          <w:szCs w:val="22"/>
+          <w:lang w:val="fr-FR" w:bidi="hi-IN"/>
+        </w:rPr>
+        <w:t>Filtres de recherche avancés</w:t>
+      </w:r>
+    </w:p>
+    <w:p>
+      <w:pPr>
+        <w:pStyle w:val="ListParagraph"/>
+        <w:numPr>
+          <w:ilvl w:val="0"/>
+          <w:numId w:val="9"/>
+        </w:numPr>
+        <w:bidi w:val="0"/>
+        <w:spacing w:before="60" w:after="60"/>
+        <w:jc w:val="start"/>
+        <w:rPr>
+          <w:rFonts w:ascii="Arial" w:hAnsi="Arial" w:eastAsia="Arial" w:cs="Arial"/>
+          <w:sz w:val="22"/>
+          <w:szCs w:val="22"/>
+        </w:rPr>
+      </w:pPr>
+      <w:r>
+        <w:rPr>
+          <w:rFonts w:eastAsia="Arial" w:cs="Arial"/>
+          <w:color w:val="000000"/>
+          <w:sz w:val="22"/>
+          <w:szCs w:val="22"/>
+          <w:lang w:val="fr-FR" w:bidi="hi-IN"/>
+        </w:rPr>
+        <w:t>Ajout de voiture via champ texte + IA (validation auto + vérification VSP)</w:t>
+      </w:r>
+    </w:p>
+    <w:p>
+      <w:pPr>
+        <w:pStyle w:val="ListParagraph"/>
+        <w:numPr>
+          <w:ilvl w:val="0"/>
+          <w:numId w:val="9"/>
+        </w:numPr>
+        <w:bidi w:val="0"/>
+        <w:spacing w:before="60" w:after="60"/>
+        <w:jc w:val="start"/>
+        <w:rPr>
+          <w:rFonts w:ascii="Arial" w:hAnsi="Arial" w:eastAsia="Arial" w:cs="Arial"/>
+          <w:sz w:val="22"/>
+          <w:szCs w:val="22"/>
+        </w:rPr>
+      </w:pPr>
+      <w:r>
+        <w:rPr>
+          <w:rFonts w:eastAsia="Arial" w:cs="Arial"/>
+          <w:color w:val="000000"/>
+          <w:sz w:val="22"/>
+          <w:szCs w:val="22"/>
+          <w:lang w:val="fr-FR" w:bidi="hi-IN"/>
+        </w:rPr>
+        <w:t>Pages clés : Login, Connexion, Search, Add Voiture,Profile,  Admin</w:t>
       </w:r>
     </w:p>
     <w:p>
@@ -4052,7 +4592,7 @@
           <w:szCs w:val="28"/>
           <w:lang w:val="fr-FR" w:bidi="hi-IN"/>
         </w:rPr>
-        <w:t>Martin</w:t>
+        <w:t>Daris</w:t>
       </w:r>
     </w:p>
     <w:p>
@@ -4079,7 +4619,7 @@
           <w:szCs w:val="22"/>
           <w:lang w:val="fr-FR" w:bidi="hi-IN"/>
         </w:rPr>
-        <w:t>IA intégrée au site pour assistance utilisateur</w:t>
+        <w:t>Messagerie entre loueur/vendeur et acheteur</w:t>
       </w:r>
     </w:p>
     <w:p>
@@ -4106,7 +4646,7 @@
           <w:szCs w:val="22"/>
           <w:lang w:val="fr-FR" w:bidi="hi-IN"/>
         </w:rPr>
-        <w:t>Création de login/password avec base de données</w:t>
+        <w:t>Architecture MVC</w:t>
       </w:r>
     </w:p>
     <w:p>
@@ -4133,223 +4673,7 @@
           <w:szCs w:val="22"/>
           <w:lang w:val="fr-FR" w:bidi="hi-IN"/>
         </w:rPr>
-        <w:t>Système de coins (points de fidélité) accumulables au fil des locations</w:t>
-      </w:r>
-    </w:p>
-    <w:p>
-      <w:pPr>
-        <w:pStyle w:val="ListParagraph"/>
-        <w:numPr>
-          <w:ilvl w:val="0"/>
-          <w:numId w:val="10"/>
-        </w:numPr>
-        <w:bidi w:val="0"/>
-        <w:spacing w:before="60" w:after="60"/>
-        <w:jc w:val="start"/>
-        <w:rPr>
-          <w:rFonts w:ascii="Arial" w:hAnsi="Arial" w:eastAsia="Arial" w:cs="Arial"/>
-          <w:sz w:val="22"/>
-          <w:szCs w:val="22"/>
-        </w:rPr>
-      </w:pPr>
-      <w:r>
-        <w:rPr>
-          <w:rFonts w:eastAsia="Arial" w:cs="Arial"/>
-          <w:color w:val="000000"/>
-          <w:sz w:val="22"/>
-          <w:szCs w:val="22"/>
-          <w:lang w:val="fr-FR" w:bidi="hi-IN"/>
-        </w:rPr>
-        <w:t>À chaque voiture louée, un arbre planté (engagement RSE)</w:t>
-      </w:r>
-    </w:p>
-    <w:p>
-      <w:pPr>
-        <w:pStyle w:val="ListParagraph"/>
-        <w:numPr>
-          <w:ilvl w:val="0"/>
-          <w:numId w:val="10"/>
-        </w:numPr>
-        <w:bidi w:val="0"/>
-        <w:spacing w:before="60" w:after="60"/>
-        <w:jc w:val="start"/>
-        <w:rPr>
-          <w:rFonts w:ascii="Arial" w:hAnsi="Arial" w:eastAsia="Arial" w:cs="Arial"/>
-          <w:sz w:val="22"/>
-          <w:szCs w:val="22"/>
-        </w:rPr>
-      </w:pPr>
-      <w:r>
-        <w:rPr>
-          <w:rFonts w:eastAsia="Arial" w:cs="Arial"/>
-          <w:color w:val="000000"/>
-          <w:sz w:val="22"/>
-          <w:szCs w:val="22"/>
-          <w:lang w:val="fr-FR" w:bidi="hi-IN"/>
-        </w:rPr>
-        <w:t>Vérification des comptes utilisateurs</w:t>
-      </w:r>
-    </w:p>
-    <w:p>
-      <w:pPr>
-        <w:pStyle w:val="ListParagraph"/>
-        <w:numPr>
-          <w:ilvl w:val="0"/>
-          <w:numId w:val="10"/>
-        </w:numPr>
-        <w:bidi w:val="0"/>
-        <w:spacing w:before="60" w:after="60"/>
-        <w:jc w:val="start"/>
-        <w:rPr>
-          <w:rFonts w:ascii="Arial" w:hAnsi="Arial" w:eastAsia="Arial" w:cs="Arial"/>
-          <w:sz w:val="22"/>
-          <w:szCs w:val="22"/>
-        </w:rPr>
-      </w:pPr>
-      <w:r>
-        <w:rPr>
-          <w:rFonts w:eastAsia="Arial" w:cs="Arial"/>
-          <w:color w:val="000000"/>
-          <w:sz w:val="22"/>
-          <w:szCs w:val="22"/>
-          <w:lang w:val="fr-FR" w:bidi="hi-IN"/>
-        </w:rPr>
-        <w:t>Vérification des annonces postées</w:t>
-      </w:r>
-    </w:p>
-    <w:p>
-      <w:pPr>
-        <w:pStyle w:val="ListParagraph"/>
-        <w:numPr>
-          <w:ilvl w:val="0"/>
-          <w:numId w:val="10"/>
-        </w:numPr>
-        <w:bidi w:val="0"/>
-        <w:spacing w:before="60" w:after="60"/>
-        <w:jc w:val="start"/>
-        <w:rPr>
-          <w:rFonts w:ascii="Arial" w:hAnsi="Arial" w:eastAsia="Arial" w:cs="Arial"/>
-          <w:sz w:val="22"/>
-          <w:szCs w:val="22"/>
-        </w:rPr>
-      </w:pPr>
-      <w:r>
-        <w:rPr>
-          <w:rFonts w:eastAsia="Arial" w:cs="Arial"/>
-          <w:color w:val="000000"/>
-          <w:sz w:val="22"/>
-          <w:szCs w:val="22"/>
-          <w:lang w:val="fr-FR" w:bidi="hi-IN"/>
-        </w:rPr>
-        <w:t>Paiement au kilomètre</w:t>
-      </w:r>
-    </w:p>
-    <w:p>
-      <w:pPr>
-        <w:pStyle w:val="ListParagraph"/>
-        <w:numPr>
-          <w:ilvl w:val="0"/>
-          <w:numId w:val="10"/>
-        </w:numPr>
-        <w:bidi w:val="0"/>
-        <w:spacing w:before="60" w:after="60"/>
-        <w:jc w:val="start"/>
-        <w:rPr>
-          <w:rFonts w:ascii="Arial" w:hAnsi="Arial" w:eastAsia="Arial" w:cs="Arial"/>
-          <w:sz w:val="22"/>
-          <w:szCs w:val="22"/>
-        </w:rPr>
-      </w:pPr>
-      <w:r>
-        <w:rPr>
-          <w:rFonts w:eastAsia="Arial" w:cs="Arial"/>
-          <w:color w:val="000000"/>
-          <w:sz w:val="22"/>
-          <w:szCs w:val="22"/>
-          <w:lang w:val="fr-FR" w:bidi="hi-IN"/>
-        </w:rPr>
-        <w:t>Système d'abonnement</w:t>
-      </w:r>
-    </w:p>
-    <w:p>
-      <w:pPr>
-        <w:pStyle w:val="ListParagraph"/>
-        <w:numPr>
-          <w:ilvl w:val="0"/>
-          <w:numId w:val="10"/>
-        </w:numPr>
-        <w:bidi w:val="0"/>
-        <w:spacing w:before="60" w:after="60"/>
-        <w:jc w:val="start"/>
-        <w:rPr>
-          <w:rFonts w:ascii="Arial" w:hAnsi="Arial" w:eastAsia="Arial" w:cs="Arial"/>
-          <w:sz w:val="22"/>
-          <w:szCs w:val="22"/>
-        </w:rPr>
-      </w:pPr>
-      <w:r>
-        <w:rPr>
-          <w:rFonts w:eastAsia="Arial" w:cs="Arial"/>
-          <w:color w:val="000000"/>
-          <w:sz w:val="22"/>
-          <w:szCs w:val="22"/>
-          <w:lang w:val="fr-FR" w:bidi="hi-IN"/>
-        </w:rPr>
-        <w:t>Intégration de l'API Stripe pour le paiement</w:t>
-      </w:r>
-    </w:p>
-    <w:p>
-      <w:pPr>
-        <w:pStyle w:val="ListParagraph"/>
-        <w:numPr>
-          <w:ilvl w:val="0"/>
-          <w:numId w:val="10"/>
-        </w:numPr>
-        <w:bidi w:val="0"/>
-        <w:spacing w:before="60" w:after="60"/>
-        <w:jc w:val="start"/>
-        <w:rPr>
-          <w:rFonts w:ascii="Arial" w:hAnsi="Arial" w:eastAsia="Arial" w:cs="Arial"/>
-          <w:sz w:val="22"/>
-          <w:szCs w:val="22"/>
-        </w:rPr>
-      </w:pPr>
-      <w:r>
-        <w:rPr>
-          <w:rFonts w:eastAsia="Arial" w:cs="Arial"/>
-          <w:color w:val="000000"/>
-          <w:sz w:val="22"/>
-          <w:szCs w:val="22"/>
-          <w:lang w:val="fr-FR" w:bidi="hi-IN"/>
-        </w:rPr>
-        <w:t>GPS intégré dans l'app (temps restant, navigation, etc.)</w:t>
-      </w:r>
-    </w:p>
-    <w:p>
-      <w:pPr>
-        <w:pStyle w:val="ListParagraph"/>
-        <w:numPr>
-          <w:ilvl w:val="0"/>
-          <w:numId w:val="10"/>
-        </w:numPr>
-        <w:bidi w:val="0"/>
-        <w:spacing w:before="60" w:after="60"/>
-        <w:jc w:val="start"/>
-        <w:rPr>
-          <w:rFonts w:ascii="Arial" w:hAnsi="Arial" w:eastAsia="Arial" w:cs="Arial"/>
-          <w:sz w:val="22"/>
-          <w:szCs w:val="22"/>
-        </w:rPr>
-      </w:pPr>
-      <w:r>
-        <w:rPr>
-          <w:rFonts w:eastAsia="Arial" w:cs="Arial"/>
-          <w:color w:val="000000"/>
-          <w:sz w:val="22"/>
-          <w:szCs w:val="22"/>
-          <w:lang w:val="fr-FR" w:bidi="hi-IN"/>
-        </w:rPr>
-        <w:t>Dashboard administrateur</w:t>
+        <w:t>Notifications (retard, 1 jour à l'avance)</w:t>
       </w:r>
     </w:p>
     <w:p>
@@ -4374,7 +4698,7 @@
           <w:szCs w:val="28"/>
           <w:lang w:val="fr-FR" w:bidi="hi-IN"/>
         </w:rPr>
-        <w:t>Mattéo</w:t>
+        <w:t>Olivier</w:t>
       </w:r>
     </w:p>
     <w:p>
@@ -4401,7 +4725,7 @@
           <w:szCs w:val="22"/>
           <w:lang w:val="fr-FR" w:bidi="hi-IN"/>
         </w:rPr>
-        <w:t>Page de recommandation de voitures sans permis</w:t>
+        <w:t>Permettre aux utilisateurs de promouvoir leurs annonces via abonnement</w:t>
       </w:r>
     </w:p>
     <w:p>
@@ -4428,7 +4752,7 @@
           <w:szCs w:val="22"/>
           <w:lang w:val="fr-FR" w:bidi="hi-IN"/>
         </w:rPr>
-        <w:t>API Groq pour la recherche en ligne de VSP</w:t>
+        <w:t>Stack recommandée : Php, Html Css Javascript</w:t>
       </w:r>
     </w:p>
     <w:p>
@@ -4437,326 +4761,6 @@
         <w:numPr>
           <w:ilvl w:val="0"/>
           <w:numId w:val="11"/>
-        </w:numPr>
-        <w:bidi w:val="0"/>
-        <w:spacing w:before="60" w:after="60"/>
-        <w:jc w:val="start"/>
-        <w:rPr>
-          <w:rFonts w:ascii="Arial" w:hAnsi="Arial" w:eastAsia="Arial" w:cs="Arial"/>
-          <w:sz w:val="22"/>
-          <w:szCs w:val="22"/>
-        </w:rPr>
-      </w:pPr>
-      <w:r>
-        <w:rPr>
-          <w:rFonts w:eastAsia="Arial" w:cs="Arial"/>
-          <w:color w:val="000000"/>
-          <w:sz w:val="22"/>
-          <w:szCs w:val="22"/>
-          <w:lang w:val="fr-FR" w:bidi="hi-IN"/>
-        </w:rPr>
-        <w:t>Page d'accueil avec les meilleurs vendeurs (best sellers)</w:t>
-      </w:r>
-    </w:p>
-    <w:p>
-      <w:pPr>
-        <w:pStyle w:val="ListParagraph"/>
-        <w:numPr>
-          <w:ilvl w:val="0"/>
-          <w:numId w:val="11"/>
-        </w:numPr>
-        <w:bidi w:val="0"/>
-        <w:spacing w:before="60" w:after="60"/>
-        <w:jc w:val="start"/>
-        <w:rPr>
-          <w:rFonts w:ascii="Arial" w:hAnsi="Arial" w:eastAsia="Arial" w:cs="Arial"/>
-          <w:sz w:val="22"/>
-          <w:szCs w:val="22"/>
-        </w:rPr>
-      </w:pPr>
-      <w:r>
-        <w:rPr>
-          <w:rFonts w:eastAsia="Arial" w:cs="Arial"/>
-          <w:color w:val="000000"/>
-          <w:sz w:val="22"/>
-          <w:szCs w:val="22"/>
-          <w:lang w:val="fr-FR" w:bidi="hi-IN"/>
-        </w:rPr>
-        <w:t>Résultats triés du meilleur au moins bon par défaut</w:t>
-      </w:r>
-    </w:p>
-    <w:p>
-      <w:pPr>
-        <w:pStyle w:val="ListParagraph"/>
-        <w:numPr>
-          <w:ilvl w:val="0"/>
-          <w:numId w:val="11"/>
-        </w:numPr>
-        <w:bidi w:val="0"/>
-        <w:spacing w:before="60" w:after="60"/>
-        <w:jc w:val="start"/>
-        <w:rPr>
-          <w:rFonts w:ascii="Arial" w:hAnsi="Arial" w:eastAsia="Arial" w:cs="Arial"/>
-          <w:sz w:val="22"/>
-          <w:szCs w:val="22"/>
-        </w:rPr>
-      </w:pPr>
-      <w:r>
-        <w:rPr>
-          <w:rFonts w:eastAsia="Arial" w:cs="Arial"/>
-          <w:color w:val="000000"/>
-          <w:sz w:val="22"/>
-          <w:szCs w:val="22"/>
-          <w:lang w:val="fr-FR" w:bidi="hi-IN"/>
-        </w:rPr>
-        <w:t>Filtres de recherche avancés</w:t>
-      </w:r>
-    </w:p>
-    <w:p>
-      <w:pPr>
-        <w:pStyle w:val="ListParagraph"/>
-        <w:numPr>
-          <w:ilvl w:val="0"/>
-          <w:numId w:val="11"/>
-        </w:numPr>
-        <w:bidi w:val="0"/>
-        <w:spacing w:before="60" w:after="60"/>
-        <w:jc w:val="start"/>
-        <w:rPr>
-          <w:rFonts w:ascii="Arial" w:hAnsi="Arial" w:eastAsia="Arial" w:cs="Arial"/>
-          <w:sz w:val="22"/>
-          <w:szCs w:val="22"/>
-        </w:rPr>
-      </w:pPr>
-      <w:r>
-        <w:rPr>
-          <w:rFonts w:eastAsia="Arial" w:cs="Arial"/>
-          <w:color w:val="000000"/>
-          <w:sz w:val="22"/>
-          <w:szCs w:val="22"/>
-          <w:lang w:val="fr-FR" w:bidi="hi-IN"/>
-        </w:rPr>
-        <w:t>Ajout de voiture via champ texte + IA (validation auto + vérification VSP)</w:t>
-      </w:r>
-    </w:p>
-    <w:p>
-      <w:pPr>
-        <w:pStyle w:val="ListParagraph"/>
-        <w:numPr>
-          <w:ilvl w:val="0"/>
-          <w:numId w:val="11"/>
-        </w:numPr>
-        <w:bidi w:val="0"/>
-        <w:spacing w:before="60" w:after="60"/>
-        <w:jc w:val="start"/>
-        <w:rPr>
-          <w:rFonts w:ascii="Arial" w:hAnsi="Arial" w:eastAsia="Arial" w:cs="Arial"/>
-          <w:sz w:val="22"/>
-          <w:szCs w:val="22"/>
-        </w:rPr>
-      </w:pPr>
-      <w:r>
-        <w:rPr>
-          <w:rFonts w:eastAsia="Arial" w:cs="Arial"/>
-          <w:color w:val="000000"/>
-          <w:sz w:val="22"/>
-          <w:szCs w:val="22"/>
-          <w:lang w:val="fr-FR" w:bidi="hi-IN"/>
-        </w:rPr>
-        <w:t>Pages clés : Login, Connexion, Search, Add Voiture,Profile,  Admin</w:t>
-      </w:r>
-    </w:p>
-    <w:p>
-      <w:pPr>
-        <w:pStyle w:val="Heading2"/>
-        <w:numPr>
-          <w:ilvl w:val="0"/>
-          <w:numId w:val="1"/>
-        </w:numPr>
-        <w:bidi w:val="0"/>
-        <w:spacing w:before="300" w:after="160"/>
-        <w:jc w:val="start"/>
-        <w:outlineLvl w:val="2"/>
-        <w:rPr/>
-      </w:pPr>
-      <w:r>
-        <w:rPr>
-          <w:rFonts w:eastAsia="Arial" w:cs="Arial"/>
-          <w:b/>
-          <w:color w:val="2E75B6"/>
-          <w:sz w:val="28"/>
-          <w:szCs w:val="28"/>
-          <w:lang w:val="fr-FR" w:bidi="hi-IN"/>
-        </w:rPr>
-        <w:t>Daris</w:t>
-      </w:r>
-    </w:p>
-    <w:p>
-      <w:pPr>
-        <w:pStyle w:val="ListParagraph"/>
-        <w:numPr>
-          <w:ilvl w:val="0"/>
-          <w:numId w:val="12"/>
-        </w:numPr>
-        <w:bidi w:val="0"/>
-        <w:spacing w:before="60" w:after="60"/>
-        <w:jc w:val="start"/>
-        <w:rPr>
-          <w:rFonts w:ascii="Arial" w:hAnsi="Arial" w:eastAsia="Arial" w:cs="Arial"/>
-          <w:sz w:val="22"/>
-          <w:szCs w:val="22"/>
-        </w:rPr>
-      </w:pPr>
-      <w:r>
-        <w:rPr>
-          <w:rFonts w:eastAsia="Arial" w:cs="Arial"/>
-          <w:color w:val="000000"/>
-          <w:sz w:val="22"/>
-          <w:szCs w:val="22"/>
-          <w:lang w:val="fr-FR" w:bidi="hi-IN"/>
-        </w:rPr>
-        <w:t>Messagerie entre loueur/vendeur et acheteur</w:t>
-      </w:r>
-    </w:p>
-    <w:p>
-      <w:pPr>
-        <w:pStyle w:val="ListParagraph"/>
-        <w:numPr>
-          <w:ilvl w:val="0"/>
-          <w:numId w:val="12"/>
-        </w:numPr>
-        <w:bidi w:val="0"/>
-        <w:spacing w:before="60" w:after="60"/>
-        <w:jc w:val="start"/>
-        <w:rPr>
-          <w:rFonts w:ascii="Arial" w:hAnsi="Arial" w:eastAsia="Arial" w:cs="Arial"/>
-          <w:sz w:val="22"/>
-          <w:szCs w:val="22"/>
-        </w:rPr>
-      </w:pPr>
-      <w:r>
-        <w:rPr>
-          <w:rFonts w:eastAsia="Arial" w:cs="Arial"/>
-          <w:color w:val="000000"/>
-          <w:sz w:val="22"/>
-          <w:szCs w:val="22"/>
-          <w:lang w:val="fr-FR" w:bidi="hi-IN"/>
-        </w:rPr>
-        <w:t>Architecture MVC</w:t>
-      </w:r>
-    </w:p>
-    <w:p>
-      <w:pPr>
-        <w:pStyle w:val="ListParagraph"/>
-        <w:numPr>
-          <w:ilvl w:val="0"/>
-          <w:numId w:val="12"/>
-        </w:numPr>
-        <w:bidi w:val="0"/>
-        <w:spacing w:before="60" w:after="60"/>
-        <w:jc w:val="start"/>
-        <w:rPr>
-          <w:rFonts w:ascii="Arial" w:hAnsi="Arial" w:eastAsia="Arial" w:cs="Arial"/>
-          <w:sz w:val="22"/>
-          <w:szCs w:val="22"/>
-        </w:rPr>
-      </w:pPr>
-      <w:r>
-        <w:rPr>
-          <w:rFonts w:eastAsia="Arial" w:cs="Arial"/>
-          <w:color w:val="000000"/>
-          <w:sz w:val="22"/>
-          <w:szCs w:val="22"/>
-          <w:lang w:val="fr-FR" w:bidi="hi-IN"/>
-        </w:rPr>
-        <w:t>Notifications (retard, 1 jour à l'avance)</w:t>
-      </w:r>
-    </w:p>
-    <w:p>
-      <w:pPr>
-        <w:pStyle w:val="Heading2"/>
-        <w:numPr>
-          <w:ilvl w:val="0"/>
-          <w:numId w:val="1"/>
-        </w:numPr>
-        <w:bidi w:val="0"/>
-        <w:spacing w:before="300" w:after="160"/>
-        <w:jc w:val="start"/>
-        <w:outlineLvl w:val="2"/>
-        <w:rPr/>
-      </w:pPr>
-      <w:r>
-        <w:rPr>
-          <w:rFonts w:eastAsia="Arial" w:cs="Arial"/>
-          <w:b/>
-          <w:color w:val="2E75B6"/>
-          <w:sz w:val="28"/>
-          <w:szCs w:val="28"/>
-          <w:lang w:val="fr-FR" w:bidi="hi-IN"/>
-        </w:rPr>
-        <w:t>Olivier</w:t>
-      </w:r>
-    </w:p>
-    <w:p>
-      <w:pPr>
-        <w:pStyle w:val="ListParagraph"/>
-        <w:numPr>
-          <w:ilvl w:val="0"/>
-          <w:numId w:val="13"/>
-        </w:numPr>
-        <w:bidi w:val="0"/>
-        <w:spacing w:before="60" w:after="60"/>
-        <w:jc w:val="start"/>
-        <w:rPr>
-          <w:rFonts w:ascii="Arial" w:hAnsi="Arial" w:eastAsia="Arial" w:cs="Arial"/>
-          <w:sz w:val="22"/>
-          <w:szCs w:val="22"/>
-        </w:rPr>
-      </w:pPr>
-      <w:r>
-        <w:rPr>
-          <w:rFonts w:eastAsia="Arial" w:cs="Arial"/>
-          <w:color w:val="000000"/>
-          <w:sz w:val="22"/>
-          <w:szCs w:val="22"/>
-          <w:lang w:val="fr-FR" w:bidi="hi-IN"/>
-        </w:rPr>
-        <w:t>Permettre aux utilisateurs de promouvoir leurs annonces via abonnement</w:t>
-      </w:r>
-    </w:p>
-    <w:p>
-      <w:pPr>
-        <w:pStyle w:val="ListParagraph"/>
-        <w:numPr>
-          <w:ilvl w:val="0"/>
-          <w:numId w:val="13"/>
-        </w:numPr>
-        <w:bidi w:val="0"/>
-        <w:spacing w:before="60" w:after="60"/>
-        <w:jc w:val="start"/>
-        <w:rPr>
-          <w:rFonts w:ascii="Arial" w:hAnsi="Arial" w:eastAsia="Arial" w:cs="Arial"/>
-          <w:sz w:val="22"/>
-          <w:szCs w:val="22"/>
-        </w:rPr>
-      </w:pPr>
-      <w:r>
-        <w:rPr>
-          <w:rFonts w:eastAsia="Arial" w:cs="Arial"/>
-          <w:color w:val="000000"/>
-          <w:sz w:val="22"/>
-          <w:szCs w:val="22"/>
-          <w:lang w:val="fr-FR" w:bidi="hi-IN"/>
-        </w:rPr>
-        <w:t>Stack recommandée : Php, Html Css Javascript</w:t>
-      </w:r>
-    </w:p>
-    <w:p>
-      <w:pPr>
-        <w:pStyle w:val="ListParagraph"/>
-        <w:numPr>
-          <w:ilvl w:val="0"/>
-          <w:numId w:val="13"/>
         </w:numPr>
         <w:bidi w:val="0"/>
         <w:spacing w:before="60" w:after="60"/>
@@ -4896,7 +4900,7 @@
       </w:tblPr>
       <w:tblGrid>
         <w:gridCol w:w="2537"/>
-        <w:gridCol w:w="6528"/>
+        <w:gridCol w:w="6527"/>
       </w:tblGrid>
       <w:tr>
         <w:trPr/>
@@ -4940,7 +4944,7 @@
         </w:tc>
         <w:tc>
           <w:tcPr>
-            <w:tcW w:w="6528" w:type="dxa"/>
+            <w:tcW w:w="6527" w:type="dxa"/>
             <w:tcBorders>
               <w:top w:val="single" w:sz="2" w:space="0" w:color="CCCCCC"/>
               <w:start w:val="single" w:sz="2" w:space="0" w:color="CCCCCC"/>
@@ -5016,7 +5020,7 @@
         </w:tc>
         <w:tc>
           <w:tcPr>
-            <w:tcW w:w="6528" w:type="dxa"/>
+            <w:tcW w:w="6527" w:type="dxa"/>
             <w:tcBorders>
               <w:top w:val="single" w:sz="2" w:space="0" w:color="CCCCCC"/>
               <w:start w:val="single" w:sz="2" w:space="0" w:color="CCCCCC"/>
@@ -5092,7 +5096,7 @@
         </w:tc>
         <w:tc>
           <w:tcPr>
-            <w:tcW w:w="6528" w:type="dxa"/>
+            <w:tcW w:w="6527" w:type="dxa"/>
             <w:tcBorders>
               <w:top w:val="single" w:sz="2" w:space="0" w:color="CCCCCC"/>
               <w:start w:val="single" w:sz="2" w:space="0" w:color="CCCCCC"/>
@@ -5217,14 +5221,7 @@
         </w:rPr>
       </w:pPr>
       <w:r>
-        <w:rPr>
-          <w:rFonts w:eastAsia="Arial" w:cs="Arial"/>
-          <w:b/>
-          <w:color w:val="000000"/>
-          <w:sz w:val="22"/>
-          <w:szCs w:val="22"/>
-          <w:lang w:val="fr-FR" w:bidi="hi-IN"/>
-        </w:rPr>
+        <w:rPr/>
         <w:drawing>
           <wp:inline distT="0" distB="0" distL="0" distR="0">
             <wp:extent cx="5961380" cy="3095625"/>
@@ -5256,6 +5253,7 @@
                     <a:prstGeom prst="rect">
                       <a:avLst/>
                     </a:prstGeom>
+                    <a:noFill/>
                   </pic:spPr>
                 </pic:pic>
               </a:graphicData>
@@ -5349,7 +5347,7 @@
         <w:pStyle w:val="ListParagraph"/>
         <w:numPr>
           <w:ilvl w:val="0"/>
-          <w:numId w:val="14"/>
+          <w:numId w:val="12"/>
         </w:numPr>
         <w:bidi w:val="0"/>
         <w:spacing w:before="60" w:after="60"/>
@@ -5376,7 +5374,7 @@
         <w:pStyle w:val="ListParagraph"/>
         <w:numPr>
           <w:ilvl w:val="0"/>
-          <w:numId w:val="14"/>
+          <w:numId w:val="12"/>
         </w:numPr>
         <w:bidi w:val="0"/>
         <w:spacing w:before="60" w:after="60"/>
@@ -5403,7 +5401,7 @@
         <w:pStyle w:val="ListParagraph"/>
         <w:numPr>
           <w:ilvl w:val="0"/>
-          <w:numId w:val="14"/>
+          <w:numId w:val="12"/>
         </w:numPr>
         <w:bidi w:val="0"/>
         <w:spacing w:before="60" w:after="60"/>
@@ -5430,7 +5428,7 @@
         <w:pStyle w:val="ListParagraph"/>
         <w:numPr>
           <w:ilvl w:val="0"/>
-          <w:numId w:val="14"/>
+          <w:numId w:val="12"/>
         </w:numPr>
         <w:bidi w:val="0"/>
         <w:spacing w:before="60" w:after="60"/>
@@ -5457,7 +5455,7 @@
         <w:pStyle w:val="ListParagraph"/>
         <w:numPr>
           <w:ilvl w:val="0"/>
-          <w:numId w:val="14"/>
+          <w:numId w:val="12"/>
         </w:numPr>
         <w:bidi w:val="0"/>
         <w:spacing w:before="60" w:after="60"/>
@@ -5519,7 +5517,7 @@
       </w:tblPr>
       <w:tblGrid>
         <w:gridCol w:w="2537"/>
-        <w:gridCol w:w="6528"/>
+        <w:gridCol w:w="6527"/>
       </w:tblGrid>
       <w:tr>
         <w:trPr/>
@@ -5563,7 +5561,7 @@
         </w:tc>
         <w:tc>
           <w:tcPr>
-            <w:tcW w:w="6528" w:type="dxa"/>
+            <w:tcW w:w="6527" w:type="dxa"/>
             <w:tcBorders>
               <w:top w:val="single" w:sz="2" w:space="0" w:color="CCCCCC"/>
               <w:start w:val="single" w:sz="2" w:space="0" w:color="CCCCCC"/>
@@ -5639,7 +5637,7 @@
         </w:tc>
         <w:tc>
           <w:tcPr>
-            <w:tcW w:w="6528" w:type="dxa"/>
+            <w:tcW w:w="6527" w:type="dxa"/>
             <w:tcBorders>
               <w:top w:val="single" w:sz="2" w:space="0" w:color="CCCCCC"/>
               <w:start w:val="single" w:sz="2" w:space="0" w:color="CCCCCC"/>
@@ -5715,7 +5713,7 @@
         </w:tc>
         <w:tc>
           <w:tcPr>
-            <w:tcW w:w="6528" w:type="dxa"/>
+            <w:tcW w:w="6527" w:type="dxa"/>
             <w:tcBorders>
               <w:top w:val="single" w:sz="2" w:space="0" w:color="CCCCCC"/>
               <w:start w:val="single" w:sz="2" w:space="0" w:color="CCCCCC"/>
@@ -5791,7 +5789,7 @@
         </w:tc>
         <w:tc>
           <w:tcPr>
-            <w:tcW w:w="6528" w:type="dxa"/>
+            <w:tcW w:w="6527" w:type="dxa"/>
             <w:tcBorders>
               <w:top w:val="single" w:sz="2" w:space="0" w:color="CCCCCC"/>
               <w:start w:val="single" w:sz="2" w:space="0" w:color="CCCCCC"/>
@@ -5856,7 +5854,7 @@
         <w:pStyle w:val="ListParagraph"/>
         <w:numPr>
           <w:ilvl w:val="0"/>
-          <w:numId w:val="15"/>
+          <w:numId w:val="13"/>
         </w:numPr>
         <w:bidi w:val="0"/>
         <w:spacing w:before="60" w:after="60"/>
@@ -5876,6 +5874,191 @@
           <w:lang w:val="fr-FR" w:bidi="hi-IN"/>
         </w:rPr>
         <w:t>Cahier des charges : ce document</w:t>
+      </w:r>
+    </w:p>
+    <w:p>
+      <w:pPr>
+        <w:pStyle w:val="ListParagraph"/>
+        <w:numPr>
+          <w:ilvl w:val="0"/>
+          <w:numId w:val="13"/>
+        </w:numPr>
+        <w:bidi w:val="0"/>
+        <w:spacing w:before="60" w:after="60"/>
+        <w:jc w:val="start"/>
+        <w:rPr>
+          <w:rFonts w:ascii="Arial" w:hAnsi="Arial" w:eastAsia="Arial" w:cs="Arial"/>
+          <w:sz w:val="22"/>
+          <w:szCs w:val="22"/>
+        </w:rPr>
+      </w:pPr>
+      <w:r>
+        <w:rPr>
+          <w:rFonts w:eastAsia="Arial" w:cs="Arial"/>
+          <w:color w:val="000000"/>
+          <w:sz w:val="22"/>
+          <w:szCs w:val="22"/>
+          <w:lang w:val="fr-FR" w:bidi="hi-IN"/>
+        </w:rPr>
+        <w:t>Planning Gantt à définir</w:t>
+      </w:r>
+    </w:p>
+    <w:p>
+      <w:pPr>
+        <w:pStyle w:val="ListParagraph"/>
+        <w:numPr>
+          <w:ilvl w:val="0"/>
+          <w:numId w:val="13"/>
+        </w:numPr>
+        <w:bidi w:val="0"/>
+        <w:spacing w:before="60" w:after="60"/>
+        <w:jc w:val="start"/>
+        <w:rPr>
+          <w:rFonts w:ascii="Arial" w:hAnsi="Arial" w:eastAsia="Arial" w:cs="Arial"/>
+          <w:sz w:val="22"/>
+          <w:szCs w:val="22"/>
+        </w:rPr>
+      </w:pPr>
+      <w:r>
+        <w:rPr>
+          <w:rFonts w:eastAsia="Arial" w:cs="Arial"/>
+          <w:color w:val="000000"/>
+          <w:sz w:val="22"/>
+          <w:szCs w:val="22"/>
+          <w:lang w:val="fr-FR" w:bidi="hi-IN"/>
+        </w:rPr>
+        <w:t>Contraintes techniques identifiées (normes Euro 7)</w:t>
+      </w:r>
+    </w:p>
+    <w:p>
+      <w:pPr>
+        <w:pStyle w:val="Heading2"/>
+        <w:numPr>
+          <w:ilvl w:val="0"/>
+          <w:numId w:val="1"/>
+        </w:numPr>
+        <w:bidi w:val="0"/>
+        <w:spacing w:before="300" w:after="160"/>
+        <w:jc w:val="start"/>
+        <w:outlineLvl w:val="2"/>
+        <w:rPr/>
+      </w:pPr>
+      <w:r>
+        <w:rPr>
+          <w:rFonts w:eastAsia="Arial" w:cs="Arial"/>
+          <w:b/>
+          <w:color w:val="2E75B6"/>
+          <w:sz w:val="28"/>
+          <w:szCs w:val="28"/>
+          <w:lang w:val="fr-FR" w:bidi="hi-IN"/>
+        </w:rPr>
+        <w:t>4. Conception (à venir)</w:t>
+      </w:r>
+    </w:p>
+    <w:p>
+      <w:pPr>
+        <w:pStyle w:val="ListParagraph"/>
+        <w:numPr>
+          <w:ilvl w:val="0"/>
+          <w:numId w:val="14"/>
+        </w:numPr>
+        <w:bidi w:val="0"/>
+        <w:spacing w:before="60" w:after="60"/>
+        <w:jc w:val="start"/>
+        <w:rPr>
+          <w:rFonts w:ascii="Arial" w:hAnsi="Arial" w:eastAsia="Arial" w:cs="Arial"/>
+          <w:sz w:val="22"/>
+          <w:szCs w:val="22"/>
+        </w:rPr>
+      </w:pPr>
+      <w:r>
+        <w:rPr>
+          <w:rFonts w:eastAsia="Arial" w:cs="Arial"/>
+          <w:color w:val="000000"/>
+          <w:sz w:val="22"/>
+          <w:szCs w:val="22"/>
+          <w:lang w:val="fr-FR" w:bidi="hi-IN"/>
+        </w:rPr>
+        <w:t>Maquettes Figma / wireframes des pages principales</w:t>
+      </w:r>
+    </w:p>
+    <w:p>
+      <w:pPr>
+        <w:pStyle w:val="ListParagraph"/>
+        <w:numPr>
+          <w:ilvl w:val="0"/>
+          <w:numId w:val="14"/>
+        </w:numPr>
+        <w:bidi w:val="0"/>
+        <w:spacing w:before="60" w:after="60"/>
+        <w:jc w:val="start"/>
+        <w:rPr>
+          <w:rFonts w:ascii="Arial" w:hAnsi="Arial" w:eastAsia="Arial" w:cs="Arial"/>
+          <w:sz w:val="22"/>
+          <w:szCs w:val="22"/>
+        </w:rPr>
+      </w:pPr>
+      <w:r>
+        <w:rPr>
+          <w:rFonts w:eastAsia="Arial" w:cs="Arial"/>
+          <w:color w:val="000000"/>
+          <w:sz w:val="22"/>
+          <w:szCs w:val="22"/>
+          <w:lang w:val="fr-FR" w:bidi="hi-IN"/>
+        </w:rPr>
+        <w:t>Schéma BDD (Entités : Users, Voitures, Locations, Messages, Paiements)</w:t>
+      </w:r>
+    </w:p>
+    <w:p>
+      <w:pPr>
+        <w:pStyle w:val="ListParagraph"/>
+        <w:numPr>
+          <w:ilvl w:val="0"/>
+          <w:numId w:val="14"/>
+        </w:numPr>
+        <w:bidi w:val="0"/>
+        <w:spacing w:before="60" w:after="60"/>
+        <w:jc w:val="start"/>
+        <w:rPr>
+          <w:rFonts w:ascii="Arial" w:hAnsi="Arial" w:eastAsia="Arial" w:cs="Arial"/>
+          <w:sz w:val="22"/>
+          <w:szCs w:val="22"/>
+        </w:rPr>
+      </w:pPr>
+      <w:r>
+        <w:rPr>
+          <w:rFonts w:eastAsia="Arial" w:cs="Arial"/>
+          <w:color w:val="000000"/>
+          <w:sz w:val="22"/>
+          <w:szCs w:val="22"/>
+          <w:lang w:val="fr-FR" w:bidi="hi-IN"/>
+        </w:rPr>
+        <w:t>Diagrammes de flux utilisateur</w:t>
+      </w:r>
+    </w:p>
+    <w:p>
+      <w:pPr>
+        <w:pStyle w:val="Heading2"/>
+        <w:numPr>
+          <w:ilvl w:val="0"/>
+          <w:numId w:val="1"/>
+        </w:numPr>
+        <w:bidi w:val="0"/>
+        <w:spacing w:before="300" w:after="160"/>
+        <w:jc w:val="start"/>
+        <w:outlineLvl w:val="2"/>
+        <w:rPr/>
+      </w:pPr>
+      <w:r>
+        <w:rPr>
+          <w:rFonts w:eastAsia="Arial" w:cs="Arial"/>
+          <w:b/>
+          <w:color w:val="2E75B6"/>
+          <w:sz w:val="28"/>
+          <w:szCs w:val="28"/>
+          <w:lang w:val="fr-FR" w:bidi="hi-IN"/>
+        </w:rPr>
+        <w:t>5. Réalisation / Développement (Sprint 1 actif — 42%)</w:t>
       </w:r>
     </w:p>
     <w:p>
@@ -5902,7 +6085,7 @@
           <w:szCs w:val="22"/>
           <w:lang w:val="fr-FR" w:bidi="hi-IN"/>
         </w:rPr>
-        <w:t>Planning Gantt à définir</w:t>
+        <w:t>Travail en sprints d'1 semaine</w:t>
       </w:r>
     </w:p>
     <w:p>
@@ -5929,7 +6112,34 @@
           <w:szCs w:val="22"/>
           <w:lang w:val="fr-FR" w:bidi="hi-IN"/>
         </w:rPr>
-        <w:t>Contraintes techniques identifiées (normes Euro 7)</w:t>
+        <w:t>Réunions régulières d'avancement</w:t>
+      </w:r>
+    </w:p>
+    <w:p>
+      <w:pPr>
+        <w:pStyle w:val="ListParagraph"/>
+        <w:numPr>
+          <w:ilvl w:val="0"/>
+          <w:numId w:val="15"/>
+        </w:numPr>
+        <w:bidi w:val="0"/>
+        <w:spacing w:before="60" w:after="60"/>
+        <w:jc w:val="start"/>
+        <w:rPr>
+          <w:rFonts w:ascii="Arial" w:hAnsi="Arial" w:eastAsia="Arial" w:cs="Arial"/>
+          <w:sz w:val="22"/>
+          <w:szCs w:val="22"/>
+        </w:rPr>
+      </w:pPr>
+      <w:r>
+        <w:rPr>
+          <w:rFonts w:eastAsia="Arial" w:cs="Arial"/>
+          <w:color w:val="000000"/>
+          <w:sz w:val="22"/>
+          <w:szCs w:val="22"/>
+          <w:lang w:val="fr-FR" w:bidi="hi-IN"/>
+        </w:rPr>
+        <w:t>Documentation continue</w:t>
       </w:r>
     </w:p>
     <w:p>
@@ -5954,7 +6164,7 @@
           <w:szCs w:val="28"/>
           <w:lang w:val="fr-FR" w:bidi="hi-IN"/>
         </w:rPr>
-        <w:t>4. Conception (à venir)</w:t>
+        <w:t>6. Tests &amp; Validation</w:t>
       </w:r>
     </w:p>
     <w:p>
@@ -5981,7 +6191,7 @@
           <w:szCs w:val="22"/>
           <w:lang w:val="fr-FR" w:bidi="hi-IN"/>
         </w:rPr>
-        <w:t>Maquettes Figma / wireframes des pages principales</w:t>
+        <w:t>Tests fonctionnels de chaque feature</w:t>
       </w:r>
     </w:p>
     <w:p>
@@ -6008,7 +6218,7 @@
           <w:szCs w:val="22"/>
           <w:lang w:val="fr-FR" w:bidi="hi-IN"/>
         </w:rPr>
-        <w:t>Schéma BDD (Entités : Users, Voitures, Locations, Messages, Paiements)</w:t>
+        <w:t>Recueil d'avis utilisateurs</w:t>
       </w:r>
     </w:p>
     <w:p>
@@ -6035,7 +6245,7 @@
           <w:szCs w:val="22"/>
           <w:lang w:val="fr-FR" w:bidi="hi-IN"/>
         </w:rPr>
-        <w:t>Diagrammes de flux utilisateur</w:t>
+        <w:t>Correction et ajustements</w:t>
       </w:r>
     </w:p>
     <w:p>
@@ -6060,7 +6270,7 @@
           <w:szCs w:val="28"/>
           <w:lang w:val="fr-FR" w:bidi="hi-IN"/>
         </w:rPr>
-        <w:t>5. Réalisation / Développement (Sprint 1 actif — 42%)</w:t>
+        <w:t>7. Présentation &amp; Rendu Final</w:t>
       </w:r>
     </w:p>
     <w:p>
@@ -6087,7 +6297,7 @@
           <w:szCs w:val="22"/>
           <w:lang w:val="fr-FR" w:bidi="hi-IN"/>
         </w:rPr>
-        <w:t>Travail en sprints d'1 semaine</w:t>
+        <w:t>Dossier final : rapport + diaporama</w:t>
       </w:r>
     </w:p>
     <w:p>
@@ -6114,7 +6324,7 @@
           <w:szCs w:val="22"/>
           <w:lang w:val="fr-FR" w:bidi="hi-IN"/>
         </w:rPr>
-        <w:t>Réunions régulières d'avancement</w:t>
+        <w:t>Présentation orale préparée</w:t>
       </w:r>
     </w:p>
     <w:p>
@@ -6141,7 +6351,7 @@
           <w:szCs w:val="22"/>
           <w:lang w:val="fr-FR" w:bidi="hi-IN"/>
         </w:rPr>
-        <w:t>Documentation continue</w:t>
+        <w:t>Site déployé et fonctionnel</w:t>
       </w:r>
     </w:p>
     <w:p>
@@ -6166,7 +6376,7 @@
           <w:szCs w:val="28"/>
           <w:lang w:val="fr-FR" w:bidi="hi-IN"/>
         </w:rPr>
-        <w:t>6. Tests &amp; Validation</w:t>
+        <w:t>8. Bilan &amp; Retour d'Expérience</w:t>
       </w:r>
     </w:p>
     <w:p>
@@ -6193,7 +6403,7 @@
           <w:szCs w:val="22"/>
           <w:lang w:val="fr-FR" w:bidi="hi-IN"/>
         </w:rPr>
-        <w:t>Tests fonctionnels de chaque feature</w:t>
+        <w:t>Débriefing d'équipe</w:t>
       </w:r>
     </w:p>
     <w:p>
@@ -6220,7 +6430,7 @@
           <w:szCs w:val="22"/>
           <w:lang w:val="fr-FR" w:bidi="hi-IN"/>
         </w:rPr>
-        <w:t>Recueil d'avis utilisateurs</w:t>
+        <w:t>Points forts / points faibles listés</w:t>
       </w:r>
     </w:p>
     <w:p>
@@ -6229,218 +6439,6 @@
         <w:numPr>
           <w:ilvl w:val="0"/>
           <w:numId w:val="18"/>
-        </w:numPr>
-        <w:bidi w:val="0"/>
-        <w:spacing w:before="60" w:after="60"/>
-        <w:jc w:val="start"/>
-        <w:rPr>
-          <w:rFonts w:ascii="Arial" w:hAnsi="Arial" w:eastAsia="Arial" w:cs="Arial"/>
-          <w:sz w:val="22"/>
-          <w:szCs w:val="22"/>
-        </w:rPr>
-      </w:pPr>
-      <w:r>
-        <w:rPr>
-          <w:rFonts w:eastAsia="Arial" w:cs="Arial"/>
-          <w:color w:val="000000"/>
-          <w:sz w:val="22"/>
-          <w:szCs w:val="22"/>
-          <w:lang w:val="fr-FR" w:bidi="hi-IN"/>
-        </w:rPr>
-        <w:t>Correction et ajustements</w:t>
-      </w:r>
-    </w:p>
-    <w:p>
-      <w:pPr>
-        <w:pStyle w:val="Heading2"/>
-        <w:numPr>
-          <w:ilvl w:val="0"/>
-          <w:numId w:val="1"/>
-        </w:numPr>
-        <w:bidi w:val="0"/>
-        <w:spacing w:before="300" w:after="160"/>
-        <w:jc w:val="start"/>
-        <w:outlineLvl w:val="2"/>
-        <w:rPr/>
-      </w:pPr>
-      <w:r>
-        <w:rPr>
-          <w:rFonts w:eastAsia="Arial" w:cs="Arial"/>
-          <w:b/>
-          <w:color w:val="2E75B6"/>
-          <w:sz w:val="28"/>
-          <w:szCs w:val="28"/>
-          <w:lang w:val="fr-FR" w:bidi="hi-IN"/>
-        </w:rPr>
-        <w:t>7. Présentation &amp; Rendu Final</w:t>
-      </w:r>
-    </w:p>
-    <w:p>
-      <w:pPr>
-        <w:pStyle w:val="ListParagraph"/>
-        <w:numPr>
-          <w:ilvl w:val="0"/>
-          <w:numId w:val="19"/>
-        </w:numPr>
-        <w:bidi w:val="0"/>
-        <w:spacing w:before="60" w:after="60"/>
-        <w:jc w:val="start"/>
-        <w:rPr>
-          <w:rFonts w:ascii="Arial" w:hAnsi="Arial" w:eastAsia="Arial" w:cs="Arial"/>
-          <w:sz w:val="22"/>
-          <w:szCs w:val="22"/>
-        </w:rPr>
-      </w:pPr>
-      <w:r>
-        <w:rPr>
-          <w:rFonts w:eastAsia="Arial" w:cs="Arial"/>
-          <w:color w:val="000000"/>
-          <w:sz w:val="22"/>
-          <w:szCs w:val="22"/>
-          <w:lang w:val="fr-FR" w:bidi="hi-IN"/>
-        </w:rPr>
-        <w:t>Dossier final : rapport + diaporama</w:t>
-      </w:r>
-    </w:p>
-    <w:p>
-      <w:pPr>
-        <w:pStyle w:val="ListParagraph"/>
-        <w:numPr>
-          <w:ilvl w:val="0"/>
-          <w:numId w:val="19"/>
-        </w:numPr>
-        <w:bidi w:val="0"/>
-        <w:spacing w:before="60" w:after="60"/>
-        <w:jc w:val="start"/>
-        <w:rPr>
-          <w:rFonts w:ascii="Arial" w:hAnsi="Arial" w:eastAsia="Arial" w:cs="Arial"/>
-          <w:sz w:val="22"/>
-          <w:szCs w:val="22"/>
-        </w:rPr>
-      </w:pPr>
-      <w:r>
-        <w:rPr>
-          <w:rFonts w:eastAsia="Arial" w:cs="Arial"/>
-          <w:color w:val="000000"/>
-          <w:sz w:val="22"/>
-          <w:szCs w:val="22"/>
-          <w:lang w:val="fr-FR" w:bidi="hi-IN"/>
-        </w:rPr>
-        <w:t>Présentation orale préparée</w:t>
-      </w:r>
-    </w:p>
-    <w:p>
-      <w:pPr>
-        <w:pStyle w:val="ListParagraph"/>
-        <w:numPr>
-          <w:ilvl w:val="0"/>
-          <w:numId w:val="19"/>
-        </w:numPr>
-        <w:bidi w:val="0"/>
-        <w:spacing w:before="60" w:after="60"/>
-        <w:jc w:val="start"/>
-        <w:rPr>
-          <w:rFonts w:ascii="Arial" w:hAnsi="Arial" w:eastAsia="Arial" w:cs="Arial"/>
-          <w:sz w:val="22"/>
-          <w:szCs w:val="22"/>
-        </w:rPr>
-      </w:pPr>
-      <w:r>
-        <w:rPr>
-          <w:rFonts w:eastAsia="Arial" w:cs="Arial"/>
-          <w:color w:val="000000"/>
-          <w:sz w:val="22"/>
-          <w:szCs w:val="22"/>
-          <w:lang w:val="fr-FR" w:bidi="hi-IN"/>
-        </w:rPr>
-        <w:t>Site déployé et fonctionnel</w:t>
-      </w:r>
-    </w:p>
-    <w:p>
-      <w:pPr>
-        <w:pStyle w:val="Heading2"/>
-        <w:numPr>
-          <w:ilvl w:val="0"/>
-          <w:numId w:val="1"/>
-        </w:numPr>
-        <w:bidi w:val="0"/>
-        <w:spacing w:before="300" w:after="160"/>
-        <w:jc w:val="start"/>
-        <w:outlineLvl w:val="2"/>
-        <w:rPr/>
-      </w:pPr>
-      <w:r>
-        <w:rPr>
-          <w:rFonts w:eastAsia="Arial" w:cs="Arial"/>
-          <w:b/>
-          <w:color w:val="2E75B6"/>
-          <w:sz w:val="28"/>
-          <w:szCs w:val="28"/>
-          <w:lang w:val="fr-FR" w:bidi="hi-IN"/>
-        </w:rPr>
-        <w:t>8. Bilan &amp; Retour d'Expérience</w:t>
-      </w:r>
-    </w:p>
-    <w:p>
-      <w:pPr>
-        <w:pStyle w:val="ListParagraph"/>
-        <w:numPr>
-          <w:ilvl w:val="0"/>
-          <w:numId w:val="20"/>
-        </w:numPr>
-        <w:bidi w:val="0"/>
-        <w:spacing w:before="60" w:after="60"/>
-        <w:jc w:val="start"/>
-        <w:rPr>
-          <w:rFonts w:ascii="Arial" w:hAnsi="Arial" w:eastAsia="Arial" w:cs="Arial"/>
-          <w:sz w:val="22"/>
-          <w:szCs w:val="22"/>
-        </w:rPr>
-      </w:pPr>
-      <w:r>
-        <w:rPr>
-          <w:rFonts w:eastAsia="Arial" w:cs="Arial"/>
-          <w:color w:val="000000"/>
-          <w:sz w:val="22"/>
-          <w:szCs w:val="22"/>
-          <w:lang w:val="fr-FR" w:bidi="hi-IN"/>
-        </w:rPr>
-        <w:t>Débriefing d'équipe</w:t>
-      </w:r>
-    </w:p>
-    <w:p>
-      <w:pPr>
-        <w:pStyle w:val="ListParagraph"/>
-        <w:numPr>
-          <w:ilvl w:val="0"/>
-          <w:numId w:val="20"/>
-        </w:numPr>
-        <w:bidi w:val="0"/>
-        <w:spacing w:before="60" w:after="60"/>
-        <w:jc w:val="start"/>
-        <w:rPr>
-          <w:rFonts w:ascii="Arial" w:hAnsi="Arial" w:eastAsia="Arial" w:cs="Arial"/>
-          <w:sz w:val="22"/>
-          <w:szCs w:val="22"/>
-        </w:rPr>
-      </w:pPr>
-      <w:r>
-        <w:rPr>
-          <w:rFonts w:eastAsia="Arial" w:cs="Arial"/>
-          <w:color w:val="000000"/>
-          <w:sz w:val="22"/>
-          <w:szCs w:val="22"/>
-          <w:lang w:val="fr-FR" w:bidi="hi-IN"/>
-        </w:rPr>
-        <w:t>Points forts / points faibles listés</w:t>
-      </w:r>
-    </w:p>
-    <w:p>
-      <w:pPr>
-        <w:pStyle w:val="ListParagraph"/>
-        <w:numPr>
-          <w:ilvl w:val="0"/>
-          <w:numId w:val="20"/>
         </w:numPr>
         <w:bidi w:val="0"/>
         <w:spacing w:before="60" w:after="60"/>
@@ -6557,7 +6555,7 @@
       </w:tblPr>
       <w:tblGrid>
         <w:gridCol w:w="2537"/>
-        <w:gridCol w:w="6528"/>
+        <w:gridCol w:w="6527"/>
       </w:tblGrid>
       <w:tr>
         <w:trPr/>
@@ -6601,7 +6599,7 @@
         </w:tc>
         <w:tc>
           <w:tcPr>
-            <w:tcW w:w="6528" w:type="dxa"/>
+            <w:tcW w:w="6527" w:type="dxa"/>
             <w:tcBorders>
               <w:top w:val="single" w:sz="2" w:space="0" w:color="CCCCCC"/>
               <w:start w:val="single" w:sz="2" w:space="0" w:color="CCCCCC"/>
@@ -6677,7 +6675,7 @@
         </w:tc>
         <w:tc>
           <w:tcPr>
-            <w:tcW w:w="6528" w:type="dxa"/>
+            <w:tcW w:w="6527" w:type="dxa"/>
             <w:tcBorders>
               <w:top w:val="single" w:sz="2" w:space="0" w:color="CCCCCC"/>
               <w:start w:val="single" w:sz="2" w:space="0" w:color="CCCCCC"/>
@@ -6753,7 +6751,7 @@
         </w:tc>
         <w:tc>
           <w:tcPr>
-            <w:tcW w:w="6528" w:type="dxa"/>
+            <w:tcW w:w="6527" w:type="dxa"/>
             <w:tcBorders>
               <w:top w:val="single" w:sz="2" w:space="0" w:color="CCCCCC"/>
               <w:start w:val="single" w:sz="2" w:space="0" w:color="CCCCCC"/>
@@ -6829,7 +6827,7 @@
         </w:tc>
         <w:tc>
           <w:tcPr>
-            <w:tcW w:w="6528" w:type="dxa"/>
+            <w:tcW w:w="6527" w:type="dxa"/>
             <w:tcBorders>
               <w:top w:val="single" w:sz="2" w:space="0" w:color="CCCCCC"/>
               <w:start w:val="single" w:sz="2" w:space="0" w:color="CCCCCC"/>
@@ -6905,7 +6903,7 @@
         </w:tc>
         <w:tc>
           <w:tcPr>
-            <w:tcW w:w="6528" w:type="dxa"/>
+            <w:tcW w:w="6527" w:type="dxa"/>
             <w:tcBorders>
               <w:top w:val="single" w:sz="2" w:space="0" w:color="CCCCCC"/>
               <w:start w:val="single" w:sz="2" w:space="0" w:color="CCCCCC"/>
@@ -6981,7 +6979,7 @@
         </w:tc>
         <w:tc>
           <w:tcPr>
-            <w:tcW w:w="6528" w:type="dxa"/>
+            <w:tcW w:w="6527" w:type="dxa"/>
             <w:tcBorders>
               <w:top w:val="single" w:sz="2" w:space="0" w:color="CCCCCC"/>
               <w:start w:val="single" w:sz="2" w:space="0" w:color="CCCCCC"/>
@@ -7057,7 +7055,7 @@
         </w:tc>
         <w:tc>
           <w:tcPr>
-            <w:tcW w:w="6528" w:type="dxa"/>
+            <w:tcW w:w="6527" w:type="dxa"/>
             <w:tcBorders>
               <w:top w:val="single" w:sz="2" w:space="0" w:color="CCCCCC"/>
               <w:start w:val="single" w:sz="2" w:space="0" w:color="CCCCCC"/>
@@ -7204,7 +7202,7 @@
       </w:tblPr>
       <w:tblGrid>
         <w:gridCol w:w="2812"/>
-        <w:gridCol w:w="6225"/>
+        <w:gridCol w:w="6224"/>
       </w:tblGrid>
       <w:tr>
         <w:trPr/>
@@ -7248,7 +7246,7 @@
         </w:tc>
         <w:tc>
           <w:tcPr>
-            <w:tcW w:w="6225" w:type="dxa"/>
+            <w:tcW w:w="6224" w:type="dxa"/>
             <w:tcBorders>
               <w:top w:val="single" w:sz="2" w:space="0" w:color="CCCCCC"/>
               <w:start w:val="single" w:sz="2" w:space="0" w:color="CCCCCC"/>
@@ -7325,7 +7323,7 @@
         </w:tc>
         <w:tc>
           <w:tcPr>
-            <w:tcW w:w="6225" w:type="dxa"/>
+            <w:tcW w:w="6224" w:type="dxa"/>
             <w:tcBorders>
               <w:top w:val="single" w:sz="2" w:space="0" w:color="CCCCCC"/>
               <w:start w:val="single" w:sz="2" w:space="0" w:color="CCCCCC"/>
@@ -7402,7 +7400,7 @@
         </w:tc>
         <w:tc>
           <w:tcPr>
-            <w:tcW w:w="6225" w:type="dxa"/>
+            <w:tcW w:w="6224" w:type="dxa"/>
             <w:tcBorders>
               <w:top w:val="single" w:sz="2" w:space="0" w:color="CCCCCC"/>
               <w:start w:val="single" w:sz="2" w:space="0" w:color="CCCCCC"/>
@@ -7479,7 +7477,7 @@
         </w:tc>
         <w:tc>
           <w:tcPr>
-            <w:tcW w:w="6225" w:type="dxa"/>
+            <w:tcW w:w="6224" w:type="dxa"/>
             <w:tcBorders>
               <w:top w:val="single" w:sz="2" w:space="0" w:color="CCCCCC"/>
               <w:start w:val="single" w:sz="2" w:space="0" w:color="CCCCCC"/>
@@ -7556,7 +7554,7 @@
         </w:tc>
         <w:tc>
           <w:tcPr>
-            <w:tcW w:w="6225" w:type="dxa"/>
+            <w:tcW w:w="6224" w:type="dxa"/>
             <w:tcBorders>
               <w:top w:val="single" w:sz="2" w:space="0" w:color="CCCCCC"/>
               <w:start w:val="single" w:sz="2" w:space="0" w:color="CCCCCC"/>
@@ -7633,7 +7631,7 @@
         </w:tc>
         <w:tc>
           <w:tcPr>
-            <w:tcW w:w="6225" w:type="dxa"/>
+            <w:tcW w:w="6224" w:type="dxa"/>
             <w:tcBorders>
               <w:top w:val="single" w:sz="2" w:space="0" w:color="CCCCCC"/>
               <w:start w:val="single" w:sz="2" w:space="0" w:color="CCCCCC"/>
@@ -7761,15 +7759,15 @@
         </w:tblCellMar>
       </w:tblPr>
       <w:tblGrid>
-        <w:gridCol w:w="3037"/>
+        <w:gridCol w:w="3035"/>
         <w:gridCol w:w="3036"/>
-        <w:gridCol w:w="3066"/>
+        <w:gridCol w:w="3068"/>
       </w:tblGrid>
       <w:tr>
         <w:trPr/>
         <w:tc>
           <w:tcPr>
-            <w:tcW w:w="3037" w:type="dxa"/>
+            <w:tcW w:w="3035" w:type="dxa"/>
             <w:tcBorders>
               <w:top w:val="single" w:sz="2" w:space="0" w:color="CCCCCC"/>
               <w:start w:val="single" w:sz="2" w:space="0" w:color="CCCCCC"/>
@@ -7845,7 +7843,7 @@
         </w:tc>
         <w:tc>
           <w:tcPr>
-            <w:tcW w:w="3066" w:type="dxa"/>
+            <w:tcW w:w="3068" w:type="dxa"/>
             <w:tcBorders>
               <w:top w:val="single" w:sz="2" w:space="0" w:color="CCCCCC"/>
               <w:start w:val="single" w:sz="2" w:space="0" w:color="CCCCCC"/>
@@ -7886,7 +7884,7 @@
         <w:trPr/>
         <w:tc>
           <w:tcPr>
-            <w:tcW w:w="3037" w:type="dxa"/>
+            <w:tcW w:w="3035" w:type="dxa"/>
             <w:tcBorders>
               <w:top w:val="single" w:sz="2" w:space="0" w:color="CCCCCC"/>
               <w:start w:val="single" w:sz="2" w:space="0" w:color="CCCCCC"/>
@@ -7958,7 +7956,7 @@
         </w:tc>
         <w:tc>
           <w:tcPr>
-            <w:tcW w:w="3066" w:type="dxa"/>
+            <w:tcW w:w="3068" w:type="dxa"/>
             <w:tcBorders>
               <w:top w:val="single" w:sz="2" w:space="0" w:color="CCCCCC"/>
               <w:start w:val="single" w:sz="2" w:space="0" w:color="CCCCCC"/>
@@ -7997,7 +7995,7 @@
         <w:trPr/>
         <w:tc>
           <w:tcPr>
-            <w:tcW w:w="3037" w:type="dxa"/>
+            <w:tcW w:w="3035" w:type="dxa"/>
             <w:tcBorders>
               <w:top w:val="single" w:sz="2" w:space="0" w:color="CCCCCC"/>
               <w:start w:val="single" w:sz="2" w:space="0" w:color="CCCCCC"/>
@@ -8069,7 +8067,7 @@
         </w:tc>
         <w:tc>
           <w:tcPr>
-            <w:tcW w:w="3066" w:type="dxa"/>
+            <w:tcW w:w="3068" w:type="dxa"/>
             <w:tcBorders>
               <w:top w:val="single" w:sz="2" w:space="0" w:color="CCCCCC"/>
               <w:start w:val="single" w:sz="2" w:space="0" w:color="CCCCCC"/>
@@ -8108,7 +8106,7 @@
         <w:trPr/>
         <w:tc>
           <w:tcPr>
-            <w:tcW w:w="3037" w:type="dxa"/>
+            <w:tcW w:w="3035" w:type="dxa"/>
             <w:tcBorders>
               <w:top w:val="single" w:sz="2" w:space="0" w:color="CCCCCC"/>
               <w:start w:val="single" w:sz="2" w:space="0" w:color="CCCCCC"/>
@@ -8180,7 +8178,7 @@
         </w:tc>
         <w:tc>
           <w:tcPr>
-            <w:tcW w:w="3066" w:type="dxa"/>
+            <w:tcW w:w="3068" w:type="dxa"/>
             <w:tcBorders>
               <w:top w:val="single" w:sz="2" w:space="0" w:color="CCCCCC"/>
               <w:start w:val="single" w:sz="2" w:space="0" w:color="CCCCCC"/>
@@ -8219,7 +8217,7 @@
         <w:trPr/>
         <w:tc>
           <w:tcPr>
-            <w:tcW w:w="3037" w:type="dxa"/>
+            <w:tcW w:w="3035" w:type="dxa"/>
             <w:tcBorders>
               <w:top w:val="single" w:sz="2" w:space="0" w:color="CCCCCC"/>
               <w:start w:val="single" w:sz="2" w:space="0" w:color="CCCCCC"/>
@@ -8291,7 +8289,7 @@
         </w:tc>
         <w:tc>
           <w:tcPr>
-            <w:tcW w:w="3066" w:type="dxa"/>
+            <w:tcW w:w="3068" w:type="dxa"/>
             <w:tcBorders>
               <w:top w:val="single" w:sz="2" w:space="0" w:color="CCCCCC"/>
               <w:start w:val="single" w:sz="2" w:space="0" w:color="CCCCCC"/>
@@ -8330,7 +8328,7 @@
         <w:trPr/>
         <w:tc>
           <w:tcPr>
-            <w:tcW w:w="3037" w:type="dxa"/>
+            <w:tcW w:w="3035" w:type="dxa"/>
             <w:tcBorders>
               <w:top w:val="single" w:sz="2" w:space="0" w:color="CCCCCC"/>
               <w:start w:val="single" w:sz="2" w:space="0" w:color="CCCCCC"/>
@@ -8402,7 +8400,7 @@
         </w:tc>
         <w:tc>
           <w:tcPr>
-            <w:tcW w:w="3066" w:type="dxa"/>
+            <w:tcW w:w="3068" w:type="dxa"/>
             <w:tcBorders>
               <w:top w:val="single" w:sz="2" w:space="0" w:color="CCCCCC"/>
               <w:start w:val="single" w:sz="2" w:space="0" w:color="CCCCCC"/>
@@ -8494,13 +8492,13 @@
         <w:pStyle w:val="Normal"/>
         <w:bidi w:val="0"/>
         <w:spacing w:before="480" w:after="240"/>
+        <w:rPr/>
       </w:pPr>
       <w:r>
         <w:rPr>
           <w:b/>
-          <w:rFonts w:ascii="Arial" w:hAnsi="Arial"/>
+          <w:color w:val="1F3864"/>
           <w:sz w:val="32"/>
-          <w:color w:val="1F3864"/>
           <w:lang w:val="fr-FR"/>
         </w:rPr>
         <w:t>Captures d’écran du site</w:t>
@@ -8511,11 +8509,11 @@
         <w:pStyle w:val="Normal"/>
         <w:bidi w:val="0"/>
         <w:jc w:val="center"/>
+        <w:rPr/>
       </w:pPr>
       <w:r>
         <w:rPr>
           <w:b/>
-          <w:rFonts w:ascii="Arial" w:hAnsi="Arial"/>
           <w:sz w:val="22"/>
           <w:lang w:val="fr-FR"/>
         </w:rPr>
@@ -8527,34 +8525,42 @@
         <w:pStyle w:val="Normal"/>
         <w:bidi w:val="0"/>
         <w:jc w:val="center"/>
-      </w:pPr>
-      <w:r>
+        <w:rPr/>
+      </w:pPr>
+      <w:r>
+        <w:rPr/>
         <w:drawing>
-          <wp:inline xmlns:wp="http://schemas.openxmlformats.org/drawingml/2006/wordprocessingDrawing">
-            <wp:extent cx="5960110" cy="6286253"/>
+          <wp:inline distT="0" distB="0" distL="0" distR="0">
+            <wp:extent cx="5960110" cy="6286500"/>
             <wp:effectExtent l="0" t="0" r="0" b="0"/>
-            <wp:docPr id="101" name="Screen1"/>
+            <wp:docPr id="2" name="Screen1" descr="" title=""/>
+            <wp:cNvGraphicFramePr>
+              <a:graphicFrameLocks xmlns:a="http://schemas.openxmlformats.org/drawingml/2006/main" noChangeAspect="1"/>
+            </wp:cNvGraphicFramePr>
             <a:graphic xmlns:a="http://schemas.openxmlformats.org/drawingml/2006/main">
               <a:graphicData uri="http://schemas.openxmlformats.org/drawingml/2006/picture">
                 <pic:pic xmlns:pic="http://schemas.openxmlformats.org/drawingml/2006/picture">
                   <pic:nvPicPr>
-                    <pic:cNvPr id="201" name="Screen1"/>
-                    <pic:cNvPicPr/>
+                    <pic:cNvPr id="2" name="Screen1" descr="" title=""/>
+                    <pic:cNvPicPr>
+                      <a:picLocks noChangeAspect="1" noChangeArrowheads="1"/>
+                    </pic:cNvPicPr>
                   </pic:nvPicPr>
                   <pic:blipFill>
-                    <a:blip xmlns:r="http://schemas.openxmlformats.org/officeDocument/2006/relationships" r:embed="rId10"/>
+                    <a:blip r:embed="rId4"/>
                     <a:stretch>
                       <a:fillRect/>
                     </a:stretch>
                   </pic:blipFill>
-                  <pic:spPr>
+                  <pic:spPr bwMode="auto">
                     <a:xfrm>
                       <a:off x="0" y="0"/>
-                      <a:ext cx="5960110" cy="6286253"/>
+                      <a:ext cx="5960110" cy="6286500"/>
                     </a:xfrm>
                     <a:prstGeom prst="rect">
                       <a:avLst/>
                     </a:prstGeom>
+                    <a:noFill/>
                   </pic:spPr>
                 </pic:pic>
               </a:graphicData>
@@ -8566,19 +8572,25 @@
     <w:p>
       <w:pPr>
         <w:pStyle w:val="Normal"/>
-        <w:spacing w:after="240"/>
-      </w:pPr>
+        <w:spacing w:before="0" w:after="240"/>
+        <w:rPr/>
+      </w:pPr>
+      <w:r>
+        <w:rPr/>
+      </w:r>
     </w:p>
     <w:p>
       <w:pPr>
         <w:pStyle w:val="Normal"/>
         <w:bidi w:val="0"/>
         <w:jc w:val="center"/>
-      </w:pPr>
-      <w:r>
         <w:rPr>
           <w:b/>
-          <w:rFonts w:ascii="Arial" w:hAnsi="Arial"/>
+        </w:rPr>
+      </w:pPr>
+      <w:r>
+        <w:rPr>
+          <w:b/>
           <w:sz w:val="22"/>
           <w:lang w:val="fr-FR"/>
         </w:rPr>
@@ -8590,34 +8602,42 @@
         <w:pStyle w:val="Normal"/>
         <w:bidi w:val="0"/>
         <w:jc w:val="center"/>
-      </w:pPr>
-      <w:r>
+        <w:rPr/>
+      </w:pPr>
+      <w:r>
+        <w:rPr/>
         <w:drawing>
-          <wp:inline xmlns:wp="http://schemas.openxmlformats.org/drawingml/2006/wordprocessingDrawing">
-            <wp:extent cx="5960110" cy="4489267"/>
+          <wp:inline distT="0" distB="0" distL="0" distR="0">
+            <wp:extent cx="5960110" cy="4489450"/>
             <wp:effectExtent l="0" t="0" r="0" b="0"/>
-            <wp:docPr id="102" name="Screen2"/>
+            <wp:docPr id="3" name="Screen2" descr="" title=""/>
+            <wp:cNvGraphicFramePr>
+              <a:graphicFrameLocks xmlns:a="http://schemas.openxmlformats.org/drawingml/2006/main" noChangeAspect="1"/>
+            </wp:cNvGraphicFramePr>
             <a:graphic xmlns:a="http://schemas.openxmlformats.org/drawingml/2006/main">
               <a:graphicData uri="http://schemas.openxmlformats.org/drawingml/2006/picture">
                 <pic:pic xmlns:pic="http://schemas.openxmlformats.org/drawingml/2006/picture">
                   <pic:nvPicPr>
-                    <pic:cNvPr id="202" name="Screen2"/>
-                    <pic:cNvPicPr/>
+                    <pic:cNvPr id="3" name="Screen2" descr="" title=""/>
+                    <pic:cNvPicPr>
+                      <a:picLocks noChangeAspect="1" noChangeArrowheads="1"/>
+                    </pic:cNvPicPr>
                   </pic:nvPicPr>
                   <pic:blipFill>
-                    <a:blip xmlns:r="http://schemas.openxmlformats.org/officeDocument/2006/relationships" r:embed="rId11"/>
+                    <a:blip r:embed="rId5"/>
                     <a:stretch>
                       <a:fillRect/>
                     </a:stretch>
                   </pic:blipFill>
-                  <pic:spPr>
+                  <pic:spPr bwMode="auto">
                     <a:xfrm>
                       <a:off x="0" y="0"/>
-                      <a:ext cx="5960110" cy="4489267"/>
+                      <a:ext cx="5960110" cy="4489450"/>
                     </a:xfrm>
                     <a:prstGeom prst="rect">
                       <a:avLst/>
                     </a:prstGeom>
+                    <a:noFill/>
                   </pic:spPr>
                 </pic:pic>
               </a:graphicData>
@@ -8629,19 +8649,23 @@
     <w:p>
       <w:pPr>
         <w:pStyle w:val="Normal"/>
-        <w:spacing w:after="240"/>
-      </w:pPr>
+        <w:spacing w:before="0" w:after="240"/>
+        <w:rPr/>
+      </w:pPr>
+      <w:r>
+        <w:rPr/>
+      </w:r>
     </w:p>
     <w:p>
       <w:pPr>
         <w:pStyle w:val="Normal"/>
         <w:bidi w:val="0"/>
         <w:jc w:val="center"/>
+        <w:rPr/>
       </w:pPr>
       <w:r>
         <w:rPr>
           <w:b/>
-          <w:rFonts w:ascii="Arial" w:hAnsi="Arial"/>
           <w:sz w:val="22"/>
           <w:lang w:val="fr-FR"/>
         </w:rPr>
@@ -8653,34 +8677,42 @@
         <w:pStyle w:val="Normal"/>
         <w:bidi w:val="0"/>
         <w:jc w:val="center"/>
-      </w:pPr>
-      <w:r>
+        <w:rPr/>
+      </w:pPr>
+      <w:r>
+        <w:rPr/>
         <w:drawing>
-          <wp:inline xmlns:wp="http://schemas.openxmlformats.org/drawingml/2006/wordprocessingDrawing">
-            <wp:extent cx="5960110" cy="3338173"/>
+          <wp:inline distT="0" distB="0" distL="0" distR="0">
+            <wp:extent cx="5960110" cy="3338195"/>
             <wp:effectExtent l="0" t="0" r="0" b="0"/>
-            <wp:docPr id="103" name="Screen3"/>
+            <wp:docPr id="4" name="Screen3" descr="" title=""/>
+            <wp:cNvGraphicFramePr>
+              <a:graphicFrameLocks xmlns:a="http://schemas.openxmlformats.org/drawingml/2006/main" noChangeAspect="1"/>
+            </wp:cNvGraphicFramePr>
             <a:graphic xmlns:a="http://schemas.openxmlformats.org/drawingml/2006/main">
               <a:graphicData uri="http://schemas.openxmlformats.org/drawingml/2006/picture">
                 <pic:pic xmlns:pic="http://schemas.openxmlformats.org/drawingml/2006/picture">
                   <pic:nvPicPr>
-                    <pic:cNvPr id="203" name="Screen3"/>
-                    <pic:cNvPicPr/>
+                    <pic:cNvPr id="4" name="Screen3" descr="" title=""/>
+                    <pic:cNvPicPr>
+                      <a:picLocks noChangeAspect="1" noChangeArrowheads="1"/>
+                    </pic:cNvPicPr>
                   </pic:nvPicPr>
                   <pic:blipFill>
-                    <a:blip xmlns:r="http://schemas.openxmlformats.org/officeDocument/2006/relationships" r:embed="rId12"/>
+                    <a:blip r:embed="rId6"/>
                     <a:stretch>
                       <a:fillRect/>
                     </a:stretch>
                   </pic:blipFill>
-                  <pic:spPr>
+                  <pic:spPr bwMode="auto">
                     <a:xfrm>
                       <a:off x="0" y="0"/>
-                      <a:ext cx="5960110" cy="3338173"/>
+                      <a:ext cx="5960110" cy="3338195"/>
                     </a:xfrm>
                     <a:prstGeom prst="rect">
                       <a:avLst/>
                     </a:prstGeom>
+                    <a:noFill/>
                   </pic:spPr>
                 </pic:pic>
               </a:graphicData>
@@ -8692,19 +8724,23 @@
     <w:p>
       <w:pPr>
         <w:pStyle w:val="Normal"/>
-        <w:spacing w:after="240"/>
-      </w:pPr>
+        <w:spacing w:before="0" w:after="240"/>
+        <w:rPr/>
+      </w:pPr>
+      <w:r>
+        <w:rPr/>
+      </w:r>
     </w:p>
     <w:p>
       <w:pPr>
         <w:pStyle w:val="Normal"/>
         <w:bidi w:val="0"/>
         <w:jc w:val="center"/>
+        <w:rPr/>
       </w:pPr>
       <w:r>
         <w:rPr>
           <w:b/>
-          <w:rFonts w:ascii="Arial" w:hAnsi="Arial"/>
           <w:sz w:val="22"/>
           <w:lang w:val="fr-FR"/>
         </w:rPr>
@@ -8716,34 +8752,42 @@
         <w:pStyle w:val="Normal"/>
         <w:bidi w:val="0"/>
         <w:jc w:val="center"/>
-      </w:pPr>
-      <w:r>
+        <w:rPr/>
+      </w:pPr>
+      <w:r>
+        <w:rPr/>
         <w:drawing>
-          <wp:inline xmlns:wp="http://schemas.openxmlformats.org/drawingml/2006/wordprocessingDrawing">
-            <wp:extent cx="5960110" cy="3363753"/>
+          <wp:inline distT="0" distB="0" distL="0" distR="0">
+            <wp:extent cx="5960110" cy="3363595"/>
             <wp:effectExtent l="0" t="0" r="0" b="0"/>
-            <wp:docPr id="104" name="Screen4"/>
+            <wp:docPr id="5" name="Screen4" descr="" title=""/>
+            <wp:cNvGraphicFramePr>
+              <a:graphicFrameLocks xmlns:a="http://schemas.openxmlformats.org/drawingml/2006/main" noChangeAspect="1"/>
+            </wp:cNvGraphicFramePr>
             <a:graphic xmlns:a="http://schemas.openxmlformats.org/drawingml/2006/main">
               <a:graphicData uri="http://schemas.openxmlformats.org/drawingml/2006/picture">
                 <pic:pic xmlns:pic="http://schemas.openxmlformats.org/drawingml/2006/picture">
                   <pic:nvPicPr>
-                    <pic:cNvPr id="204" name="Screen4"/>
-                    <pic:cNvPicPr/>
+                    <pic:cNvPr id="5" name="Screen4" descr="" title=""/>
+                    <pic:cNvPicPr>
+                      <a:picLocks noChangeAspect="1" noChangeArrowheads="1"/>
+                    </pic:cNvPicPr>
                   </pic:nvPicPr>
                   <pic:blipFill>
-                    <a:blip xmlns:r="http://schemas.openxmlformats.org/officeDocument/2006/relationships" r:embed="rId13"/>
+                    <a:blip r:embed="rId7"/>
                     <a:stretch>
                       <a:fillRect/>
                     </a:stretch>
                   </pic:blipFill>
-                  <pic:spPr>
+                  <pic:spPr bwMode="auto">
                     <a:xfrm>
                       <a:off x="0" y="0"/>
-                      <a:ext cx="5960110" cy="3363753"/>
+                      <a:ext cx="5960110" cy="3363595"/>
                     </a:xfrm>
                     <a:prstGeom prst="rect">
                       <a:avLst/>
                     </a:prstGeom>
+                    <a:noFill/>
                   </pic:spPr>
                 </pic:pic>
               </a:graphicData>
@@ -8755,19 +8799,23 @@
     <w:p>
       <w:pPr>
         <w:pStyle w:val="Normal"/>
-        <w:spacing w:after="240"/>
-      </w:pPr>
+        <w:spacing w:before="0" w:after="240"/>
+        <w:rPr/>
+      </w:pPr>
+      <w:r>
+        <w:rPr/>
+      </w:r>
     </w:p>
     <w:p>
       <w:pPr>
         <w:pStyle w:val="Normal"/>
         <w:bidi w:val="0"/>
         <w:jc w:val="center"/>
+        <w:rPr/>
       </w:pPr>
       <w:r>
         <w:rPr>
           <w:b/>
-          <w:rFonts w:ascii="Arial" w:hAnsi="Arial"/>
           <w:sz w:val="22"/>
           <w:lang w:val="fr-FR"/>
         </w:rPr>
@@ -8779,34 +8827,42 @@
         <w:pStyle w:val="Normal"/>
         <w:bidi w:val="0"/>
         <w:jc w:val="center"/>
-      </w:pPr>
-      <w:r>
+        <w:rPr/>
+      </w:pPr>
+      <w:r>
+        <w:rPr/>
         <w:drawing>
-          <wp:inline xmlns:wp="http://schemas.openxmlformats.org/drawingml/2006/wordprocessingDrawing">
-            <wp:extent cx="5960110" cy="4489267"/>
+          <wp:inline distT="0" distB="0" distL="0" distR="0">
+            <wp:extent cx="5960110" cy="4489450"/>
             <wp:effectExtent l="0" t="0" r="0" b="0"/>
-            <wp:docPr id="105" name="Screen5"/>
+            <wp:docPr id="6" name="Screen5" descr="" title=""/>
+            <wp:cNvGraphicFramePr>
+              <a:graphicFrameLocks xmlns:a="http://schemas.openxmlformats.org/drawingml/2006/main" noChangeAspect="1"/>
+            </wp:cNvGraphicFramePr>
             <a:graphic xmlns:a="http://schemas.openxmlformats.org/drawingml/2006/main">
               <a:graphicData uri="http://schemas.openxmlformats.org/drawingml/2006/picture">
                 <pic:pic xmlns:pic="http://schemas.openxmlformats.org/drawingml/2006/picture">
                   <pic:nvPicPr>
-                    <pic:cNvPr id="205" name="Screen5"/>
-                    <pic:cNvPicPr/>
+                    <pic:cNvPr id="6" name="Screen5" descr="" title=""/>
+                    <pic:cNvPicPr>
+                      <a:picLocks noChangeAspect="1" noChangeArrowheads="1"/>
+                    </pic:cNvPicPr>
                   </pic:nvPicPr>
                   <pic:blipFill>
-                    <a:blip xmlns:r="http://schemas.openxmlformats.org/officeDocument/2006/relationships" r:embed="rId14"/>
+                    <a:blip r:embed="rId8"/>
                     <a:stretch>
                       <a:fillRect/>
                     </a:stretch>
                   </pic:blipFill>
-                  <pic:spPr>
+                  <pic:spPr bwMode="auto">
                     <a:xfrm>
                       <a:off x="0" y="0"/>
-                      <a:ext cx="5960110" cy="4489267"/>
+                      <a:ext cx="5960110" cy="4489450"/>
                     </a:xfrm>
                     <a:prstGeom prst="rect">
                       <a:avLst/>
                     </a:prstGeom>
+                    <a:noFill/>
                   </pic:spPr>
                 </pic:pic>
               </a:graphicData>
@@ -8818,19 +8874,23 @@
     <w:p>
       <w:pPr>
         <w:pStyle w:val="Normal"/>
-        <w:spacing w:after="240"/>
-      </w:pPr>
+        <w:spacing w:before="0" w:after="240"/>
+        <w:rPr/>
+      </w:pPr>
+      <w:r>
+        <w:rPr/>
+      </w:r>
     </w:p>
     <w:p>
       <w:pPr>
         <w:pStyle w:val="Normal"/>
         <w:bidi w:val="0"/>
         <w:jc w:val="center"/>
+        <w:rPr/>
       </w:pPr>
       <w:r>
         <w:rPr>
           <w:b/>
-          <w:rFonts w:ascii="Arial" w:hAnsi="Arial"/>
           <w:sz w:val="22"/>
           <w:lang w:val="fr-FR"/>
         </w:rPr>
@@ -8842,34 +8902,42 @@
         <w:pStyle w:val="Normal"/>
         <w:bidi w:val="0"/>
         <w:jc w:val="center"/>
-      </w:pPr>
-      <w:r>
+        <w:rPr/>
+      </w:pPr>
+      <w:r>
+        <w:rPr/>
         <w:drawing>
-          <wp:inline xmlns:wp="http://schemas.openxmlformats.org/drawingml/2006/wordprocessingDrawing">
-            <wp:extent cx="5960110" cy="3667514"/>
+          <wp:inline distT="0" distB="0" distL="0" distR="0">
+            <wp:extent cx="5960110" cy="3667760"/>
             <wp:effectExtent l="0" t="0" r="0" b="0"/>
-            <wp:docPr id="106" name="Screen6"/>
+            <wp:docPr id="7" name="Screen6" descr="" title=""/>
+            <wp:cNvGraphicFramePr>
+              <a:graphicFrameLocks xmlns:a="http://schemas.openxmlformats.org/drawingml/2006/main" noChangeAspect="1"/>
+            </wp:cNvGraphicFramePr>
             <a:graphic xmlns:a="http://schemas.openxmlformats.org/drawingml/2006/main">
               <a:graphicData uri="http://schemas.openxmlformats.org/drawingml/2006/picture">
                 <pic:pic xmlns:pic="http://schemas.openxmlformats.org/drawingml/2006/picture">
                   <pic:nvPicPr>
-                    <pic:cNvPr id="206" name="Screen6"/>
-                    <pic:cNvPicPr/>
+                    <pic:cNvPr id="7" name="Screen6" descr="" title=""/>
+                    <pic:cNvPicPr>
+                      <a:picLocks noChangeAspect="1" noChangeArrowheads="1"/>
+                    </pic:cNvPicPr>
                   </pic:nvPicPr>
                   <pic:blipFill>
-                    <a:blip xmlns:r="http://schemas.openxmlformats.org/officeDocument/2006/relationships" r:embed="rId15"/>
+                    <a:blip r:embed="rId9"/>
                     <a:stretch>
                       <a:fillRect/>
                     </a:stretch>
                   </pic:blipFill>
-                  <pic:spPr>
+                  <pic:spPr bwMode="auto">
                     <a:xfrm>
                       <a:off x="0" y="0"/>
-                      <a:ext cx="5960110" cy="3667514"/>
+                      <a:ext cx="5960110" cy="3667760"/>
                     </a:xfrm>
                     <a:prstGeom prst="rect">
                       <a:avLst/>
                     </a:prstGeom>
+                    <a:noFill/>
                   </pic:spPr>
                 </pic:pic>
               </a:graphicData>
@@ -8881,19 +8949,23 @@
     <w:p>
       <w:pPr>
         <w:pStyle w:val="Normal"/>
-        <w:spacing w:after="240"/>
-      </w:pPr>
+        <w:spacing w:before="0" w:after="240"/>
+        <w:rPr/>
+      </w:pPr>
+      <w:r>
+        <w:rPr/>
+      </w:r>
     </w:p>
     <w:p>
       <w:pPr>
         <w:pStyle w:val="Normal"/>
         <w:bidi w:val="0"/>
         <w:jc w:val="center"/>
+        <w:rPr/>
       </w:pPr>
       <w:r>
         <w:rPr>
           <w:b/>
-          <w:rFonts w:ascii="Arial" w:hAnsi="Arial"/>
           <w:sz w:val="22"/>
           <w:lang w:val="fr-FR"/>
         </w:rPr>
@@ -8905,34 +8977,42 @@
         <w:pStyle w:val="Normal"/>
         <w:bidi w:val="0"/>
         <w:jc w:val="center"/>
-      </w:pPr>
-      <w:r>
+        <w:rPr/>
+      </w:pPr>
+      <w:r>
+        <w:rPr/>
         <w:drawing>
-          <wp:inline xmlns:wp="http://schemas.openxmlformats.org/drawingml/2006/wordprocessingDrawing">
-            <wp:extent cx="5960110" cy="3833783"/>
+          <wp:inline distT="0" distB="0" distL="0" distR="0">
+            <wp:extent cx="5960110" cy="3833495"/>
             <wp:effectExtent l="0" t="0" r="0" b="0"/>
-            <wp:docPr id="107" name="Screen7"/>
+            <wp:docPr id="8" name="Screen7" descr="" title=""/>
+            <wp:cNvGraphicFramePr>
+              <a:graphicFrameLocks xmlns:a="http://schemas.openxmlformats.org/drawingml/2006/main" noChangeAspect="1"/>
+            </wp:cNvGraphicFramePr>
             <a:graphic xmlns:a="http://schemas.openxmlformats.org/drawingml/2006/main">
               <a:graphicData uri="http://schemas.openxmlformats.org/drawingml/2006/picture">
                 <pic:pic xmlns:pic="http://schemas.openxmlformats.org/drawingml/2006/picture">
                   <pic:nvPicPr>
-                    <pic:cNvPr id="207" name="Screen7"/>
-                    <pic:cNvPicPr/>
+                    <pic:cNvPr id="8" name="Screen7" descr="" title=""/>
+                    <pic:cNvPicPr>
+                      <a:picLocks noChangeAspect="1" noChangeArrowheads="1"/>
+                    </pic:cNvPicPr>
                   </pic:nvPicPr>
                   <pic:blipFill>
-                    <a:blip xmlns:r="http://schemas.openxmlformats.org/officeDocument/2006/relationships" r:embed="rId16"/>
+                    <a:blip r:embed="rId10"/>
                     <a:stretch>
                       <a:fillRect/>
                     </a:stretch>
                   </pic:blipFill>
-                  <pic:spPr>
+                  <pic:spPr bwMode="auto">
                     <a:xfrm>
                       <a:off x="0" y="0"/>
-                      <a:ext cx="5960110" cy="3833783"/>
+                      <a:ext cx="5960110" cy="3833495"/>
                     </a:xfrm>
                     <a:prstGeom prst="rect">
                       <a:avLst/>
                     </a:prstGeom>
+                    <a:noFill/>
                   </pic:spPr>
                 </pic:pic>
               </a:graphicData>
@@ -8944,58 +9024,91 @@
     <w:p>
       <w:pPr>
         <w:pStyle w:val="Normal"/>
-        <w:spacing w:after="240"/>
-      </w:pPr>
+        <w:spacing w:before="0" w:after="240"/>
+        <w:rPr/>
+      </w:pPr>
+      <w:r>
+        <w:rPr/>
+      </w:r>
     </w:p>
     <w:p>
       <w:pPr>
         <w:pStyle w:val="Normal"/>
         <w:bidi w:val="0"/>
         <w:jc w:val="center"/>
-      </w:pPr>
-      <w:r>
         <w:rPr>
           <w:b/>
-          <w:rFonts w:ascii="Arial" w:hAnsi="Arial"/>
           <w:sz w:val="22"/>
           <w:lang w:val="fr-FR"/>
         </w:rPr>
+      </w:pPr>
+      <w:r>
+        <w:rPr>
+          <w:b/>
+          <w:sz w:val="22"/>
+          <w:lang w:val="fr-FR"/>
+        </w:rPr>
         <w:t>Base de données</w:t>
       </w:r>
     </w:p>
     <w:p>
       <w:pPr>
         <w:pStyle w:val="Normal"/>
-        <w:bidi w:val="0"/>
+        <w:spacing w:before="0" w:after="240"/>
         <w:jc w:val="center"/>
-      </w:pPr>
-      <w:r>
+        <w:rPr>
+          <w:b/>
+          <w:bCs/>
+        </w:rPr>
+      </w:pPr>
+      <w:r>
+        <w:rPr>
+          <w:b/>
+          <w:bCs/>
+        </w:rPr>
+      </w:r>
+    </w:p>
+    <w:p>
+      <w:pPr>
+        <w:pStyle w:val="Normal"/>
+        <w:bidi w:val="0"/>
+        <w:jc w:val="center"/>
+        <w:rPr/>
+      </w:pPr>
+      <w:r>
+        <w:rPr/>
         <w:drawing>
-          <wp:inline xmlns:wp="http://schemas.openxmlformats.org/drawingml/2006/wordprocessingDrawing">
-            <wp:extent cx="5960110" cy="2778635"/>
+          <wp:inline distT="0" distB="0" distL="0" distR="0">
+            <wp:extent cx="5960110" cy="2778760"/>
             <wp:effectExtent l="0" t="0" r="0" b="0"/>
-            <wp:docPr id="108" name="Screen8"/>
+            <wp:docPr id="9" name="Screen8" descr="" title=""/>
+            <wp:cNvGraphicFramePr>
+              <a:graphicFrameLocks xmlns:a="http://schemas.openxmlformats.org/drawingml/2006/main" noChangeAspect="1"/>
+            </wp:cNvGraphicFramePr>
             <a:graphic xmlns:a="http://schemas.openxmlformats.org/drawingml/2006/main">
               <a:graphicData uri="http://schemas.openxmlformats.org/drawingml/2006/picture">
                 <pic:pic xmlns:pic="http://schemas.openxmlformats.org/drawingml/2006/picture">
                   <pic:nvPicPr>
-                    <pic:cNvPr id="208" name="Screen8"/>
-                    <pic:cNvPicPr/>
+                    <pic:cNvPr id="9" name="Screen8" descr="" title=""/>
+                    <pic:cNvPicPr>
+                      <a:picLocks noChangeAspect="1" noChangeArrowheads="1"/>
+                    </pic:cNvPicPr>
                   </pic:nvPicPr>
                   <pic:blipFill>
-                    <a:blip xmlns:r="http://schemas.openxmlformats.org/officeDocument/2006/relationships" r:embed="rId17"/>
+                    <a:blip r:embed="rId11"/>
                     <a:stretch>
                       <a:fillRect/>
                     </a:stretch>
                   </pic:blipFill>
-                  <pic:spPr>
+                  <pic:spPr bwMode="auto">
                     <a:xfrm>
                       <a:off x="0" y="0"/>
-                      <a:ext cx="5960110" cy="2778635"/>
+                      <a:ext cx="5960110" cy="2778760"/>
                     </a:xfrm>
                     <a:prstGeom prst="rect">
                       <a:avLst/>
                     </a:prstGeom>
+                    <a:noFill/>
                   </pic:spPr>
                 </pic:pic>
               </a:graphicData>
@@ -9003,12 +9116,103 @@
           </wp:inline>
         </w:drawing>
       </w:r>
+      <w:r>
+        <w:rPr>
+          <w:b/>
+          <w:bCs/>
+        </w:rPr>
+        <w:t xml:space="preserve"> </w:t>
+      </w:r>
     </w:p>
     <w:p>
       <w:pPr>
         <w:pStyle w:val="Normal"/>
-        <w:spacing w:after="240"/>
-      </w:pPr>
+        <w:spacing w:before="0" w:after="240"/>
+        <w:jc w:val="center"/>
+        <w:rPr>
+          <w:b/>
+          <w:bCs/>
+        </w:rPr>
+      </w:pPr>
+      <w:r>
+        <w:rPr>
+          <w:b/>
+          <w:bCs/>
+        </w:rPr>
+        <w:t>Parcours utilisateur</w:t>
+      </w:r>
+    </w:p>
+    <w:p>
+      <w:pPr>
+        <w:pStyle w:val="Normal"/>
+        <w:spacing w:before="0" w:after="240"/>
+        <w:jc w:val="center"/>
+        <w:rPr>
+          <w:b/>
+          <w:bCs/>
+        </w:rPr>
+      </w:pPr>
+      <w:r>
+        <w:rPr>
+          <w:b/>
+          <w:bCs/>
+        </w:rPr>
+        <w:drawing>
+          <wp:inline distT="0" distB="0" distL="0" distR="0">
+            <wp:extent cx="5960110" cy="6521450"/>
+            <wp:effectExtent l="0" t="0" r="0" b="0"/>
+            <wp:docPr id="10" name="Image2" descr="" title=""/>
+            <wp:cNvGraphicFramePr>
+              <a:graphicFrameLocks xmlns:a="http://schemas.openxmlformats.org/drawingml/2006/main" noChangeAspect="1"/>
+            </wp:cNvGraphicFramePr>
+            <a:graphic xmlns:a="http://schemas.openxmlformats.org/drawingml/2006/main">
+              <a:graphicData uri="http://schemas.openxmlformats.org/drawingml/2006/picture">
+                <pic:pic xmlns:pic="http://schemas.openxmlformats.org/drawingml/2006/picture">
+                  <pic:nvPicPr>
+                    <pic:cNvPr id="10" name="Image2" descr="" title=""/>
+                    <pic:cNvPicPr>
+                      <a:picLocks noChangeAspect="1" noChangeArrowheads="1"/>
+                    </pic:cNvPicPr>
+                  </pic:nvPicPr>
+                  <pic:blipFill>
+                    <a:blip r:embed="rId12"/>
+                    <a:stretch>
+                      <a:fillRect/>
+                    </a:stretch>
+                  </pic:blipFill>
+                  <pic:spPr bwMode="auto">
+                    <a:xfrm>
+                      <a:off x="0" y="0"/>
+                      <a:ext cx="5960110" cy="6521450"/>
+                    </a:xfrm>
+                    <a:prstGeom prst="rect">
+                      <a:avLst/>
+                    </a:prstGeom>
+                    <a:noFill/>
+                  </pic:spPr>
+                </pic:pic>
+              </a:graphicData>
+            </a:graphic>
+          </wp:inline>
+        </w:drawing>
+      </w:r>
+    </w:p>
+    <w:p>
+      <w:pPr>
+        <w:pStyle w:val="Normal"/>
+        <w:spacing w:before="0" w:after="240"/>
+        <w:jc w:val="center"/>
+        <w:rPr>
+          <w:b/>
+          <w:bCs/>
+        </w:rPr>
+      </w:pPr>
+      <w:r>
+        <w:rPr>
+          <w:b/>
+          <w:bCs/>
+        </w:rPr>
+      </w:r>
     </w:p>
     <w:sectPr>
       <w:type w:val="nextPage"/>
@@ -9017,7 +9221,7 @@
       <w:pgNumType w:fmt="decimal"/>
       <w:formProt w:val="false"/>
       <w:textDirection w:val="lrTb"/>
-      <w:docGrid w:type="default" w:linePitch="600" w:charSpace="36864"/>
+      <w:docGrid w:type="default" w:linePitch="600" w:charSpace="24576"/>
     </w:sectPr>
   </w:body>
 </w:document>
@@ -9038,6 +9242,7 @@
         </w:tabs>
         <w:ind w:start="0" w:hanging="0"/>
       </w:pPr>
+      <w:rPr/>
     </w:lvl>
     <w:lvl w:ilvl="1">
       <w:start w:val="1"/>
@@ -9051,6 +9256,7 @@
         </w:tabs>
         <w:ind w:start="0" w:hanging="0"/>
       </w:pPr>
+      <w:rPr/>
     </w:lvl>
     <w:lvl w:ilvl="2">
       <w:start w:val="1"/>
@@ -9064,6 +9270,7 @@
         </w:tabs>
         <w:ind w:start="0" w:hanging="0"/>
       </w:pPr>
+      <w:rPr/>
     </w:lvl>
     <w:lvl w:ilvl="3">
       <w:start w:val="1"/>
@@ -9077,6 +9284,7 @@
         </w:tabs>
         <w:ind w:start="0" w:hanging="0"/>
       </w:pPr>
+      <w:rPr/>
     </w:lvl>
     <w:lvl w:ilvl="4">
       <w:start w:val="1"/>
@@ -9090,6 +9298,7 @@
         </w:tabs>
         <w:ind w:start="0" w:hanging="0"/>
       </w:pPr>
+      <w:rPr/>
     </w:lvl>
     <w:lvl w:ilvl="5">
       <w:start w:val="1"/>
@@ -9103,6 +9312,7 @@
         </w:tabs>
         <w:ind w:start="0" w:hanging="0"/>
       </w:pPr>
+      <w:rPr/>
     </w:lvl>
     <w:lvl w:ilvl="6">
       <w:start w:val="1"/>
@@ -9116,6 +9326,7 @@
         </w:tabs>
         <w:ind w:start="0" w:hanging="0"/>
       </w:pPr>
+      <w:rPr/>
     </w:lvl>
     <w:lvl w:ilvl="7">
       <w:start w:val="1"/>
@@ -9129,6 +9340,7 @@
         </w:tabs>
         <w:ind w:start="0" w:hanging="0"/>
       </w:pPr>
+      <w:rPr/>
     </w:lvl>
     <w:lvl w:ilvl="8">
       <w:start w:val="1"/>
@@ -9142,6 +9354,7 @@
         </w:tabs>
         <w:ind w:start="0" w:hanging="0"/>
       </w:pPr>
+      <w:rPr/>
     </w:lvl>
   </w:abstractNum>
   <w:abstractNum w:abstractNumId="2">
@@ -9271,29 +9484,32 @@
     <w:lvl w:ilvl="0">
       <w:start w:val="1"/>
       <w:numFmt w:val="bullet"/>
-      <w:lvlText w:val=""/>
-      <w:lvlJc w:val="start"/>
-      <w:pPr>
-        <w:tabs>
-          <w:tab w:val="num" w:pos="720"/>
+      <w:lvlText w:val=""/>
+      <w:lvlJc w:val="start"/>
+      <w:pPr>
+        <w:tabs>
+          <w:tab w:val="num" w:pos="0"/>
         </w:tabs>
         <w:ind w:start="720" w:hanging="360"/>
       </w:pPr>
       <w:rPr>
-        <w:rFonts w:ascii="starbats" w:hAnsi="starbats" w:cs="starbats" w:hint="default"/>
+        <w:rFonts w:ascii="Symbol" w:hAnsi="Symbol" w:cs="Symbol" w:hint="default"/>
       </w:rPr>
     </w:lvl>
     <w:lvl w:ilvl="1">
       <w:start w:val="1"/>
-      <w:numFmt w:val="decimal"/>
-      <w:lvlText w:val="%2."/>
-      <w:lvlJc w:val="start"/>
-      <w:pPr>
-        <w:tabs>
-          <w:tab w:val="num" w:pos="1080"/>
+      <w:numFmt w:val="bullet"/>
+      <w:lvlText w:val="◦"/>
+      <w:lvlJc w:val="start"/>
+      <w:pPr>
+        <w:tabs>
+          <w:tab w:val="num" w:pos="0"/>
         </w:tabs>
         <w:ind w:start="1080" w:hanging="360"/>
       </w:pPr>
+      <w:rPr>
+        <w:rFonts w:ascii="OpenSymbol" w:hAnsi="OpenSymbol" w:cs="OpenSymbol" w:hint="default"/>
+      </w:rPr>
     </w:lvl>
     <w:lvl w:ilvl="2">
       <w:start w:val="1"/>
@@ -9306,6 +9522,7 @@
         </w:tabs>
         <w:ind w:start="1440" w:hanging="360"/>
       </w:pPr>
+      <w:rPr/>
     </w:lvl>
     <w:lvl w:ilvl="3">
       <w:start w:val="1"/>
@@ -9318,6 +9535,7 @@
         </w:tabs>
         <w:ind w:start="1800" w:hanging="360"/>
       </w:pPr>
+      <w:rPr/>
     </w:lvl>
     <w:lvl w:ilvl="4">
       <w:start w:val="1"/>
@@ -9330,6 +9548,7 @@
         </w:tabs>
         <w:ind w:start="2160" w:hanging="360"/>
       </w:pPr>
+      <w:rPr/>
     </w:lvl>
     <w:lvl w:ilvl="5">
       <w:start w:val="1"/>
@@ -9342,6 +9561,7 @@
         </w:tabs>
         <w:ind w:start="2520" w:hanging="360"/>
       </w:pPr>
+      <w:rPr/>
     </w:lvl>
     <w:lvl w:ilvl="6">
       <w:start w:val="1"/>
@@ -9354,6 +9574,7 @@
         </w:tabs>
         <w:ind w:start="2880" w:hanging="360"/>
       </w:pPr>
+      <w:rPr/>
     </w:lvl>
     <w:lvl w:ilvl="7">
       <w:start w:val="1"/>
@@ -9366,6 +9587,7 @@
         </w:tabs>
         <w:ind w:start="3240" w:hanging="360"/>
       </w:pPr>
+      <w:rPr/>
     </w:lvl>
     <w:lvl w:ilvl="8">
       <w:start w:val="1"/>
@@ -9378,6 +9600,130 @@
         </w:tabs>
         <w:ind w:start="3600" w:hanging="360"/>
       </w:pPr>
+      <w:rPr/>
+    </w:lvl>
+  </w:abstractNum>
+  <w:abstractNum w:abstractNumId="4">
+    <w:lvl w:ilvl="0">
+      <w:start w:val="1"/>
+      <w:numFmt w:val="bullet"/>
+      <w:lvlText w:val=""/>
+      <w:lvlJc w:val="start"/>
+      <w:pPr>
+        <w:tabs>
+          <w:tab w:val="num" w:pos="0"/>
+        </w:tabs>
+        <w:ind w:start="720" w:hanging="360"/>
+      </w:pPr>
+      <w:rPr>
+        <w:rFonts w:ascii="Symbol" w:hAnsi="Symbol" w:cs="Symbol" w:hint="default"/>
+      </w:rPr>
+    </w:lvl>
+    <w:lvl w:ilvl="1">
+      <w:start w:val="1"/>
+      <w:numFmt w:val="bullet"/>
+      <w:lvlText w:val="◦"/>
+      <w:lvlJc w:val="start"/>
+      <w:pPr>
+        <w:tabs>
+          <w:tab w:val="num" w:pos="0"/>
+        </w:tabs>
+        <w:ind w:start="1080" w:hanging="360"/>
+      </w:pPr>
+      <w:rPr>
+        <w:rFonts w:ascii="OpenSymbol" w:hAnsi="OpenSymbol" w:cs="OpenSymbol" w:hint="default"/>
+      </w:rPr>
+    </w:lvl>
+    <w:lvl w:ilvl="2">
+      <w:start w:val="1"/>
+      <w:numFmt w:val="decimal"/>
+      <w:lvlText w:val="%3."/>
+      <w:lvlJc w:val="start"/>
+      <w:pPr>
+        <w:tabs>
+          <w:tab w:val="num" w:pos="1440"/>
+        </w:tabs>
+        <w:ind w:start="1440" w:hanging="360"/>
+      </w:pPr>
+      <w:rPr/>
+    </w:lvl>
+    <w:lvl w:ilvl="3">
+      <w:start w:val="1"/>
+      <w:numFmt w:val="decimal"/>
+      <w:lvlText w:val="%4."/>
+      <w:lvlJc w:val="start"/>
+      <w:pPr>
+        <w:tabs>
+          <w:tab w:val="num" w:pos="1800"/>
+        </w:tabs>
+        <w:ind w:start="1800" w:hanging="360"/>
+      </w:pPr>
+      <w:rPr/>
+    </w:lvl>
+    <w:lvl w:ilvl="4">
+      <w:start w:val="1"/>
+      <w:numFmt w:val="decimal"/>
+      <w:lvlText w:val="%5."/>
+      <w:lvlJc w:val="start"/>
+      <w:pPr>
+        <w:tabs>
+          <w:tab w:val="num" w:pos="2160"/>
+        </w:tabs>
+        <w:ind w:start="2160" w:hanging="360"/>
+      </w:pPr>
+      <w:rPr/>
+    </w:lvl>
+    <w:lvl w:ilvl="5">
+      <w:start w:val="1"/>
+      <w:numFmt w:val="decimal"/>
+      <w:lvlText w:val="%6."/>
+      <w:lvlJc w:val="start"/>
+      <w:pPr>
+        <w:tabs>
+          <w:tab w:val="num" w:pos="2520"/>
+        </w:tabs>
+        <w:ind w:start="2520" w:hanging="360"/>
+      </w:pPr>
+      <w:rPr/>
+    </w:lvl>
+    <w:lvl w:ilvl="6">
+      <w:start w:val="1"/>
+      <w:numFmt w:val="decimal"/>
+      <w:lvlText w:val="%7."/>
+      <w:lvlJc w:val="start"/>
+      <w:pPr>
+        <w:tabs>
+          <w:tab w:val="num" w:pos="2880"/>
+        </w:tabs>
+        <w:ind w:start="2880" w:hanging="360"/>
+      </w:pPr>
+      <w:rPr/>
+    </w:lvl>
+    <w:lvl w:ilvl="7">
+      <w:start w:val="1"/>
+      <w:numFmt w:val="decimal"/>
+      <w:lvlText w:val="%8."/>
+      <w:lvlJc w:val="start"/>
+      <w:pPr>
+        <w:tabs>
+          <w:tab w:val="num" w:pos="3240"/>
+        </w:tabs>
+        <w:ind w:start="3240" w:hanging="360"/>
+      </w:pPr>
+      <w:rPr/>
+    </w:lvl>
+    <w:lvl w:ilvl="8">
+      <w:start w:val="1"/>
+      <w:numFmt w:val="decimal"/>
+      <w:lvlText w:val="%9."/>
+      <w:lvlJc w:val="start"/>
+      <w:pPr>
+        <w:tabs>
+          <w:tab w:val="num" w:pos="3600"/>
+        </w:tabs>
+        <w:ind w:start="3600" w:hanging="360"/>
+      </w:pPr>
+      <w:rPr/>
     </w:lvl>
   </w:abstractNum>
   <w:abstractNum w:abstractNumId="5">
@@ -11105,122 +11451,129 @@
   <w:abstractNum w:abstractNumId="19">
     <w:lvl w:ilvl="0">
       <w:start w:val="1"/>
-      <w:numFmt w:val="bullet"/>
-      <w:lvlText w:val=""/>
+      <w:numFmt w:val="none"/>
+      <w:suff w:val="nothing"/>
+      <w:lvlText w:val=""/>
       <w:lvlJc w:val="start"/>
       <w:pPr>
         <w:tabs>
           <w:tab w:val="num" w:pos="0"/>
         </w:tabs>
-        <w:ind w:start="720" w:hanging="360"/>
+        <w:ind w:start="0" w:hanging="0"/>
       </w:pPr>
       <w:rPr>
-        <w:rFonts w:ascii="Symbol" w:hAnsi="Symbol" w:cs="Symbol" w:hint="default"/>
+        <w:rFonts w:cs="starbats"/>
       </w:rPr>
     </w:lvl>
     <w:lvl w:ilvl="1">
       <w:start w:val="1"/>
-      <w:numFmt w:val="bullet"/>
-      <w:lvlText w:val="◦"/>
+      <w:numFmt w:val="none"/>
+      <w:suff w:val="nothing"/>
+      <w:lvlText w:val=""/>
       <w:lvlJc w:val="start"/>
       <w:pPr>
         <w:tabs>
           <w:tab w:val="num" w:pos="0"/>
         </w:tabs>
-        <w:ind w:start="1080" w:hanging="360"/>
-      </w:pPr>
-      <w:rPr>
-        <w:rFonts w:ascii="OpenSymbol" w:hAnsi="OpenSymbol" w:cs="OpenSymbol" w:hint="default"/>
-      </w:rPr>
+        <w:ind w:start="0" w:hanging="0"/>
+      </w:pPr>
+      <w:rPr/>
     </w:lvl>
     <w:lvl w:ilvl="2">
       <w:start w:val="1"/>
-      <w:numFmt w:val="decimal"/>
-      <w:lvlText w:val="%3."/>
-      <w:lvlJc w:val="start"/>
-      <w:pPr>
-        <w:tabs>
-          <w:tab w:val="num" w:pos="1440"/>
-        </w:tabs>
-        <w:ind w:start="1440" w:hanging="360"/>
+      <w:numFmt w:val="none"/>
+      <w:suff w:val="nothing"/>
+      <w:lvlText w:val=""/>
+      <w:lvlJc w:val="start"/>
+      <w:pPr>
+        <w:tabs>
+          <w:tab w:val="num" w:pos="0"/>
+        </w:tabs>
+        <w:ind w:start="0" w:hanging="0"/>
       </w:pPr>
       <w:rPr/>
     </w:lvl>
     <w:lvl w:ilvl="3">
       <w:start w:val="1"/>
-      <w:numFmt w:val="decimal"/>
-      <w:lvlText w:val="%4."/>
-      <w:lvlJc w:val="start"/>
-      <w:pPr>
-        <w:tabs>
-          <w:tab w:val="num" w:pos="1800"/>
-        </w:tabs>
-        <w:ind w:start="1800" w:hanging="360"/>
+      <w:numFmt w:val="none"/>
+      <w:suff w:val="nothing"/>
+      <w:lvlText w:val=""/>
+      <w:lvlJc w:val="start"/>
+      <w:pPr>
+        <w:tabs>
+          <w:tab w:val="num" w:pos="0"/>
+        </w:tabs>
+        <w:ind w:start="0" w:hanging="0"/>
       </w:pPr>
       <w:rPr/>
     </w:lvl>
     <w:lvl w:ilvl="4">
       <w:start w:val="1"/>
-      <w:numFmt w:val="decimal"/>
-      <w:lvlText w:val="%5."/>
-      <w:lvlJc w:val="start"/>
-      <w:pPr>
-        <w:tabs>
-          <w:tab w:val="num" w:pos="2160"/>
-        </w:tabs>
-        <w:ind w:start="2160" w:hanging="360"/>
+      <w:numFmt w:val="none"/>
+      <w:suff w:val="nothing"/>
+      <w:lvlText w:val=""/>
+      <w:lvlJc w:val="start"/>
+      <w:pPr>
+        <w:tabs>
+          <w:tab w:val="num" w:pos="0"/>
+        </w:tabs>
+        <w:ind w:start="0" w:hanging="0"/>
       </w:pPr>
       <w:rPr/>
     </w:lvl>
     <w:lvl w:ilvl="5">
       <w:start w:val="1"/>
-      <w:numFmt w:val="decimal"/>
-      <w:lvlText w:val="%6."/>
-      <w:lvlJc w:val="start"/>
-      <w:pPr>
-        <w:tabs>
-          <w:tab w:val="num" w:pos="2520"/>
-        </w:tabs>
-        <w:ind w:start="2520" w:hanging="360"/>
+      <w:numFmt w:val="none"/>
+      <w:suff w:val="nothing"/>
+      <w:lvlText w:val=""/>
+      <w:lvlJc w:val="start"/>
+      <w:pPr>
+        <w:tabs>
+          <w:tab w:val="num" w:pos="0"/>
+        </w:tabs>
+        <w:ind w:start="0" w:hanging="0"/>
       </w:pPr>
       <w:rPr/>
     </w:lvl>
     <w:lvl w:ilvl="6">
       <w:start w:val="1"/>
-      <w:numFmt w:val="decimal"/>
-      <w:lvlText w:val="%7."/>
-      <w:lvlJc w:val="start"/>
-      <w:pPr>
-        <w:tabs>
-          <w:tab w:val="num" w:pos="2880"/>
-        </w:tabs>
-        <w:ind w:start="2880" w:hanging="360"/>
+      <w:numFmt w:val="none"/>
+      <w:suff w:val="nothing"/>
+      <w:lvlText w:val=""/>
+      <w:lvlJc w:val="start"/>
+      <w:pPr>
+        <w:tabs>
+          <w:tab w:val="num" w:pos="0"/>
+        </w:tabs>
+        <w:ind w:start="0" w:hanging="0"/>
       </w:pPr>
       <w:rPr/>
     </w:lvl>
     <w:lvl w:ilvl="7">
       <w:start w:val="1"/>
-      <w:numFmt w:val="decimal"/>
-      <w:lvlText w:val="%8."/>
-      <w:lvlJc w:val="start"/>
-      <w:pPr>
-        <w:tabs>
-          <w:tab w:val="num" w:pos="3240"/>
-        </w:tabs>
-        <w:ind w:start="3240" w:hanging="360"/>
+      <w:numFmt w:val="none"/>
+      <w:suff w:val="nothing"/>
+      <w:lvlText w:val=""/>
+      <w:lvlJc w:val="start"/>
+      <w:pPr>
+        <w:tabs>
+          <w:tab w:val="num" w:pos="0"/>
+        </w:tabs>
+        <w:ind w:start="0" w:hanging="0"/>
       </w:pPr>
       <w:rPr/>
     </w:lvl>
     <w:lvl w:ilvl="8">
       <w:start w:val="1"/>
-      <w:numFmt w:val="decimal"/>
-      <w:lvlText w:val="%9."/>
-      <w:lvlJc w:val="start"/>
-      <w:pPr>
-        <w:tabs>
-          <w:tab w:val="num" w:pos="3600"/>
-        </w:tabs>
-        <w:ind w:start="3600" w:hanging="360"/>
+      <w:numFmt w:val="none"/>
+      <w:suff w:val="nothing"/>
+      <w:lvlText w:val=""/>
+      <w:lvlJc w:val="start"/>
+      <w:pPr>
+        <w:tabs>
+          <w:tab w:val="num" w:pos="0"/>
+        </w:tabs>
+        <w:ind w:start="0" w:hanging="0"/>
       </w:pPr>
       <w:rPr/>
     </w:lvl>
@@ -11228,124 +11581,120 @@
   <w:abstractNum w:abstractNumId="20">
     <w:lvl w:ilvl="0">
       <w:start w:val="1"/>
-      <w:numFmt w:val="bullet"/>
-      <w:lvlText w:val=""/>
+      <w:numFmt w:val="none"/>
+      <w:suff w:val="nothing"/>
+      <w:lvlText w:val=""/>
       <w:lvlJc w:val="start"/>
       <w:pPr>
         <w:tabs>
           <w:tab w:val="num" w:pos="0"/>
         </w:tabs>
-        <w:ind w:start="720" w:hanging="360"/>
-      </w:pPr>
-      <w:rPr>
-        <w:rFonts w:ascii="Symbol" w:hAnsi="Symbol" w:cs="Symbol" w:hint="default"/>
-      </w:rPr>
+        <w:ind w:start="0" w:hanging="0"/>
+      </w:pPr>
     </w:lvl>
     <w:lvl w:ilvl="1">
       <w:start w:val="1"/>
-      <w:numFmt w:val="bullet"/>
-      <w:lvlText w:val="◦"/>
+      <w:numFmt w:val="none"/>
+      <w:suff w:val="nothing"/>
+      <w:lvlText w:val=""/>
       <w:lvlJc w:val="start"/>
       <w:pPr>
         <w:tabs>
           <w:tab w:val="num" w:pos="0"/>
         </w:tabs>
-        <w:ind w:start="1080" w:hanging="360"/>
-      </w:pPr>
-      <w:rPr>
-        <w:rFonts w:ascii="OpenSymbol" w:hAnsi="OpenSymbol" w:cs="OpenSymbol" w:hint="default"/>
-      </w:rPr>
+        <w:ind w:start="0" w:hanging="0"/>
+      </w:pPr>
     </w:lvl>
     <w:lvl w:ilvl="2">
       <w:start w:val="1"/>
-      <w:numFmt w:val="decimal"/>
-      <w:lvlText w:val="%3."/>
-      <w:lvlJc w:val="start"/>
-      <w:pPr>
-        <w:tabs>
-          <w:tab w:val="num" w:pos="1440"/>
-        </w:tabs>
-        <w:ind w:start="1440" w:hanging="360"/>
-      </w:pPr>
-      <w:rPr/>
+      <w:numFmt w:val="none"/>
+      <w:suff w:val="nothing"/>
+      <w:lvlText w:val=""/>
+      <w:lvlJc w:val="start"/>
+      <w:pPr>
+        <w:tabs>
+          <w:tab w:val="num" w:pos="0"/>
+        </w:tabs>
+        <w:ind w:start="0" w:hanging="0"/>
+      </w:pPr>
     </w:lvl>
     <w:lvl w:ilvl="3">
       <w:start w:val="1"/>
-      <w:numFmt w:val="decimal"/>
-      <w:lvlText w:val="%4."/>
-      <w:lvlJc w:val="start"/>
-      <w:pPr>
-        <w:tabs>
-          <w:tab w:val="num" w:pos="1800"/>
-        </w:tabs>
-        <w:ind w:start="1800" w:hanging="360"/>
-      </w:pPr>
-      <w:rPr/>
+      <w:numFmt w:val="none"/>
+      <w:suff w:val="nothing"/>
+      <w:lvlText w:val=""/>
+      <w:lvlJc w:val="start"/>
+      <w:pPr>
+        <w:tabs>
+          <w:tab w:val="num" w:pos="0"/>
+        </w:tabs>
+        <w:ind w:start="0" w:hanging="0"/>
+      </w:pPr>
     </w:lvl>
     <w:lvl w:ilvl="4">
       <w:start w:val="1"/>
-      <w:numFmt w:val="decimal"/>
-      <w:lvlText w:val="%5."/>
-      <w:lvlJc w:val="start"/>
-      <w:pPr>
-        <w:tabs>
-          <w:tab w:val="num" w:pos="2160"/>
-        </w:tabs>
-        <w:ind w:start="2160" w:hanging="360"/>
-      </w:pPr>
-      <w:rPr/>
+      <w:numFmt w:val="none"/>
+      <w:suff w:val="nothing"/>
+      <w:lvlText w:val=""/>
+      <w:lvlJc w:val="start"/>
+      <w:pPr>
+        <w:tabs>
+          <w:tab w:val="num" w:pos="0"/>
+        </w:tabs>
+        <w:ind w:start="0" w:hanging="0"/>
+      </w:pPr>
     </w:lvl>
     <w:lvl w:ilvl="5">
       <w:start w:val="1"/>
-      <w:numFmt w:val="decimal"/>
-      <w:lvlText w:val="%6."/>
-      <w:lvlJc w:val="start"/>
-      <w:pPr>
-        <w:tabs>
-          <w:tab w:val="num" w:pos="2520"/>
-        </w:tabs>
-        <w:ind w:start="2520" w:hanging="360"/>
-      </w:pPr>
-      <w:rPr/>
+      <w:numFmt w:val="none"/>
+      <w:suff w:val="nothing"/>
+      <w:lvlText w:val=""/>
+      <w:lvlJc w:val="start"/>
+      <w:pPr>
+        <w:tabs>
+          <w:tab w:val="num" w:pos="0"/>
+        </w:tabs>
+        <w:ind w:start="0" w:hanging="0"/>
+      </w:pPr>
     </w:lvl>
     <w:lvl w:ilvl="6">
       <w:start w:val="1"/>
-      <w:numFmt w:val="decimal"/>
-      <w:lvlText w:val="%7."/>
-      <w:lvlJc w:val="start"/>
-      <w:pPr>
-        <w:tabs>
-          <w:tab w:val="num" w:pos="2880"/>
-        </w:tabs>
-        <w:ind w:start="2880" w:hanging="360"/>
-      </w:pPr>
-      <w:rPr/>
+      <w:numFmt w:val="none"/>
+      <w:suff w:val="nothing"/>
+      <w:lvlText w:val=""/>
+      <w:lvlJc w:val="start"/>
+      <w:pPr>
+        <w:tabs>
+          <w:tab w:val="num" w:pos="0"/>
+        </w:tabs>
+        <w:ind w:start="0" w:hanging="0"/>
+      </w:pPr>
     </w:lvl>
     <w:lvl w:ilvl="7">
       <w:start w:val="1"/>
-      <w:numFmt w:val="decimal"/>
-      <w:lvlText w:val="%8."/>
-      <w:lvlJc w:val="start"/>
-      <w:pPr>
-        <w:tabs>
-          <w:tab w:val="num" w:pos="3240"/>
-        </w:tabs>
-        <w:ind w:start="3240" w:hanging="360"/>
-      </w:pPr>
-      <w:rPr/>
+      <w:numFmt w:val="none"/>
+      <w:suff w:val="nothing"/>
+      <w:lvlText w:val=""/>
+      <w:lvlJc w:val="start"/>
+      <w:pPr>
+        <w:tabs>
+          <w:tab w:val="num" w:pos="0"/>
+        </w:tabs>
+        <w:ind w:start="0" w:hanging="0"/>
+      </w:pPr>
     </w:lvl>
     <w:lvl w:ilvl="8">
       <w:start w:val="1"/>
-      <w:numFmt w:val="decimal"/>
-      <w:lvlText w:val="%9."/>
-      <w:lvlJc w:val="start"/>
-      <w:pPr>
-        <w:tabs>
-          <w:tab w:val="num" w:pos="3600"/>
-        </w:tabs>
-        <w:ind w:start="3600" w:hanging="360"/>
-      </w:pPr>
-      <w:rPr/>
+      <w:numFmt w:val="none"/>
+      <w:suff w:val="nothing"/>
+      <w:lvlText w:val=""/>
+      <w:lvlJc w:val="start"/>
+      <w:pPr>
+        <w:tabs>
+          <w:tab w:val="num" w:pos="0"/>
+        </w:tabs>
+        <w:ind w:start="0" w:hanging="0"/>
+      </w:pPr>
     </w:lvl>
   </w:abstractNum>
   <w:num w:numId="1">
@@ -11358,166 +11707,7 @@
     <w:abstractNumId w:val="3"/>
   </w:num>
   <w:num w:numId="4">
-    <w:abstractNumId w:val="3"/>
-    <w:lvlOverride w:ilvl="0">
-      <w:lvl w:ilvl="0">
-        <w:start w:val="1"/>
-        <w:numFmt w:val="none"/>
-        <w:suff w:val="nothing"/>
-        <w:lvlText w:val=""/>
-        <w:lvlJc w:val="start"/>
-        <w:pPr>
-          <w:tabs>
-            <w:tab w:val="num" w:pos="0"/>
-          </w:tabs>
-          <w:ind w:start="0" w:hanging="0"/>
-        </w:pPr>
-      </w:lvl>
-    </w:lvlOverride>
-    <w:lvlOverride w:ilvl="0">
-      <w:startOverride w:val="1"/>
-    </w:lvlOverride>
-    <w:lvlOverride w:ilvl="1">
-      <w:lvl w:ilvl="1">
-        <w:start w:val="1"/>
-        <w:numFmt w:val="none"/>
-        <w:suff w:val="nothing"/>
-        <w:lvlText w:val=""/>
-        <w:lvlJc w:val="start"/>
-        <w:pPr>
-          <w:tabs>
-            <w:tab w:val="num" w:pos="0"/>
-          </w:tabs>
-          <w:ind w:start="0" w:hanging="0"/>
-        </w:pPr>
-      </w:lvl>
-    </w:lvlOverride>
-    <w:lvlOverride w:ilvl="1">
-      <w:startOverride w:val="1"/>
-    </w:lvlOverride>
-    <w:lvlOverride w:ilvl="2">
-      <w:lvl w:ilvl="2">
-        <w:start w:val="1"/>
-        <w:numFmt w:val="none"/>
-        <w:suff w:val="nothing"/>
-        <w:lvlText w:val=""/>
-        <w:lvlJc w:val="start"/>
-        <w:pPr>
-          <w:tabs>
-            <w:tab w:val="num" w:pos="0"/>
-          </w:tabs>
-          <w:ind w:start="0" w:hanging="0"/>
-        </w:pPr>
-      </w:lvl>
-    </w:lvlOverride>
-    <w:lvlOverride w:ilvl="2">
-      <w:startOverride w:val="1"/>
-    </w:lvlOverride>
-    <w:lvlOverride w:ilvl="3">
-      <w:lvl w:ilvl="3">
-        <w:start w:val="1"/>
-        <w:numFmt w:val="none"/>
-        <w:suff w:val="nothing"/>
-        <w:lvlText w:val=""/>
-        <w:lvlJc w:val="start"/>
-        <w:pPr>
-          <w:tabs>
-            <w:tab w:val="num" w:pos="0"/>
-          </w:tabs>
-          <w:ind w:start="0" w:hanging="0"/>
-        </w:pPr>
-      </w:lvl>
-    </w:lvlOverride>
-    <w:lvlOverride w:ilvl="3">
-      <w:startOverride w:val="1"/>
-    </w:lvlOverride>
-    <w:lvlOverride w:ilvl="4">
-      <w:lvl w:ilvl="4">
-        <w:start w:val="1"/>
-        <w:numFmt w:val="none"/>
-        <w:suff w:val="nothing"/>
-        <w:lvlText w:val=""/>
-        <w:lvlJc w:val="start"/>
-        <w:pPr>
-          <w:tabs>
-            <w:tab w:val="num" w:pos="0"/>
-          </w:tabs>
-          <w:ind w:start="0" w:hanging="0"/>
-        </w:pPr>
-      </w:lvl>
-    </w:lvlOverride>
-    <w:lvlOverride w:ilvl="4">
-      <w:startOverride w:val="1"/>
-    </w:lvlOverride>
-    <w:lvlOverride w:ilvl="5">
-      <w:lvl w:ilvl="5">
-        <w:start w:val="1"/>
-        <w:numFmt w:val="none"/>
-        <w:suff w:val="nothing"/>
-        <w:lvlText w:val=""/>
-        <w:lvlJc w:val="start"/>
-        <w:pPr>
-          <w:tabs>
-            <w:tab w:val="num" w:pos="0"/>
-          </w:tabs>
-          <w:ind w:start="0" w:hanging="0"/>
-        </w:pPr>
-      </w:lvl>
-    </w:lvlOverride>
-    <w:lvlOverride w:ilvl="5">
-      <w:startOverride w:val="1"/>
-    </w:lvlOverride>
-    <w:lvlOverride w:ilvl="6">
-      <w:lvl w:ilvl="6">
-        <w:start w:val="1"/>
-        <w:numFmt w:val="none"/>
-        <w:suff w:val="nothing"/>
-        <w:lvlText w:val=""/>
-        <w:lvlJc w:val="start"/>
-        <w:pPr>
-          <w:tabs>
-            <w:tab w:val="num" w:pos="0"/>
-          </w:tabs>
-          <w:ind w:start="0" w:hanging="0"/>
-        </w:pPr>
-      </w:lvl>
-    </w:lvlOverride>
-    <w:lvlOverride w:ilvl="6">
-      <w:startOverride w:val="1"/>
-    </w:lvlOverride>
-    <w:lvlOverride w:ilvl="7">
-      <w:lvl w:ilvl="7">
-        <w:start w:val="1"/>
-        <w:numFmt w:val="none"/>
-        <w:suff w:val="nothing"/>
-        <w:lvlText w:val=""/>
-        <w:lvlJc w:val="start"/>
-        <w:pPr>
-          <w:tabs>
-            <w:tab w:val="num" w:pos="0"/>
-          </w:tabs>
-          <w:ind w:start="0" w:hanging="0"/>
-        </w:pPr>
-      </w:lvl>
-    </w:lvlOverride>
-    <w:lvlOverride w:ilvl="7">
-      <w:startOverride w:val="1"/>
-    </w:lvlOverride>
-    <w:lvlOverride w:ilvl="8">
-      <w:lvl w:ilvl="8">
-        <w:start w:val="1"/>
-        <w:numFmt w:val="none"/>
-        <w:suff w:val="nothing"/>
-        <w:lvlText w:val=""/>
-        <w:lvlJc w:val="start"/>
-        <w:pPr>
-          <w:tabs>
-            <w:tab w:val="num" w:pos="0"/>
-          </w:tabs>
-          <w:ind w:start="0" w:hanging="0"/>
-        </w:pPr>
-      </w:lvl>
-    </w:lvlOverride>
+    <w:abstractNumId w:val="4"/>
   </w:num>
   <w:num w:numId="5">
     <w:abstractNumId w:val="5"/>
@@ -11567,6 +11757,15 @@
   <w:num w:numId="20">
     <w:abstractNumId w:val="20"/>
   </w:num>
+  <w:num w:numId="21">
+    <w:abstractNumId w:val="19"/>
+    <w:lvlOverride w:ilvl="0">
+      <w:startOverride w:val="1"/>
+    </w:lvlOverride>
+    <w:lvlOverride w:ilvl="1">
+      <w:startOverride w:val="1"/>
+    </w:lvlOverride>
+  </w:num>
 </w:numbering>
 </file>
 
@@ -11591,12 +11790,14 @@
     <w:name w:val="Normal"/>
     <w:basedOn w:val="DStyleparagraph"/>
     <w:qFormat/>
-    <w:pPr/>
+    <w:pPr>
+      <w:suppressAutoHyphens w:val="false"/>
+    </w:pPr>
     <w:rPr/>
   </w:style>
   <w:style w:type="paragraph" w:styleId="Heading1">
-    <w:name w:val="Heading 1"/>
-    <w:basedOn w:val="Heading"/>
+    <w:name w:val="heading 1"/>
+    <w:basedOn w:val="Titre"/>
     <w:qFormat/>
     <w:pPr>
       <w:spacing w:before="400" w:after="200"/>
@@ -11610,8 +11811,8 @@
     </w:rPr>
   </w:style>
   <w:style w:type="paragraph" w:styleId="Heading2">
-    <w:name w:val="Heading 2"/>
-    <w:basedOn w:val="Heading"/>
+    <w:name w:val="heading 2"/>
+    <w:basedOn w:val="Titre"/>
     <w:qFormat/>
     <w:pPr>
       <w:spacing w:before="300" w:after="160"/>
@@ -11625,8 +11826,8 @@
     </w:rPr>
   </w:style>
   <w:style w:type="paragraph" w:styleId="Heading3">
-    <w:name w:val="Heading 3"/>
-    <w:basedOn w:val="Heading"/>
+    <w:name w:val="heading 3"/>
+    <w:basedOn w:val="Titre"/>
     <w:qFormat/>
     <w:pPr>
       <w:spacing w:before="200" w:after="120"/>
@@ -11640,8 +11841,8 @@
     </w:rPr>
   </w:style>
   <w:style w:type="paragraph" w:styleId="Heading4">
-    <w:name w:val="Heading 4"/>
-    <w:basedOn w:val="Heading"/>
+    <w:name w:val="heading 4"/>
+    <w:basedOn w:val="Titre"/>
     <w:qFormat/>
     <w:pPr/>
     <w:rPr>
@@ -11650,8 +11851,8 @@
     </w:rPr>
   </w:style>
   <w:style w:type="paragraph" w:styleId="Heading5">
-    <w:name w:val="Heading 5"/>
-    <w:basedOn w:val="Heading"/>
+    <w:name w:val="heading 5"/>
+    <w:basedOn w:val="Titre"/>
     <w:qFormat/>
     <w:pPr/>
     <w:rPr>
@@ -11659,8 +11860,8 @@
     </w:rPr>
   </w:style>
   <w:style w:type="paragraph" w:styleId="Heading6">
-    <w:name w:val="Heading 6"/>
-    <w:basedOn w:val="Heading"/>
+    <w:name w:val="heading 6"/>
+    <w:basedOn w:val="Titre"/>
     <w:qFormat/>
     <w:pPr/>
     <w:rPr>
@@ -11668,7 +11869,7 @@
     </w:rPr>
   </w:style>
   <w:style w:type="paragraph" w:styleId="Heading7">
-    <w:name w:val="Heading 7"/>
+    <w:name w:val="heading 7"/>
     <w:basedOn w:val="Normal1"/>
     <w:qFormat/>
     <w:pPr>
@@ -11680,7 +11881,7 @@
     </w:rPr>
   </w:style>
   <w:style w:type="paragraph" w:styleId="Heading8">
-    <w:name w:val="Heading 8"/>
+    <w:name w:val="heading 8"/>
     <w:basedOn w:val="Normal1"/>
     <w:qFormat/>
     <w:pPr>
@@ -11693,7 +11894,7 @@
     </w:rPr>
   </w:style>
   <w:style w:type="paragraph" w:styleId="Heading9">
-    <w:name w:val="Heading 9"/>
+    <w:name w:val="heading 9"/>
     <w:basedOn w:val="Normal1"/>
     <w:qFormat/>
     <w:pPr>
@@ -11973,8 +12174,22 @@
       <w:vertAlign w:val="superscript"/>
     </w:rPr>
   </w:style>
+  <w:style w:type="character" w:styleId="Caractresdenotedebasdepage">
+    <w:name w:val="Caractères de note de bas de page"/>
+    <w:qFormat/>
+    <w:rPr>
+      <w:vertAlign w:val="superscript"/>
+    </w:rPr>
+  </w:style>
+  <w:style w:type="character" w:styleId="Caractresdenotedebasdepageuser">
+    <w:name w:val="Caractères de note de bas de page (user)"/>
+    <w:qFormat/>
+    <w:rPr>
+      <w:vertAlign w:val="superscript"/>
+    </w:rPr>
+  </w:style>
   <w:style w:type="character" w:styleId="FootnoteReference">
-    <w:name w:val="Footnote Reference"/>
+    <w:name w:val="footnote reference"/>
     <w:rPr>
       <w:vertAlign w:val="superscript"/>
     </w:rPr>
@@ -11994,8 +12209,22 @@
       <w:vertAlign w:val="superscript"/>
     </w:rPr>
   </w:style>
+  <w:style w:type="character" w:styleId="Caractresdenotedefin">
+    <w:name w:val="Caractères de note de fin"/>
+    <w:qFormat/>
+    <w:rPr>
+      <w:vertAlign w:val="superscript"/>
+    </w:rPr>
+  </w:style>
+  <w:style w:type="character" w:styleId="Caractresdenotedefinuser">
+    <w:name w:val="Caractères de note de fin (user)"/>
+    <w:qFormat/>
+    <w:rPr>
+      <w:vertAlign w:val="superscript"/>
+    </w:rPr>
+  </w:style>
   <w:style w:type="character" w:styleId="EndnoteReference">
-    <w:name w:val="Endnote Reference"/>
+    <w:name w:val="endnote reference"/>
     <w:rPr>
       <w:vertAlign w:val="superscript"/>
     </w:rPr>
@@ -12008,8 +12237,8 @@
       <w:szCs w:val="20"/>
     </w:rPr>
   </w:style>
-  <w:style w:type="character" w:styleId="NumberingSymbols">
-    <w:name w:val="Numbering Symbols"/>
+  <w:style w:type="character" w:styleId="Caractresdenumrotation">
+    <w:name w:val="Caractères de numérotation"/>
     <w:qFormat/>
     <w:rPr/>
   </w:style>
@@ -12155,21 +12384,10 @@
     <w:qFormat/>
     <w:rPr/>
   </w:style>
-  <w:style w:type="paragraph" w:styleId="Normal1">
-    <w:name w:val="Normal1"/>
-    <w:qFormat/>
-    <w:pPr>
-      <w:widowControl w:val="false"/>
-      <w:bidi w:val="0"/>
-    </w:pPr>
-    <w:rPr>
-      <w:sz w:val="20"/>
-      <w:lang w:val="en-US" w:eastAsia="zh-CN" w:bidi="hi-IN"/>
-    </w:rPr>
-  </w:style>
-  <w:style w:type="paragraph" w:styleId="Heading">
-    <w:name w:val="Heading"/>
+  <w:style w:type="paragraph" w:styleId="Titre">
+    <w:name w:val="Titre"/>
     <w:basedOn w:val="Normal"/>
+    <w:next w:val="BodyText"/>
     <w:qFormat/>
     <w:pPr>
       <w:spacing w:before="240" w:after="120"/>
@@ -12187,6 +12405,71 @@
       <w:spacing w:lineRule="auto" w:line="276" w:before="0" w:after="140"/>
     </w:pPr>
     <w:rPr/>
+  </w:style>
+  <w:style w:type="paragraph" w:styleId="List">
+    <w:name w:val="List"/>
+    <w:basedOn w:val="BodyText"/>
+    <w:pPr/>
+    <w:rPr>
+      <w:rFonts w:cs="Arial"/>
+    </w:rPr>
+  </w:style>
+  <w:style w:type="paragraph" w:styleId="Caption">
+    <w:name w:val="caption"/>
+    <w:basedOn w:val="Normal"/>
+    <w:qFormat/>
+    <w:pPr>
+      <w:spacing w:before="120" w:after="120"/>
+    </w:pPr>
+    <w:rPr>
+      <w:rFonts w:cs="Arial"/>
+      <w:i/>
+      <w:sz w:val="24"/>
+      <w:szCs w:val="24"/>
+    </w:rPr>
+  </w:style>
+  <w:style w:type="paragraph" w:styleId="Index">
+    <w:name w:val="Index"/>
+    <w:basedOn w:val="Normal"/>
+    <w:qFormat/>
+    <w:pPr/>
+    <w:rPr>
+      <w:rFonts w:cs="Arial"/>
+    </w:rPr>
+  </w:style>
+  <w:style w:type="paragraph" w:styleId="Titreuser">
+    <w:name w:val="Titre (user)"/>
+    <w:basedOn w:val="Normal"/>
+    <w:next w:val="BodyText"/>
+    <w:qFormat/>
+    <w:pPr>
+      <w:keepNext w:val="true"/>
+      <w:spacing w:before="240" w:after="120"/>
+    </w:pPr>
+    <w:rPr>
+      <w:rFonts w:ascii="Liberation Sans" w:hAnsi="Liberation Sans" w:eastAsia="Microsoft YaHei" w:cs="Lucida Sans"/>
+      <w:sz w:val="28"/>
+      <w:szCs w:val="28"/>
+    </w:rPr>
+  </w:style>
+  <w:style w:type="paragraph" w:styleId="Normal1">
+    <w:name w:val="Normal1"/>
+    <w:qFormat/>
+    <w:pPr>
+      <w:widowControl w:val="false"/>
+      <w:suppressAutoHyphens w:val="true"/>
+      <w:bidi w:val="0"/>
+      <w:spacing w:before="0" w:after="0"/>
+      <w:jc w:val="start"/>
+    </w:pPr>
+    <w:rPr>
+      <w:rFonts w:ascii="Liberation Serif" w:hAnsi="Liberation Serif" w:eastAsia="DejaVu Sans" w:cs="DejaVu Sans"/>
+      <w:color w:val="000000"/>
+      <w:kern w:val="0"/>
+      <w:sz w:val="20"/>
+      <w:szCs w:val="24"/>
+      <w:lang w:val="en-US" w:eastAsia="zh-CN" w:bidi="hi-IN"/>
+    </w:rPr>
   </w:style>
   <w:style w:type="paragraph" w:styleId="Subtitle">
     <w:name w:val="Subtitle"/>
@@ -12264,7 +12547,7 @@
       <w:szCs w:val="20"/>
     </w:rPr>
   </w:style>
-  <w:style w:type="paragraph" w:styleId="toc1">
+  <w:style w:type="paragraph" w:styleId="TOC1">
     <w:name w:val="toc 1"/>
     <w:basedOn w:val="Normal1"/>
     <w:qFormat/>
@@ -12273,7 +12556,7 @@
     </w:pPr>
     <w:rPr/>
   </w:style>
-  <w:style w:type="paragraph" w:styleId="toc2">
+  <w:style w:type="paragraph" w:styleId="TOC2">
     <w:name w:val="toc 2"/>
     <w:basedOn w:val="Normal1"/>
     <w:qFormat/>
@@ -12283,7 +12566,7 @@
     </w:pPr>
     <w:rPr/>
   </w:style>
-  <w:style w:type="paragraph" w:styleId="toc3">
+  <w:style w:type="paragraph" w:styleId="TOC3">
     <w:name w:val="toc 3"/>
     <w:basedOn w:val="Normal1"/>
     <w:qFormat/>
@@ -12293,7 +12576,7 @@
     </w:pPr>
     <w:rPr/>
   </w:style>
-  <w:style w:type="paragraph" w:styleId="toc4">
+  <w:style w:type="paragraph" w:styleId="TOC4">
     <w:name w:val="toc 4"/>
     <w:basedOn w:val="Normal1"/>
     <w:qFormat/>
@@ -12303,7 +12586,7 @@
     </w:pPr>
     <w:rPr/>
   </w:style>
-  <w:style w:type="paragraph" w:styleId="toc5">
+  <w:style w:type="paragraph" w:styleId="TOC5">
     <w:name w:val="toc 5"/>
     <w:basedOn w:val="Normal1"/>
     <w:qFormat/>
@@ -12313,7 +12596,7 @@
     </w:pPr>
     <w:rPr/>
   </w:style>
-  <w:style w:type="paragraph" w:styleId="toc6">
+  <w:style w:type="paragraph" w:styleId="TOC6">
     <w:name w:val="toc 6"/>
     <w:basedOn w:val="Normal1"/>
     <w:qFormat/>
@@ -12323,7 +12606,7 @@
     </w:pPr>
     <w:rPr/>
   </w:style>
-  <w:style w:type="paragraph" w:styleId="toc7">
+  <w:style w:type="paragraph" w:styleId="TOC7">
     <w:name w:val="toc 7"/>
     <w:basedOn w:val="Normal1"/>
     <w:qFormat/>
@@ -12333,7 +12616,7 @@
     </w:pPr>
     <w:rPr/>
   </w:style>
-  <w:style w:type="paragraph" w:styleId="toc8">
+  <w:style w:type="paragraph" w:styleId="TOC8">
     <w:name w:val="toc 8"/>
     <w:basedOn w:val="Normal1"/>
     <w:qFormat/>
@@ -12343,7 +12626,7 @@
     </w:pPr>
     <w:rPr/>
   </w:style>
-  <w:style w:type="paragraph" w:styleId="toc9">
+  <w:style w:type="paragraph" w:styleId="TOC9">
     <w:name w:val="toc 9"/>
     <w:basedOn w:val="Normal1"/>
     <w:qFormat/>
@@ -12353,19 +12636,32 @@
     </w:pPr>
     <w:rPr/>
   </w:style>
+  <w:style w:type="paragraph" w:styleId="IndexHeading">
+    <w:name w:val="index heading"/>
+    <w:basedOn w:val="Titre"/>
+    <w:pPr/>
+    <w:rPr/>
+  </w:style>
   <w:style w:type="paragraph" w:styleId="TOCHeading">
     <w:name w:val="TOC Heading"/>
     <w:qFormat/>
     <w:pPr>
       <w:widowControl w:val="false"/>
+      <w:suppressAutoHyphens w:val="true"/>
       <w:bidi w:val="0"/>
+      <w:spacing w:before="0" w:after="0"/>
+      <w:jc w:val="start"/>
     </w:pPr>
     <w:rPr>
+      <w:rFonts w:ascii="Liberation Serif" w:hAnsi="Liberation Serif" w:eastAsia="DejaVu Sans" w:cs="DejaVu Sans"/>
+      <w:color w:val="000000"/>
+      <w:kern w:val="0"/>
       <w:sz w:val="20"/>
+      <w:szCs w:val="24"/>
       <w:lang w:val="en-US" w:eastAsia="zh-CN" w:bidi="hi-IN"/>
     </w:rPr>
   </w:style>
-  <w:style w:type="paragraph" w:styleId="tableoffigures">
+  <w:style w:type="paragraph" w:styleId="TableofFigures">
     <w:name w:val="table of figures"/>
     <w:basedOn w:val="Normal1"/>
     <w:qFormat/>
@@ -12379,50 +12675,23 @@
     <w:qFormat/>
     <w:pPr>
       <w:widowControl w:val="false"/>
+      <w:suppressAutoHyphens w:val="true"/>
       <w:bidi w:val="0"/>
+      <w:spacing w:before="0" w:after="0"/>
+      <w:jc w:val="start"/>
     </w:pPr>
     <w:rPr>
       <w:rFonts w:ascii="Arial" w:hAnsi="Arial" w:eastAsia="Arial" w:cs="Arial"/>
       <w:color w:val="000000"/>
+      <w:kern w:val="0"/>
       <w:sz w:val="22"/>
       <w:szCs w:val="22"/>
-      <w:lang w:val="fr-FR" w:bidi="hi-IN" w:eastAsia="zh-CN"/>
-    </w:rPr>
-  </w:style>
-  <w:style w:type="paragraph" w:styleId="List">
-    <w:name w:val="List"/>
-    <w:basedOn w:val="BodyText"/>
-    <w:pPr/>
-    <w:rPr>
-      <w:rFonts w:cs="Arial"/>
-    </w:rPr>
-  </w:style>
-  <w:style w:type="paragraph" w:styleId="Caption">
-    <w:name w:val="Caption"/>
-    <w:basedOn w:val="Normal"/>
-    <w:qFormat/>
-    <w:pPr>
-      <w:spacing w:before="120" w:after="120"/>
-    </w:pPr>
-    <w:rPr>
-      <w:rFonts w:cs="Arial"/>
-      <w:i/>
-      <w:sz w:val="24"/>
-      <w:szCs w:val="24"/>
-    </w:rPr>
-  </w:style>
-  <w:style w:type="paragraph" w:styleId="Index">
-    <w:name w:val="Index"/>
-    <w:basedOn w:val="Normal"/>
-    <w:qFormat/>
-    <w:pPr/>
-    <w:rPr>
-      <w:rFonts w:cs="Arial"/>
+      <w:lang w:val="fr-FR" w:eastAsia="zh-CN" w:bidi="hi-IN"/>
     </w:rPr>
   </w:style>
   <w:style w:type="paragraph" w:styleId="Title">
     <w:name w:val="Title"/>
-    <w:basedOn w:val="Heading"/>
+    <w:basedOn w:val="Titre"/>
     <w:qFormat/>
     <w:pPr/>
     <w:rPr>
@@ -12447,7 +12716,7 @@
     <w:rPr/>
   </w:style>
   <w:style w:type="paragraph" w:styleId="FootnoteText">
-    <w:name w:val="Footnote Text"/>
+    <w:name w:val="footnote text"/>
     <w:basedOn w:val="Normal"/>
     <w:pPr>
       <w:spacing w:lineRule="auto" w:line="240" w:before="0" w:after="0"/>
@@ -12458,7 +12727,7 @@
     </w:rPr>
   </w:style>
   <w:style w:type="paragraph" w:styleId="EndnoteText">
-    <w:name w:val="Endnote Text"/>
+    <w:name w:val="endnote text"/>
     <w:basedOn w:val="Normal"/>
     <w:pPr>
       <w:spacing w:lineRule="auto" w:line="240" w:before="0" w:after="0"/>
@@ -12468,27 +12737,34 @@
       <w:szCs w:val="20"/>
     </w:rPr>
   </w:style>
-  <w:style w:type="paragraph" w:styleId="HeaderandFooter">
-    <w:name w:val="Header and Footer"/>
+  <w:style w:type="paragraph" w:styleId="En-tteetpieddepage">
+    <w:name w:val="En-tête et pied de page"/>
+    <w:basedOn w:val="Normal"/>
+    <w:qFormat/>
+    <w:pPr/>
+    <w:rPr/>
+  </w:style>
+  <w:style w:type="paragraph" w:styleId="En-tteetpieddepageuser">
+    <w:name w:val="En-tête et pied de page (user)"/>
     <w:basedOn w:val="Normal"/>
     <w:qFormat/>
     <w:pPr/>
     <w:rPr/>
   </w:style>
   <w:style w:type="paragraph" w:styleId="Header">
-    <w:name w:val="Header"/>
-    <w:basedOn w:val="HeaderandFooter"/>
+    <w:name w:val="header"/>
+    <w:basedOn w:val="En-tteetpieddepage"/>
     <w:pPr/>
     <w:rPr/>
   </w:style>
   <w:style w:type="paragraph" w:styleId="Footer">
-    <w:name w:val="Footer"/>
-    <w:basedOn w:val="HeaderandFooter"/>
+    <w:name w:val="footer"/>
+    <w:basedOn w:val="En-tteetpieddepage"/>
     <w:pPr/>
     <w:rPr/>
   </w:style>
-  <w:style w:type="paragraph" w:styleId="TableContents">
-    <w:name w:val="Table Contents"/>
+  <w:style w:type="paragraph" w:styleId="Contenudetableau">
+    <w:name w:val="Contenu de tableau"/>
     <w:basedOn w:val="Normal"/>
     <w:qFormat/>
     <w:pPr>
